--- a/rapports/2026-06-06/EQ35/EQ35_sup_v2/DR_021204020046/27-67-91-61.docx
+++ b/rapports/2026-06-06/EQ35/EQ35_sup_v2/DR_021204020046/27-67-91-61.docx
@@ -297,7 +297,7 @@
           <w:color w:val="1F6FEB"/>
           <w:sz w:val="22"/>
         </w:rPr>
-        <w:t>⚠ INCOHÉRENCES À CORRIGER (91)</w:t>
+        <w:t>⚠ INCOHÉRENCES À CORRIGER (84)</w:t>
       </w:r>
     </w:p>
     <w:tbl>
@@ -904,7 +904,7 @@
                 <w:color w:val="16A34A"/>
                 <w:sz w:val="16"/>
               </w:rPr>
-              <w:t>—</w:t>
+              <w:t>s00q10, s01q35, s01q36, s01q37, s02q04, s02q15, s01q00b, s02q17_code</w:t>
             </w:r>
           </w:p>
         </w:tc>
@@ -935,7 +935,7 @@
                 <w:i w:val="0"/>
                 <w:sz w:val="17"/>
               </w:rPr>
-              <w:t>Incohérence!!! seulement les écoles privées paient les frais de scolarité (y compris les frais d'inscription).</w:t>
+              <w:t>Avertissement!!! L'âge (21 ans) de SANKOUNG AZIZ SADIO avec son niveau d'étude (4ème année Secondaire 1 (Moyen) Général) semble incoherent, veuillez confirmer cette information avec le QG ou corriger l'incohérence.</w:t>
             </w:r>
           </w:p>
         </w:tc>
@@ -1025,7 +1025,7 @@
                 <w:i w:val="0"/>
                 <w:sz w:val="17"/>
               </w:rPr>
-              <w:t>Peu probable!!! Vu l'âge (15 ans) de ADAMA SADIO ou l'année à laquelle ADAMA SADIO a fréquenté l'école pour la dernière fois (.) le dernier diplome de ADAMA SADIO ne peut être le Certificat d'études primaires (CEP), prière de corriger cette incohérence ou confirmer avec le QG.</w:t>
+              <w:t>Peu probable!!! Vu l'âge (19 ans) de YOUSSOUPH SADIO ou l'année à laquelle YOUSSOUPH SADIO a fréquenté l'école pour la dernière fois (2024) le dernier diplome de YOUSSOUPH SADIO ne peut être le Certificat d'études primaires (CEP), prière de corriger cette incohérence ou confirmer avec le QG.</w:t>
             </w:r>
           </w:p>
         </w:tc>
@@ -1084,7 +1084,7 @@
                 <w:color w:val="16A34A"/>
                 <w:sz w:val="16"/>
               </w:rPr>
-              <w:t>s00q10, s01q35, s01q36, s01q37, s02q04, s02q15, s01q00b, s02q17_code</w:t>
+              <w:t>s01q32, s01q36, s01q38, s04q37_modif, s02q33, s02q34, s01q00b</w:t>
             </w:r>
           </w:p>
         </w:tc>
@@ -1115,7 +1115,7 @@
                 <w:i w:val="0"/>
                 <w:sz w:val="17"/>
               </w:rPr>
-              <w:t>Avertissement!!! L'âge (21 ans) de SANKOUNG AZIZ SADIO avec son niveau d'étude (4ème année Secondaire 1 (Moyen) Général) semble incoherent, veuillez confirmer cette information avec le QG ou corriger l'incohérence.</w:t>
+              <w:t>Peu probable!!! Vu l'âge (15 ans) de ADAMA SADIO ou l'année à laquelle ADAMA SADIO a fréquenté l'école pour la dernière fois (.) le dernier diplome de ADAMA SADIO ne peut être le Certificat d'études primaires (CEP), prière de corriger cette incohérence ou confirmer avec le QG.</w:t>
             </w:r>
           </w:p>
         </w:tc>
@@ -1148,6 +1148,1086 @@
                 <w:i w:val="0"/>
                 <w:sz w:val="16"/>
               </w:rPr>
+              <w:t>S07</w:t>
+              <w:br/>
+            </w:r>
+            <w:r>
+              <w:rPr>
+                <w:b w:val="0"/>
+                <w:i w:val="0"/>
+                <w:color w:val="64748B"/>
+                <w:sz w:val="14"/>
+              </w:rPr>
+              <w:t>Consommation alimentaire</w:t>
+            </w:r>
+          </w:p>
+        </w:tc>
+        <w:tc>
+          <w:tcPr>
+            <w:tcW w:type="dxa" w:w="1531"/>
+          </w:tcPr>
+          <w:p>
+            <w:r>
+              <w:rPr>
+                <w:b/>
+                <w:i w:val="0"/>
+                <w:color w:val="16A34A"/>
+                <w:sz w:val="16"/>
+              </w:rPr>
+              <w:t>s00q27, s01q00a, s01q12, s01q13, s02q04, s03q11, s03q12, s01q01</w:t>
+            </w:r>
+          </w:p>
+        </w:tc>
+        <w:tc>
+          <w:tcPr>
+            <w:tcW w:type="dxa" w:w="1191"/>
+          </w:tcPr>
+          <w:p>
+            <w:r>
+              <w:rPr>
+                <w:b w:val="0"/>
+                <w:i w:val="0"/>
+                <w:color w:val="64748B"/>
+                <w:sz w:val="16"/>
+              </w:rPr>
+              <w:t>GT-CQ</w:t>
+            </w:r>
+          </w:p>
+        </w:tc>
+        <w:tc>
+          <w:tcPr>
+            <w:tcW w:type="dxa" w:w="4706"/>
+          </w:tcPr>
+          <w:p>
+            <w:r>
+              <w:rPr>
+                <w:b w:val="0"/>
+                <w:i w:val="0"/>
+                <w:sz w:val="17"/>
+              </w:rPr>
+              <w:t>Avertissement!!! Le ménage a consommé 45 Boite de tomate/Pot de Petit de Riz importé brisé  ce qui semble incoherent pour une consommation aucours des 7 derniers jours, prière de verifier et corriger.</w:t>
+            </w:r>
+          </w:p>
+        </w:tc>
+      </w:tr>
+      <w:tr>
+        <w:tc>
+          <w:tcPr>
+            <w:tcW w:type="dxa" w:w="964"/>
+          </w:tcPr>
+          <w:p>
+            <w:r>
+              <w:rPr>
+                <w:b/>
+                <w:i w:val="0"/>
+                <w:color w:val="DC2626"/>
+                <w:sz w:val="16"/>
+              </w:rPr>
+              <w:t>Haute</w:t>
+            </w:r>
+          </w:p>
+        </w:tc>
+        <w:tc>
+          <w:tcPr>
+            <w:tcW w:type="dxa" w:w="1247"/>
+          </w:tcPr>
+          <w:p>
+            <w:r>
+              <w:rPr>
+                <w:b/>
+                <w:i w:val="0"/>
+                <w:sz w:val="16"/>
+              </w:rPr>
+              <w:t>S07</w:t>
+              <w:br/>
+            </w:r>
+            <w:r>
+              <w:rPr>
+                <w:b w:val="0"/>
+                <w:i w:val="0"/>
+                <w:color w:val="64748B"/>
+                <w:sz w:val="14"/>
+              </w:rPr>
+              <w:t>Consommation alimentaire</w:t>
+            </w:r>
+          </w:p>
+        </w:tc>
+        <w:tc>
+          <w:tcPr>
+            <w:tcW w:type="dxa" w:w="1531"/>
+          </w:tcPr>
+          <w:p>
+            <w:r>
+              <w:rPr>
+                <w:b/>
+                <w:i w:val="0"/>
+                <w:color w:val="16A34A"/>
+                <w:sz w:val="16"/>
+              </w:rPr>
+              <w:t>s00q27, s01q03a, s01q03b, s01q03c, s02q04, s03q14, s04q15, s04q16</w:t>
+            </w:r>
+          </w:p>
+        </w:tc>
+        <w:tc>
+          <w:tcPr>
+            <w:tcW w:type="dxa" w:w="1191"/>
+          </w:tcPr>
+          <w:p>
+            <w:r>
+              <w:rPr>
+                <w:b w:val="0"/>
+                <w:i w:val="0"/>
+                <w:color w:val="64748B"/>
+                <w:sz w:val="16"/>
+              </w:rPr>
+              <w:t>GT-CQ</w:t>
+            </w:r>
+          </w:p>
+        </w:tc>
+        <w:tc>
+          <w:tcPr>
+            <w:tcW w:type="dxa" w:w="4706"/>
+          </w:tcPr>
+          <w:p>
+            <w:r>
+              <w:rPr>
+                <w:b w:val="0"/>
+                <w:i w:val="0"/>
+                <w:sz w:val="17"/>
+              </w:rPr>
+              <w:t>Incohérence!! Dans ce ménage, chaque individus consomme par jour .5746648 Kg  de cereale; Prière de vérifier les quantités prises des produits cérealiers (de Riz local Gambiaka à Autres semoules de céréales) auprès du ménage ou confirmer avec le QG.</w:t>
+            </w:r>
+          </w:p>
+        </w:tc>
+      </w:tr>
+      <w:tr>
+        <w:tc>
+          <w:tcPr>
+            <w:tcW w:type="dxa" w:w="964"/>
+          </w:tcPr>
+          <w:p>
+            <w:r>
+              <w:rPr>
+                <w:b/>
+                <w:i w:val="0"/>
+                <w:color w:val="DC2626"/>
+                <w:sz w:val="16"/>
+              </w:rPr>
+              <w:t>Haute</w:t>
+            </w:r>
+          </w:p>
+        </w:tc>
+        <w:tc>
+          <w:tcPr>
+            <w:tcW w:type="dxa" w:w="1247"/>
+          </w:tcPr>
+          <w:p>
+            <w:r>
+              <w:rPr>
+                <w:b/>
+                <w:i w:val="0"/>
+                <w:sz w:val="16"/>
+              </w:rPr>
+              <w:t>S11</w:t>
+              <w:br/>
+            </w:r>
+            <w:r>
+              <w:rPr>
+                <w:b w:val="0"/>
+                <w:i w:val="0"/>
+                <w:color w:val="64748B"/>
+                <w:sz w:val="14"/>
+              </w:rPr>
+              <w:t>Logement / cadre de vie</w:t>
+            </w:r>
+          </w:p>
+        </w:tc>
+        <w:tc>
+          <w:tcPr>
+            <w:tcW w:type="dxa" w:w="1531"/>
+          </w:tcPr>
+          <w:p>
+            <w:r>
+              <w:rPr>
+                <w:b/>
+                <w:i w:val="0"/>
+                <w:color w:val="16A34A"/>
+                <w:sz w:val="16"/>
+              </w:rPr>
+              <w:t>s03q10__10, s04q18, s04q51, s04q51_unite, s04q39, s04q43, s04q44, s04q63</w:t>
+            </w:r>
+          </w:p>
+        </w:tc>
+        <w:tc>
+          <w:tcPr>
+            <w:tcW w:type="dxa" w:w="1191"/>
+          </w:tcPr>
+          <w:p>
+            <w:r>
+              <w:rPr>
+                <w:b w:val="0"/>
+                <w:i w:val="0"/>
+                <w:color w:val="64748B"/>
+                <w:sz w:val="16"/>
+              </w:rPr>
+              <w:t>GT-CQ</w:t>
+            </w:r>
+          </w:p>
+        </w:tc>
+        <w:tc>
+          <w:tcPr>
+            <w:tcW w:type="dxa" w:w="4706"/>
+          </w:tcPr>
+          <w:p>
+            <w:r>
+              <w:rPr>
+                <w:b w:val="0"/>
+                <w:i w:val="0"/>
+                <w:sz w:val="17"/>
+              </w:rPr>
+              <w:t>Avertissement!! Le temps cela prend au ménage pour s’approvisionner (acheter/ramasser) cette source d’énergie est 0 minutes qui semble incoherent, prière de corriger ou confirmer avec le QG.</w:t>
+            </w:r>
+          </w:p>
+        </w:tc>
+      </w:tr>
+      <w:tr>
+        <w:tc>
+          <w:tcPr>
+            <w:tcW w:type="dxa" w:w="964"/>
+          </w:tcPr>
+          <w:p>
+            <w:r>
+              <w:rPr>
+                <w:b/>
+                <w:i w:val="0"/>
+                <w:color w:val="DC2626"/>
+                <w:sz w:val="16"/>
+              </w:rPr>
+              <w:t>Haute</w:t>
+            </w:r>
+          </w:p>
+        </w:tc>
+        <w:tc>
+          <w:tcPr>
+            <w:tcW w:type="dxa" w:w="1247"/>
+          </w:tcPr>
+          <w:p>
+            <w:r>
+              <w:rPr>
+                <w:b/>
+                <w:i w:val="0"/>
+                <w:sz w:val="16"/>
+              </w:rPr>
+              <w:t>S13</w:t>
+              <w:br/>
+            </w:r>
+            <w:r>
+              <w:rPr>
+                <w:b w:val="0"/>
+                <w:i w:val="0"/>
+                <w:color w:val="64748B"/>
+                <w:sz w:val="14"/>
+              </w:rPr>
+              <w:t>Transferts</w:t>
+            </w:r>
+          </w:p>
+        </w:tc>
+        <w:tc>
+          <w:tcPr>
+            <w:tcW w:type="dxa" w:w="1531"/>
+          </w:tcPr>
+          <w:p>
+            <w:r>
+              <w:rPr>
+                <w:b/>
+                <w:i w:val="0"/>
+                <w:color w:val="16A34A"/>
+                <w:sz w:val="16"/>
+              </w:rPr>
+              <w:t>s00q27, s01q00a, s01q12, s01q13, s02q04, s03q11, s03q12, s01q01</w:t>
+            </w:r>
+          </w:p>
+        </w:tc>
+        <w:tc>
+          <w:tcPr>
+            <w:tcW w:type="dxa" w:w="1191"/>
+          </w:tcPr>
+          <w:p>
+            <w:r>
+              <w:rPr>
+                <w:b w:val="0"/>
+                <w:i w:val="0"/>
+                <w:color w:val="64748B"/>
+                <w:sz w:val="16"/>
+              </w:rPr>
+              <w:t>GT-CQ</w:t>
+            </w:r>
+          </w:p>
+        </w:tc>
+        <w:tc>
+          <w:tcPr>
+            <w:tcW w:type="dxa" w:w="4706"/>
+          </w:tcPr>
+          <w:p>
+            <w:r>
+              <w:rPr>
+                <w:b w:val="0"/>
+                <w:i w:val="0"/>
+                <w:sz w:val="17"/>
+              </w:rPr>
+              <w:t>L'âge du béneficiaire d'argent dans la section 13b (Transfert emis) semble incoherent voir élévé, prière de verifier ou corriger.</w:t>
+            </w:r>
+          </w:p>
+        </w:tc>
+      </w:tr>
+      <w:tr>
+        <w:tc>
+          <w:tcPr>
+            <w:tcW w:type="dxa" w:w="964"/>
+          </w:tcPr>
+          <w:p>
+            <w:r>
+              <w:rPr>
+                <w:b/>
+                <w:i w:val="0"/>
+                <w:color w:val="DC2626"/>
+                <w:sz w:val="16"/>
+              </w:rPr>
+              <w:t>Haute</w:t>
+            </w:r>
+          </w:p>
+        </w:tc>
+        <w:tc>
+          <w:tcPr>
+            <w:tcW w:type="dxa" w:w="1247"/>
+          </w:tcPr>
+          <w:p>
+            <w:r>
+              <w:rPr>
+                <w:b/>
+                <w:i w:val="0"/>
+                <w:sz w:val="16"/>
+              </w:rPr>
+              <w:t>S16</w:t>
+              <w:br/>
+            </w:r>
+            <w:r>
+              <w:rPr>
+                <w:b w:val="0"/>
+                <w:i w:val="0"/>
+                <w:color w:val="64748B"/>
+                <w:sz w:val="14"/>
+              </w:rPr>
+              <w:t>Agriculture</w:t>
+            </w:r>
+          </w:p>
+        </w:tc>
+        <w:tc>
+          <w:tcPr>
+            <w:tcW w:type="dxa" w:w="1531"/>
+          </w:tcPr>
+          <w:p>
+            <w:r>
+              <w:rPr>
+                <w:b/>
+                <w:i w:val="0"/>
+                <w:color w:val="16A34A"/>
+                <w:sz w:val="16"/>
+              </w:rPr>
+              <w:t>s01q02, s02q01__1, s02q02__1, s02q03__1, s02q15, s03q17, s04q28, s04q35d</w:t>
+            </w:r>
+          </w:p>
+        </w:tc>
+        <w:tc>
+          <w:tcPr>
+            <w:tcW w:type="dxa" w:w="1191"/>
+          </w:tcPr>
+          <w:p>
+            <w:r>
+              <w:rPr>
+                <w:b w:val="0"/>
+                <w:i w:val="0"/>
+                <w:color w:val="64748B"/>
+                <w:sz w:val="16"/>
+              </w:rPr>
+              <w:t>GT-CQ</w:t>
+            </w:r>
+          </w:p>
+        </w:tc>
+        <w:tc>
+          <w:tcPr>
+            <w:tcW w:type="dxa" w:w="4706"/>
+          </w:tcPr>
+          <w:p>
+            <w:r>
+              <w:rPr>
+                <w:b w:val="0"/>
+                <w:i w:val="0"/>
+                <w:sz w:val="17"/>
+              </w:rPr>
+              <w:t>Incoherence! Le nombre de cultures dans la parcelle parcelle d’oignon,poivron,tomate,patate,d’oseille,gombos,manioc est de 7 cultures qui semble trop élévé ou non renseigné, prière de corriger.</w:t>
+            </w:r>
+          </w:p>
+        </w:tc>
+      </w:tr>
+      <w:tr>
+        <w:tc>
+          <w:tcPr>
+            <w:tcW w:type="dxa" w:w="964"/>
+          </w:tcPr>
+          <w:p>
+            <w:r>
+              <w:rPr>
+                <w:b/>
+                <w:i w:val="0"/>
+                <w:color w:val="DC2626"/>
+                <w:sz w:val="16"/>
+              </w:rPr>
+              <w:t>Haute</w:t>
+            </w:r>
+          </w:p>
+        </w:tc>
+        <w:tc>
+          <w:tcPr>
+            <w:tcW w:type="dxa" w:w="1247"/>
+          </w:tcPr>
+          <w:p>
+            <w:r>
+              <w:rPr>
+                <w:b/>
+                <w:i w:val="0"/>
+                <w:sz w:val="16"/>
+              </w:rPr>
+              <w:t>S17</w:t>
+              <w:br/>
+            </w:r>
+            <w:r>
+              <w:rPr>
+                <w:b w:val="0"/>
+                <w:i w:val="0"/>
+                <w:color w:val="64748B"/>
+                <w:sz w:val="14"/>
+              </w:rPr>
+              <w:t>Élevage</w:t>
+            </w:r>
+          </w:p>
+        </w:tc>
+        <w:tc>
+          <w:tcPr>
+            <w:tcW w:type="dxa" w:w="1531"/>
+          </w:tcPr>
+          <w:p>
+            <w:r>
+              <w:rPr>
+                <w:b/>
+                <w:i w:val="0"/>
+                <w:color w:val="16A34A"/>
+                <w:sz w:val="16"/>
+              </w:rPr>
+              <w:t>s17q18a, s17q18b, s17q18c, s17q18d, s17q18e, s17q18f, s17q18g, s17q18h</w:t>
+            </w:r>
+          </w:p>
+        </w:tc>
+        <w:tc>
+          <w:tcPr>
+            <w:tcW w:type="dxa" w:w="1191"/>
+          </w:tcPr>
+          <w:p>
+            <w:r>
+              <w:rPr>
+                <w:b w:val="0"/>
+                <w:i w:val="0"/>
+                <w:color w:val="64748B"/>
+                <w:sz w:val="16"/>
+              </w:rPr>
+              <w:t>GT-CQ</w:t>
+            </w:r>
+          </w:p>
+        </w:tc>
+        <w:tc>
+          <w:tcPr>
+            <w:tcW w:type="dxa" w:w="4706"/>
+          </w:tcPr>
+          <w:p>
+            <w:r>
+              <w:rPr>
+                <w:b w:val="0"/>
+                <w:i w:val="0"/>
+                <w:sz w:val="17"/>
+              </w:rPr>
+              <w:t>Incohérence!! Le ménage a dit qu'il a abbatu un Poules / poulets dans les fêtes mais vous n'avez declaré aucun nombre d'animal abbatu dans les fêtes, prière de renseigner les nombre dans les questions (s17q18a s17q18b s17q18c s17q18d s17q18e s17q18f s17q18g s17q18h s17q18i).</w:t>
+            </w:r>
+          </w:p>
+        </w:tc>
+      </w:tr>
+      <w:tr>
+        <w:tc>
+          <w:tcPr>
+            <w:tcW w:type="dxa" w:w="964"/>
+          </w:tcPr>
+          <w:p>
+            <w:r>
+              <w:rPr>
+                <w:b/>
+                <w:i w:val="0"/>
+                <w:color w:val="EA580C"/>
+                <w:sz w:val="16"/>
+              </w:rPr>
+              <w:t>Moyenne</w:t>
+            </w:r>
+          </w:p>
+        </w:tc>
+        <w:tc>
+          <w:tcPr>
+            <w:tcW w:type="dxa" w:w="1247"/>
+          </w:tcPr>
+          <w:p>
+            <w:r>
+              <w:rPr>
+                <w:b/>
+                <w:i w:val="0"/>
+                <w:sz w:val="16"/>
+              </w:rPr>
+              <w:t>S00</w:t>
+              <w:br/>
+            </w:r>
+            <w:r>
+              <w:rPr>
+                <w:b w:val="0"/>
+                <w:i w:val="0"/>
+                <w:color w:val="64748B"/>
+                <w:sz w:val="14"/>
+              </w:rPr>
+              <w:t>Identification</w:t>
+            </w:r>
+          </w:p>
+        </w:tc>
+        <w:tc>
+          <w:tcPr>
+            <w:tcW w:type="dxa" w:w="1531"/>
+          </w:tcPr>
+          <w:p>
+            <w:r>
+              <w:rPr>
+                <w:b/>
+                <w:i w:val="0"/>
+                <w:color w:val="16A34A"/>
+                <w:sz w:val="16"/>
+              </w:rPr>
+              <w:t>s00q27</w:t>
+            </w:r>
+          </w:p>
+        </w:tc>
+        <w:tc>
+          <w:tcPr>
+            <w:tcW w:type="dxa" w:w="1191"/>
+          </w:tcPr>
+          <w:p>
+            <w:r>
+              <w:rPr>
+                <w:b w:val="0"/>
+                <w:i w:val="0"/>
+                <w:color w:val="64748B"/>
+                <w:sz w:val="16"/>
+              </w:rPr>
+              <w:t>GT-CQ</w:t>
+            </w:r>
+          </w:p>
+        </w:tc>
+        <w:tc>
+          <w:tcPr>
+            <w:tcW w:type="dxa" w:w="4706"/>
+          </w:tcPr>
+          <w:p>
+            <w:r>
+              <w:rPr>
+                <w:b w:val="0"/>
+                <w:i w:val="0"/>
+                <w:sz w:val="17"/>
+              </w:rPr>
+              <w:t>Le questionnaire semble ne pas être complètement fini mais le questionnaire est en statut complet, prière de compléter le questionnaire.</w:t>
+            </w:r>
+          </w:p>
+        </w:tc>
+      </w:tr>
+      <w:tr>
+        <w:tc>
+          <w:tcPr>
+            <w:tcW w:type="dxa" w:w="964"/>
+          </w:tcPr>
+          <w:p>
+            <w:r>
+              <w:rPr>
+                <w:b/>
+                <w:i w:val="0"/>
+                <w:color w:val="EA580C"/>
+                <w:sz w:val="16"/>
+              </w:rPr>
+              <w:t>Moyenne</w:t>
+            </w:r>
+          </w:p>
+        </w:tc>
+        <w:tc>
+          <w:tcPr>
+            <w:tcW w:type="dxa" w:w="1247"/>
+          </w:tcPr>
+          <w:p>
+            <w:r>
+              <w:rPr>
+                <w:b/>
+                <w:i w:val="0"/>
+                <w:sz w:val="16"/>
+              </w:rPr>
+              <w:t>S00</w:t>
+              <w:br/>
+            </w:r>
+            <w:r>
+              <w:rPr>
+                <w:b w:val="0"/>
+                <w:i w:val="0"/>
+                <w:color w:val="64748B"/>
+                <w:sz w:val="14"/>
+              </w:rPr>
+              <w:t>Identification</w:t>
+            </w:r>
+          </w:p>
+        </w:tc>
+        <w:tc>
+          <w:tcPr>
+            <w:tcW w:type="dxa" w:w="1531"/>
+          </w:tcPr>
+          <w:p>
+            <w:r>
+              <w:rPr>
+                <w:b/>
+                <w:i w:val="0"/>
+                <w:color w:val="16A34A"/>
+                <w:sz w:val="16"/>
+              </w:rPr>
+              <w:t>—</w:t>
+            </w:r>
+          </w:p>
+        </w:tc>
+        <w:tc>
+          <w:tcPr>
+            <w:tcW w:type="dxa" w:w="1191"/>
+          </w:tcPr>
+          <w:p>
+            <w:r>
+              <w:rPr>
+                <w:b w:val="0"/>
+                <w:i w:val="0"/>
+                <w:color w:val="64748B"/>
+                <w:sz w:val="16"/>
+              </w:rPr>
+              <w:t>GT-CQ</w:t>
+            </w:r>
+          </w:p>
+        </w:tc>
+        <w:tc>
+          <w:tcPr>
+            <w:tcW w:type="dxa" w:w="4706"/>
+          </w:tcPr>
+          <w:p>
+            <w:r>
+              <w:rPr>
+                <w:b w:val="0"/>
+                <w:i w:val="0"/>
+                <w:sz w:val="17"/>
+              </w:rPr>
+              <w:t>L'adresse ou la localisation du ménage doit être bien renseignée, ne doit pas contenir des numéros de téléphone et elle semble courte pour être une adresse.</w:t>
+            </w:r>
+          </w:p>
+        </w:tc>
+      </w:tr>
+      <w:tr>
+        <w:tc>
+          <w:tcPr>
+            <w:tcW w:type="dxa" w:w="964"/>
+          </w:tcPr>
+          <w:p>
+            <w:r>
+              <w:rPr>
+                <w:b/>
+                <w:i w:val="0"/>
+                <w:color w:val="EA580C"/>
+                <w:sz w:val="16"/>
+              </w:rPr>
+              <w:t>Moyenne</w:t>
+            </w:r>
+          </w:p>
+        </w:tc>
+        <w:tc>
+          <w:tcPr>
+            <w:tcW w:type="dxa" w:w="1247"/>
+          </w:tcPr>
+          <w:p>
+            <w:r>
+              <w:rPr>
+                <w:b/>
+                <w:i w:val="0"/>
+                <w:sz w:val="16"/>
+              </w:rPr>
+              <w:t>S00</w:t>
+              <w:br/>
+            </w:r>
+            <w:r>
+              <w:rPr>
+                <w:b w:val="0"/>
+                <w:i w:val="0"/>
+                <w:color w:val="64748B"/>
+                <w:sz w:val="14"/>
+              </w:rPr>
+              <w:t>Identification</w:t>
+            </w:r>
+          </w:p>
+        </w:tc>
+        <w:tc>
+          <w:tcPr>
+            <w:tcW w:type="dxa" w:w="1531"/>
+          </w:tcPr>
+          <w:p>
+            <w:r>
+              <w:rPr>
+                <w:b/>
+                <w:i w:val="0"/>
+                <w:color w:val="16A34A"/>
+                <w:sz w:val="16"/>
+              </w:rPr>
+              <w:t>—</w:t>
+            </w:r>
+          </w:p>
+        </w:tc>
+        <w:tc>
+          <w:tcPr>
+            <w:tcW w:type="dxa" w:w="1191"/>
+          </w:tcPr>
+          <w:p>
+            <w:r>
+              <w:rPr>
+                <w:b w:val="0"/>
+                <w:i w:val="0"/>
+                <w:color w:val="64748B"/>
+                <w:sz w:val="16"/>
+              </w:rPr>
+              <w:t>GT-CQ</w:t>
+            </w:r>
+          </w:p>
+        </w:tc>
+        <w:tc>
+          <w:tcPr>
+            <w:tcW w:type="dxa" w:w="4706"/>
+          </w:tcPr>
+          <w:p>
+            <w:r>
+              <w:rPr>
+                <w:b w:val="0"/>
+                <w:i w:val="0"/>
+                <w:sz w:val="17"/>
+              </w:rPr>
+              <w:t>Prière de renseigner la bonne adresse.</w:t>
+            </w:r>
+          </w:p>
+        </w:tc>
+      </w:tr>
+      <w:tr>
+        <w:tc>
+          <w:tcPr>
+            <w:tcW w:type="dxa" w:w="964"/>
+          </w:tcPr>
+          <w:p>
+            <w:r>
+              <w:rPr>
+                <w:b/>
+                <w:i w:val="0"/>
+                <w:color w:val="EA580C"/>
+                <w:sz w:val="16"/>
+              </w:rPr>
+              <w:t>Moyenne</w:t>
+            </w:r>
+          </w:p>
+        </w:tc>
+        <w:tc>
+          <w:tcPr>
+            <w:tcW w:type="dxa" w:w="1247"/>
+          </w:tcPr>
+          <w:p>
+            <w:r>
+              <w:rPr>
+                <w:b/>
+                <w:i w:val="0"/>
+                <w:sz w:val="16"/>
+              </w:rPr>
+              <w:t>S01</w:t>
+              <w:br/>
+            </w:r>
+            <w:r>
+              <w:rPr>
+                <w:b w:val="0"/>
+                <w:i w:val="0"/>
+                <w:color w:val="64748B"/>
+                <w:sz w:val="14"/>
+              </w:rPr>
+              <w:t>Démographie</w:t>
+            </w:r>
+          </w:p>
+        </w:tc>
+        <w:tc>
+          <w:tcPr>
+            <w:tcW w:type="dxa" w:w="1531"/>
+          </w:tcPr>
+          <w:p>
+            <w:r>
+              <w:rPr>
+                <w:b/>
+                <w:i w:val="0"/>
+                <w:color w:val="16A34A"/>
+                <w:sz w:val="16"/>
+              </w:rPr>
+              <w:t>—</w:t>
+            </w:r>
+          </w:p>
+        </w:tc>
+        <w:tc>
+          <w:tcPr>
+            <w:tcW w:type="dxa" w:w="1191"/>
+          </w:tcPr>
+          <w:p>
+            <w:r>
+              <w:rPr>
+                <w:b w:val="0"/>
+                <w:i w:val="0"/>
+                <w:color w:val="64748B"/>
+                <w:sz w:val="16"/>
+              </w:rPr>
+              <w:t>GT-CQ</w:t>
+            </w:r>
+          </w:p>
+        </w:tc>
+        <w:tc>
+          <w:tcPr>
+            <w:tcW w:type="dxa" w:w="4706"/>
+          </w:tcPr>
+          <w:p>
+            <w:r>
+              <w:rPr>
+                <w:b w:val="0"/>
+                <w:i w:val="0"/>
+                <w:sz w:val="17"/>
+              </w:rPr>
+              <w:t>Attention ! Le montant (10000 Fcfa) dépensé ou reçu en cadeau pour les cartes prépayées, les transferts de crédit et les abonnements de  NDEYE ROKHY SAGNA est relativement élevé par rapport aux autres montants depansés observés dans cette zone.</w:t>
+            </w:r>
+          </w:p>
+        </w:tc>
+      </w:tr>
+      <w:tr>
+        <w:tc>
+          <w:tcPr>
+            <w:tcW w:type="dxa" w:w="964"/>
+          </w:tcPr>
+          <w:p>
+            <w:r>
+              <w:rPr>
+                <w:b/>
+                <w:i w:val="0"/>
+                <w:color w:val="EA580C"/>
+                <w:sz w:val="16"/>
+              </w:rPr>
+              <w:t>Moyenne</w:t>
+            </w:r>
+          </w:p>
+        </w:tc>
+        <w:tc>
+          <w:tcPr>
+            <w:tcW w:type="dxa" w:w="1247"/>
+          </w:tcPr>
+          <w:p>
+            <w:r>
+              <w:rPr>
+                <w:b/>
+                <w:i w:val="0"/>
+                <w:sz w:val="16"/>
+              </w:rPr>
+              <w:t>S01</w:t>
+              <w:br/>
+            </w:r>
+            <w:r>
+              <w:rPr>
+                <w:b w:val="0"/>
+                <w:i w:val="0"/>
+                <w:color w:val="64748B"/>
+                <w:sz w:val="14"/>
+              </w:rPr>
+              <w:t>Démographie</w:t>
+            </w:r>
+          </w:p>
+        </w:tc>
+        <w:tc>
+          <w:tcPr>
+            <w:tcW w:type="dxa" w:w="1531"/>
+          </w:tcPr>
+          <w:p>
+            <w:r>
+              <w:rPr>
+                <w:b/>
+                <w:i w:val="0"/>
+                <w:color w:val="16A34A"/>
+                <w:sz w:val="16"/>
+              </w:rPr>
+              <w:t>—</w:t>
+            </w:r>
+          </w:p>
+        </w:tc>
+        <w:tc>
+          <w:tcPr>
+            <w:tcW w:type="dxa" w:w="1191"/>
+          </w:tcPr>
+          <w:p>
+            <w:r>
+              <w:rPr>
+                <w:b w:val="0"/>
+                <w:i w:val="0"/>
+                <w:color w:val="64748B"/>
+                <w:sz w:val="16"/>
+              </w:rPr>
+              <w:t>GT-CQ</w:t>
+            </w:r>
+          </w:p>
+        </w:tc>
+        <w:tc>
+          <w:tcPr>
+            <w:tcW w:type="dxa" w:w="4706"/>
+          </w:tcPr>
+          <w:p>
+            <w:r>
+              <w:rPr>
+                <w:b w:val="0"/>
+                <w:i w:val="0"/>
+                <w:sz w:val="17"/>
+              </w:rPr>
+              <w:t>Prière de corriger ou de confirmer avec le QG.</w:t>
+            </w:r>
+          </w:p>
+        </w:tc>
+      </w:tr>
+      <w:tr>
+        <w:tc>
+          <w:tcPr>
+            <w:tcW w:type="dxa" w:w="964"/>
+          </w:tcPr>
+          <w:p>
+            <w:r>
+              <w:rPr>
+                <w:b/>
+                <w:i w:val="0"/>
+                <w:color w:val="EA580C"/>
+                <w:sz w:val="16"/>
+              </w:rPr>
+              <w:t>Moyenne</w:t>
+            </w:r>
+          </w:p>
+        </w:tc>
+        <w:tc>
+          <w:tcPr>
+            <w:tcW w:type="dxa" w:w="1247"/>
+          </w:tcPr>
+          <w:p>
+            <w:r>
+              <w:rPr>
+                <w:b/>
+                <w:i w:val="0"/>
+                <w:sz w:val="16"/>
+              </w:rPr>
+              <w:t>S01</w:t>
+              <w:br/>
+            </w:r>
+            <w:r>
+              <w:rPr>
+                <w:b w:val="0"/>
+                <w:i w:val="0"/>
+                <w:color w:val="64748B"/>
+                <w:sz w:val="14"/>
+              </w:rPr>
+              <w:t>Démographie</w:t>
+            </w:r>
+          </w:p>
+        </w:tc>
+        <w:tc>
+          <w:tcPr>
+            <w:tcW w:type="dxa" w:w="1531"/>
+          </w:tcPr>
+          <w:p>
+            <w:r>
+              <w:rPr>
+                <w:b/>
+                <w:i w:val="0"/>
+                <w:color w:val="16A34A"/>
+                <w:sz w:val="16"/>
+              </w:rPr>
+              <w:t>s01q41a, s01q00b</w:t>
+            </w:r>
+          </w:p>
+        </w:tc>
+        <w:tc>
+          <w:tcPr>
+            <w:tcW w:type="dxa" w:w="1191"/>
+          </w:tcPr>
+          <w:p>
+            <w:r>
+              <w:rPr>
+                <w:b w:val="0"/>
+                <w:i w:val="0"/>
+                <w:color w:val="64748B"/>
+                <w:sz w:val="16"/>
+              </w:rPr>
+              <w:t>GT-CQ</w:t>
+            </w:r>
+          </w:p>
+        </w:tc>
+        <w:tc>
+          <w:tcPr>
+            <w:tcW w:type="dxa" w:w="4706"/>
+          </w:tcPr>
+          <w:p>
+            <w:r>
+              <w:rPr>
+                <w:b w:val="0"/>
+                <w:i w:val="0"/>
+                <w:sz w:val="17"/>
+              </w:rPr>
+              <w:t>Attention ! Le montant (10000 Fcfa) dépensé ou reçu en cadeau pour les recharges internet ou de forfaits de données mobiles(hors appels vocaux), aucours des 30 derniers jours de  NDEYE ROKHY SAGNA est relativement élevé par rapport aux autres montants depansés observés dans cette zone.</w:t>
+            </w:r>
+          </w:p>
+        </w:tc>
+      </w:tr>
+      <w:tr>
+        <w:tc>
+          <w:tcPr>
+            <w:tcW w:type="dxa" w:w="964"/>
+          </w:tcPr>
+          <w:p>
+            <w:r>
+              <w:rPr>
+                <w:b/>
+                <w:i w:val="0"/>
+                <w:color w:val="EA580C"/>
+                <w:sz w:val="16"/>
+              </w:rPr>
+              <w:t>Moyenne</w:t>
+            </w:r>
+          </w:p>
+        </w:tc>
+        <w:tc>
+          <w:tcPr>
+            <w:tcW w:type="dxa" w:w="1247"/>
+          </w:tcPr>
+          <w:p>
+            <w:r>
+              <w:rPr>
+                <w:b/>
+                <w:i w:val="0"/>
+                <w:sz w:val="16"/>
+              </w:rPr>
               <w:t>S02</w:t>
               <w:br/>
             </w:r>
@@ -1174,7 +2254,7 @@
                 <w:color w:val="16A34A"/>
                 <w:sz w:val="16"/>
               </w:rPr>
-              <w:t>s01q32, s01q36, s01q38, s04q37_modif, s02q33, s02q34, s01q00b</w:t>
+              <w:t>s01q23, s01q00b, s01q23_autre</w:t>
             </w:r>
           </w:p>
         </w:tc>
@@ -1205,7 +2285,7 @@
                 <w:i w:val="0"/>
                 <w:sz w:val="17"/>
               </w:rPr>
-              <w:t>Peu probable!!! Vu l'âge (19 ans) de YOUSSOUPH SADIO ou l'année à laquelle YOUSSOUPH SADIO a fréquenté l'école pour la dernière fois (2024) le dernier diplome de YOUSSOUPH SADIO ne peut être le Certificat d'études primaires (CEP), prière de corriger cette incohérence ou confirmer avec le QG.</w:t>
+              <w:t>La raison principale YOUSSOUPH SADIO abandonné l'école en cours d'année est n’aime pas les études et semble exister dans les modalités, prière de prendre attache avec le QG pour plus d'explication afin de la classer bien.</w:t>
             </w:r>
           </w:p>
         </w:tc>
@@ -1220,10 +2300,640 @@
               <w:rPr>
                 <w:b/>
                 <w:i w:val="0"/>
-                <w:color w:val="DC2626"/>
-                <w:sz w:val="16"/>
-              </w:rPr>
-              <w:t>Haute</w:t>
+                <w:color w:val="EA580C"/>
+                <w:sz w:val="16"/>
+              </w:rPr>
+              <w:t>Moyenne</w:t>
+            </w:r>
+          </w:p>
+        </w:tc>
+        <w:tc>
+          <w:tcPr>
+            <w:tcW w:type="dxa" w:w="1247"/>
+          </w:tcPr>
+          <w:p>
+            <w:r>
+              <w:rPr>
+                <w:b/>
+                <w:i w:val="0"/>
+                <w:sz w:val="16"/>
+              </w:rPr>
+              <w:t>S03</w:t>
+              <w:br/>
+            </w:r>
+            <w:r>
+              <w:rPr>
+                <w:b w:val="0"/>
+                <w:i w:val="0"/>
+                <w:color w:val="64748B"/>
+                <w:sz w:val="14"/>
+              </w:rPr>
+              <w:t>Santé</w:t>
+            </w:r>
+          </w:p>
+        </w:tc>
+        <w:tc>
+          <w:tcPr>
+            <w:tcW w:type="dxa" w:w="1531"/>
+          </w:tcPr>
+          <w:p>
+            <w:r>
+              <w:rPr>
+                <w:b/>
+                <w:i w:val="0"/>
+                <w:color w:val="16A34A"/>
+                <w:sz w:val="16"/>
+              </w:rPr>
+              <w:t>s01q41a, s02q20, s02q22, s03q07, s03q02, s01q00b, s03q02_autre</w:t>
+            </w:r>
+          </w:p>
+        </w:tc>
+        <w:tc>
+          <w:tcPr>
+            <w:tcW w:type="dxa" w:w="1191"/>
+          </w:tcPr>
+          <w:p>
+            <w:r>
+              <w:rPr>
+                <w:b w:val="0"/>
+                <w:i w:val="0"/>
+                <w:color w:val="64748B"/>
+                <w:sz w:val="16"/>
+              </w:rPr>
+              <w:t>GT-CQ</w:t>
+            </w:r>
+          </w:p>
+        </w:tc>
+        <w:tc>
+          <w:tcPr>
+            <w:tcW w:type="dxa" w:w="4706"/>
+          </w:tcPr>
+          <w:p>
+            <w:r>
+              <w:rPr>
+                <w:b w:val="0"/>
+                <w:i w:val="0"/>
+                <w:sz w:val="17"/>
+              </w:rPr>
+              <w:t>Le principal problème de santé que SALY DJIBA a eu est tension, prière de prendre attache avec le QG pour plus d'explication afin de le classer bien.</w:t>
+            </w:r>
+          </w:p>
+        </w:tc>
+      </w:tr>
+      <w:tr>
+        <w:tc>
+          <w:tcPr>
+            <w:tcW w:type="dxa" w:w="964"/>
+          </w:tcPr>
+          <w:p>
+            <w:r>
+              <w:rPr>
+                <w:b/>
+                <w:i w:val="0"/>
+                <w:color w:val="EA580C"/>
+                <w:sz w:val="16"/>
+              </w:rPr>
+              <w:t>Moyenne</w:t>
+            </w:r>
+          </w:p>
+        </w:tc>
+        <w:tc>
+          <w:tcPr>
+            <w:tcW w:type="dxa" w:w="1247"/>
+          </w:tcPr>
+          <w:p>
+            <w:r>
+              <w:rPr>
+                <w:b/>
+                <w:i w:val="0"/>
+                <w:sz w:val="16"/>
+              </w:rPr>
+              <w:t>S04</w:t>
+              <w:br/>
+            </w:r>
+            <w:r>
+              <w:rPr>
+                <w:b w:val="0"/>
+                <w:i w:val="0"/>
+                <w:color w:val="64748B"/>
+                <w:sz w:val="14"/>
+              </w:rPr>
+              <w:t>Emploi</w:t>
+            </w:r>
+          </w:p>
+        </w:tc>
+        <w:tc>
+          <w:tcPr>
+            <w:tcW w:type="dxa" w:w="1531"/>
+          </w:tcPr>
+          <w:p>
+            <w:r>
+              <w:rPr>
+                <w:b/>
+                <w:i w:val="0"/>
+                <w:color w:val="16A34A"/>
+                <w:sz w:val="16"/>
+              </w:rPr>
+              <w:t>—</w:t>
+            </w:r>
+          </w:p>
+        </w:tc>
+        <w:tc>
+          <w:tcPr>
+            <w:tcW w:type="dxa" w:w="1191"/>
+          </w:tcPr>
+          <w:p>
+            <w:r>
+              <w:rPr>
+                <w:b w:val="0"/>
+                <w:i w:val="0"/>
+                <w:color w:val="64748B"/>
+                <w:sz w:val="16"/>
+              </w:rPr>
+              <w:t>GT-CQ</w:t>
+            </w:r>
+          </w:p>
+        </w:tc>
+        <w:tc>
+          <w:tcPr>
+            <w:tcW w:type="dxa" w:w="4706"/>
+          </w:tcPr>
+          <w:p>
+            <w:r>
+              <w:rPr>
+                <w:b w:val="0"/>
+                <w:i w:val="0"/>
+                <w:sz w:val="17"/>
+              </w:rPr>
+              <w:t>Attention ! Le nombre de jours (10 jours) que NDEYE ROKHY SAGNA a travaillés par mois semble être inférieur à 15.</w:t>
+            </w:r>
+          </w:p>
+        </w:tc>
+      </w:tr>
+      <w:tr>
+        <w:tc>
+          <w:tcPr>
+            <w:tcW w:type="dxa" w:w="964"/>
+          </w:tcPr>
+          <w:p>
+            <w:r>
+              <w:rPr>
+                <w:b/>
+                <w:i w:val="0"/>
+                <w:color w:val="EA580C"/>
+                <w:sz w:val="16"/>
+              </w:rPr>
+              <w:t>Moyenne</w:t>
+            </w:r>
+          </w:p>
+        </w:tc>
+        <w:tc>
+          <w:tcPr>
+            <w:tcW w:type="dxa" w:w="1247"/>
+          </w:tcPr>
+          <w:p>
+            <w:r>
+              <w:rPr>
+                <w:b/>
+                <w:i w:val="0"/>
+                <w:sz w:val="16"/>
+              </w:rPr>
+              <w:t>S04</w:t>
+              <w:br/>
+            </w:r>
+            <w:r>
+              <w:rPr>
+                <w:b w:val="0"/>
+                <w:i w:val="0"/>
+                <w:color w:val="64748B"/>
+                <w:sz w:val="14"/>
+              </w:rPr>
+              <w:t>Emploi</w:t>
+            </w:r>
+          </w:p>
+        </w:tc>
+        <w:tc>
+          <w:tcPr>
+            <w:tcW w:type="dxa" w:w="1531"/>
+          </w:tcPr>
+          <w:p>
+            <w:r>
+              <w:rPr>
+                <w:b/>
+                <w:i w:val="0"/>
+                <w:color w:val="16A34A"/>
+                <w:sz w:val="16"/>
+              </w:rPr>
+              <w:t>—</w:t>
+            </w:r>
+          </w:p>
+        </w:tc>
+        <w:tc>
+          <w:tcPr>
+            <w:tcW w:type="dxa" w:w="1191"/>
+          </w:tcPr>
+          <w:p>
+            <w:r>
+              <w:rPr>
+                <w:b w:val="0"/>
+                <w:i w:val="0"/>
+                <w:color w:val="64748B"/>
+                <w:sz w:val="16"/>
+              </w:rPr>
+              <w:t>GT-CQ</w:t>
+            </w:r>
+          </w:p>
+        </w:tc>
+        <w:tc>
+          <w:tcPr>
+            <w:tcW w:type="dxa" w:w="4706"/>
+          </w:tcPr>
+          <w:p>
+            <w:r>
+              <w:rPr>
+                <w:b w:val="0"/>
+                <w:i w:val="0"/>
+                <w:sz w:val="17"/>
+              </w:rPr>
+              <w:t>Veuillez, s'il vous plaît, confirmer cette information.</w:t>
+            </w:r>
+          </w:p>
+        </w:tc>
+      </w:tr>
+      <w:tr>
+        <w:tc>
+          <w:tcPr>
+            <w:tcW w:type="dxa" w:w="964"/>
+          </w:tcPr>
+          <w:p>
+            <w:r>
+              <w:rPr>
+                <w:b/>
+                <w:i w:val="0"/>
+                <w:color w:val="EA580C"/>
+                <w:sz w:val="16"/>
+              </w:rPr>
+              <w:t>Moyenne</w:t>
+            </w:r>
+          </w:p>
+        </w:tc>
+        <w:tc>
+          <w:tcPr>
+            <w:tcW w:type="dxa" w:w="1247"/>
+          </w:tcPr>
+          <w:p>
+            <w:r>
+              <w:rPr>
+                <w:b/>
+                <w:i w:val="0"/>
+                <w:sz w:val="16"/>
+              </w:rPr>
+              <w:t>S04</w:t>
+              <w:br/>
+            </w:r>
+            <w:r>
+              <w:rPr>
+                <w:b w:val="0"/>
+                <w:i w:val="0"/>
+                <w:color w:val="64748B"/>
+                <w:sz w:val="14"/>
+              </w:rPr>
+              <w:t>Emploi</w:t>
+            </w:r>
+          </w:p>
+        </w:tc>
+        <w:tc>
+          <w:tcPr>
+            <w:tcW w:type="dxa" w:w="1531"/>
+          </w:tcPr>
+          <w:p>
+            <w:r>
+              <w:rPr>
+                <w:b/>
+                <w:i w:val="0"/>
+                <w:color w:val="16A34A"/>
+                <w:sz w:val="16"/>
+              </w:rPr>
+              <w:t>s01q47__1, s01q47__2, s01q47__3, s01q47__4, s01q47__5, s01q47__6, s01q47__7, s02q15</w:t>
+            </w:r>
+          </w:p>
+        </w:tc>
+        <w:tc>
+          <w:tcPr>
+            <w:tcW w:type="dxa" w:w="1191"/>
+          </w:tcPr>
+          <w:p>
+            <w:r>
+              <w:rPr>
+                <w:b w:val="0"/>
+                <w:i w:val="0"/>
+                <w:color w:val="64748B"/>
+                <w:sz w:val="16"/>
+              </w:rPr>
+              <w:t>GT-CQ</w:t>
+            </w:r>
+          </w:p>
+        </w:tc>
+        <w:tc>
+          <w:tcPr>
+            <w:tcW w:type="dxa" w:w="4706"/>
+          </w:tcPr>
+          <w:p>
+            <w:r>
+              <w:rPr>
+                <w:b w:val="0"/>
+                <w:i w:val="0"/>
+                <w:sz w:val="17"/>
+              </w:rPr>
+              <w:t>Attention! le nombre d'heure (3 heures) que NDEYE ROKHY SAGNA a travaillé par jour semble faible, veuillez s'il vous plait confirmer cette information avec le QG.</w:t>
+            </w:r>
+          </w:p>
+        </w:tc>
+      </w:tr>
+      <w:tr>
+        <w:tc>
+          <w:tcPr>
+            <w:tcW w:type="dxa" w:w="964"/>
+          </w:tcPr>
+          <w:p>
+            <w:r>
+              <w:rPr>
+                <w:b/>
+                <w:i w:val="0"/>
+                <w:color w:val="EA580C"/>
+                <w:sz w:val="16"/>
+              </w:rPr>
+              <w:t>Moyenne</w:t>
+            </w:r>
+          </w:p>
+        </w:tc>
+        <w:tc>
+          <w:tcPr>
+            <w:tcW w:type="dxa" w:w="1247"/>
+          </w:tcPr>
+          <w:p>
+            <w:r>
+              <w:rPr>
+                <w:b/>
+                <w:i w:val="0"/>
+                <w:sz w:val="16"/>
+              </w:rPr>
+              <w:t>S04</w:t>
+              <w:br/>
+            </w:r>
+            <w:r>
+              <w:rPr>
+                <w:b w:val="0"/>
+                <w:i w:val="0"/>
+                <w:color w:val="64748B"/>
+                <w:sz w:val="14"/>
+              </w:rPr>
+              <w:t>Emploi</w:t>
+            </w:r>
+          </w:p>
+        </w:tc>
+        <w:tc>
+          <w:tcPr>
+            <w:tcW w:type="dxa" w:w="1531"/>
+          </w:tcPr>
+          <w:p>
+            <w:r>
+              <w:rPr>
+                <w:b/>
+                <w:i w:val="0"/>
+                <w:color w:val="16A34A"/>
+                <w:sz w:val="16"/>
+              </w:rPr>
+              <w:t>—</w:t>
+            </w:r>
+          </w:p>
+        </w:tc>
+        <w:tc>
+          <w:tcPr>
+            <w:tcW w:type="dxa" w:w="1191"/>
+          </w:tcPr>
+          <w:p>
+            <w:r>
+              <w:rPr>
+                <w:b w:val="0"/>
+                <w:i w:val="0"/>
+                <w:color w:val="64748B"/>
+                <w:sz w:val="16"/>
+              </w:rPr>
+              <w:t>GT-CQ</w:t>
+            </w:r>
+          </w:p>
+        </w:tc>
+        <w:tc>
+          <w:tcPr>
+            <w:tcW w:type="dxa" w:w="4706"/>
+          </w:tcPr>
+          <w:p>
+            <w:r>
+              <w:rPr>
+                <w:b w:val="0"/>
+                <w:i w:val="0"/>
+                <w:sz w:val="17"/>
+              </w:rPr>
+              <w:t>Attention ! Le nombre de jours (5 jours) que YOUSSOUPH SADIO a travaillés par mois semble être inférieur à 15.</w:t>
+            </w:r>
+          </w:p>
+        </w:tc>
+      </w:tr>
+      <w:tr>
+        <w:tc>
+          <w:tcPr>
+            <w:tcW w:type="dxa" w:w="964"/>
+          </w:tcPr>
+          <w:p>
+            <w:r>
+              <w:rPr>
+                <w:b/>
+                <w:i w:val="0"/>
+                <w:color w:val="EA580C"/>
+                <w:sz w:val="16"/>
+              </w:rPr>
+              <w:t>Moyenne</w:t>
+            </w:r>
+          </w:p>
+        </w:tc>
+        <w:tc>
+          <w:tcPr>
+            <w:tcW w:type="dxa" w:w="1247"/>
+          </w:tcPr>
+          <w:p>
+            <w:r>
+              <w:rPr>
+                <w:b/>
+                <w:i w:val="0"/>
+                <w:sz w:val="16"/>
+              </w:rPr>
+              <w:t>S04</w:t>
+              <w:br/>
+            </w:r>
+            <w:r>
+              <w:rPr>
+                <w:b w:val="0"/>
+                <w:i w:val="0"/>
+                <w:color w:val="64748B"/>
+                <w:sz w:val="14"/>
+              </w:rPr>
+              <w:t>Emploi</w:t>
+            </w:r>
+          </w:p>
+        </w:tc>
+        <w:tc>
+          <w:tcPr>
+            <w:tcW w:type="dxa" w:w="1531"/>
+          </w:tcPr>
+          <w:p>
+            <w:r>
+              <w:rPr>
+                <w:b/>
+                <w:i w:val="0"/>
+                <w:color w:val="16A34A"/>
+                <w:sz w:val="16"/>
+              </w:rPr>
+              <w:t>s00q07a, s00q08, s00q10, s00q13_0, s00q15_0, s00q17_0, s00q23a, s00q23b</w:t>
+            </w:r>
+          </w:p>
+        </w:tc>
+        <w:tc>
+          <w:tcPr>
+            <w:tcW w:type="dxa" w:w="1191"/>
+          </w:tcPr>
+          <w:p>
+            <w:r>
+              <w:rPr>
+                <w:b w:val="0"/>
+                <w:i w:val="0"/>
+                <w:color w:val="64748B"/>
+                <w:sz w:val="16"/>
+              </w:rPr>
+              <w:t>GT-CQ</w:t>
+            </w:r>
+          </w:p>
+        </w:tc>
+        <w:tc>
+          <w:tcPr>
+            <w:tcW w:type="dxa" w:w="4706"/>
+          </w:tcPr>
+          <w:p>
+            <w:r>
+              <w:rPr>
+                <w:b w:val="0"/>
+                <w:i w:val="0"/>
+                <w:sz w:val="17"/>
+              </w:rPr>
+              <w:t>Prière de changer la branche d'activité de FATOU DIEME SADIO, les agriculteurs dont leurs cultures est principalement destiné à la consommation du ménage sont des (Agriculteurs, subsistances) et ceux qui le font avec l'élevage sont des (Agriculteurs et eleveurs, subsistances)</w:t>
+            </w:r>
+          </w:p>
+        </w:tc>
+      </w:tr>
+      <w:tr>
+        <w:tc>
+          <w:tcPr>
+            <w:tcW w:type="dxa" w:w="964"/>
+          </w:tcPr>
+          <w:p>
+            <w:r>
+              <w:rPr>
+                <w:b/>
+                <w:i w:val="0"/>
+                <w:color w:val="EA580C"/>
+                <w:sz w:val="16"/>
+              </w:rPr>
+              <w:t>Moyenne</w:t>
+            </w:r>
+          </w:p>
+        </w:tc>
+        <w:tc>
+          <w:tcPr>
+            <w:tcW w:type="dxa" w:w="1247"/>
+          </w:tcPr>
+          <w:p>
+            <w:r>
+              <w:rPr>
+                <w:b/>
+                <w:i w:val="0"/>
+                <w:sz w:val="16"/>
+              </w:rPr>
+              <w:t>S04</w:t>
+              <w:br/>
+            </w:r>
+            <w:r>
+              <w:rPr>
+                <w:b w:val="0"/>
+                <w:i w:val="0"/>
+                <w:color w:val="64748B"/>
+                <w:sz w:val="14"/>
+              </w:rPr>
+              <w:t>Emploi</w:t>
+            </w:r>
+          </w:p>
+        </w:tc>
+        <w:tc>
+          <w:tcPr>
+            <w:tcW w:type="dxa" w:w="1531"/>
+          </w:tcPr>
+          <w:p>
+            <w:r>
+              <w:rPr>
+                <w:b/>
+                <w:i w:val="0"/>
+                <w:color w:val="16A34A"/>
+                <w:sz w:val="16"/>
+              </w:rPr>
+              <w:t>s00q07a, s00q08, s00q10, s00q13_0, s00q15_0, s00q17_0, s00q23a, s00q23b</w:t>
+            </w:r>
+          </w:p>
+        </w:tc>
+        <w:tc>
+          <w:tcPr>
+            <w:tcW w:type="dxa" w:w="1191"/>
+          </w:tcPr>
+          <w:p>
+            <w:r>
+              <w:rPr>
+                <w:b w:val="0"/>
+                <w:i w:val="0"/>
+                <w:color w:val="64748B"/>
+                <w:sz w:val="16"/>
+              </w:rPr>
+              <w:t>GT-CQ</w:t>
+            </w:r>
+          </w:p>
+        </w:tc>
+        <w:tc>
+          <w:tcPr>
+            <w:tcW w:type="dxa" w:w="4706"/>
+          </w:tcPr>
+          <w:p>
+            <w:r>
+              <w:rPr>
+                <w:b w:val="0"/>
+                <w:i w:val="0"/>
+                <w:sz w:val="17"/>
+              </w:rPr>
+              <w:t>Prière de changer la branche d'activité de SALY DJIBA, les agriculteurs dont leurs cultures est principalement destiné à la consommation du ménage sont des (Agriculteurs, subsistances) et ceux qui le font avec l'élevage sont des (Agriculteurs et eleveurs, subsistances)</w:t>
+            </w:r>
+          </w:p>
+        </w:tc>
+      </w:tr>
+      <w:tr>
+        <w:tc>
+          <w:tcPr>
+            <w:tcW w:type="dxa" w:w="964"/>
+          </w:tcPr>
+          <w:p>
+            <w:r>
+              <w:rPr>
+                <w:b/>
+                <w:i w:val="0"/>
+                <w:color w:val="EA580C"/>
+                <w:sz w:val="16"/>
+              </w:rPr>
+              <w:t>Moyenne</w:t>
             </w:r>
           </w:p>
         </w:tc>
@@ -1264,7 +2974,7 @@
                 <w:color w:val="16A34A"/>
                 <w:sz w:val="16"/>
               </w:rPr>
-              <w:t>s00q27, s01q00a, s01q12, s01q13, s02q04, s03q11, s03q12, s01q01</w:t>
+              <w:t>—</w:t>
             </w:r>
           </w:p>
         </w:tc>
@@ -1295,7 +3005,7 @@
                 <w:i w:val="0"/>
                 <w:sz w:val="17"/>
               </w:rPr>
-              <w:t>Avertissement!!! Le ménage a consommé 45 Boite de tomate/Pot de Petit de Riz importé brisé  ce qui semble incoherent pour une consommation aucours des 7 derniers jours, prière de verifier et corriger.</w:t>
+              <w:t>Attention ! La dépense du répas pris à l'extérieur de YOUSSOUPH SADIO (17000 Fcfa) au cours de 7 derniers jours est relativement élevé.</w:t>
             </w:r>
           </w:p>
         </w:tc>
@@ -1310,10 +3020,10 @@
               <w:rPr>
                 <w:b/>
                 <w:i w:val="0"/>
-                <w:color w:val="DC2626"/>
-                <w:sz w:val="16"/>
-              </w:rPr>
-              <w:t>Haute</w:t>
+                <w:color w:val="EA580C"/>
+                <w:sz w:val="16"/>
+              </w:rPr>
+              <w:t>Moyenne</w:t>
             </w:r>
           </w:p>
         </w:tc>
@@ -1354,7 +3064,7 @@
                 <w:color w:val="16A34A"/>
                 <w:sz w:val="16"/>
               </w:rPr>
-              <w:t>s00q27, s01q03a, s01q03b, s01q03c, s02q04, s03q14, s04q15, s04q16</w:t>
+              <w:t>—</w:t>
             </w:r>
           </w:p>
         </w:tc>
@@ -1385,7 +3095,7 @@
                 <w:i w:val="0"/>
                 <w:sz w:val="17"/>
               </w:rPr>
-              <w:t>Incohérence!! Dans ce ménage, chaque individus consomme par jour .5746648 Kg  de cereale; Prière de vérifier les quantités prises des produits cérealiers (de Riz local Gambiaka à Autres semoules de céréales) auprès du ménage ou confirmer avec le QG.</w:t>
+              <w:t>Prière de corriger ou de confirmer avec le QG.</w:t>
             </w:r>
           </w:p>
         </w:tc>
@@ -1400,10 +3110,2170 @@
               <w:rPr>
                 <w:b/>
                 <w:i w:val="0"/>
-                <w:color w:val="DC2626"/>
-                <w:sz w:val="16"/>
-              </w:rPr>
-              <w:t>Haute</w:t>
+                <w:color w:val="EA580C"/>
+                <w:sz w:val="16"/>
+              </w:rPr>
+              <w:t>Moyenne</w:t>
+            </w:r>
+          </w:p>
+        </w:tc>
+        <w:tc>
+          <w:tcPr>
+            <w:tcW w:type="dxa" w:w="1247"/>
+          </w:tcPr>
+          <w:p>
+            <w:r>
+              <w:rPr>
+                <w:b/>
+                <w:i w:val="0"/>
+                <w:sz w:val="16"/>
+              </w:rPr>
+              <w:t>S07</w:t>
+              <w:br/>
+            </w:r>
+            <w:r>
+              <w:rPr>
+                <w:b w:val="0"/>
+                <w:i w:val="0"/>
+                <w:color w:val="64748B"/>
+                <w:sz w:val="14"/>
+              </w:rPr>
+              <w:t>Consommation alimentaire</w:t>
+            </w:r>
+          </w:p>
+        </w:tc>
+        <w:tc>
+          <w:tcPr>
+            <w:tcW w:type="dxa" w:w="1531"/>
+          </w:tcPr>
+          <w:p>
+            <w:r>
+              <w:rPr>
+                <w:b/>
+                <w:i w:val="0"/>
+                <w:color w:val="16A34A"/>
+                <w:sz w:val="16"/>
+              </w:rPr>
+              <w:t>—</w:t>
+            </w:r>
+          </w:p>
+        </w:tc>
+        <w:tc>
+          <w:tcPr>
+            <w:tcW w:type="dxa" w:w="1191"/>
+          </w:tcPr>
+          <w:p>
+            <w:r>
+              <w:rPr>
+                <w:b w:val="0"/>
+                <w:i w:val="0"/>
+                <w:color w:val="64748B"/>
+                <w:sz w:val="16"/>
+              </w:rPr>
+              <w:t>GT-CQ</w:t>
+            </w:r>
+          </w:p>
+        </w:tc>
+        <w:tc>
+          <w:tcPr>
+            <w:tcW w:type="dxa" w:w="4706"/>
+          </w:tcPr>
+          <w:p>
+            <w:r>
+              <w:rPr>
+                <w:b w:val="0"/>
+                <w:i w:val="0"/>
+                <w:sz w:val="17"/>
+              </w:rPr>
+              <w:t>Prière de corriger ou de confirmer avec le QG.</w:t>
+            </w:r>
+          </w:p>
+        </w:tc>
+      </w:tr>
+      <w:tr>
+        <w:tc>
+          <w:tcPr>
+            <w:tcW w:type="dxa" w:w="964"/>
+          </w:tcPr>
+          <w:p>
+            <w:r>
+              <w:rPr>
+                <w:b/>
+                <w:i w:val="0"/>
+                <w:color w:val="EA580C"/>
+                <w:sz w:val="16"/>
+              </w:rPr>
+              <w:t>Moyenne</w:t>
+            </w:r>
+          </w:p>
+        </w:tc>
+        <w:tc>
+          <w:tcPr>
+            <w:tcW w:type="dxa" w:w="1247"/>
+          </w:tcPr>
+          <w:p>
+            <w:r>
+              <w:rPr>
+                <w:b/>
+                <w:i w:val="0"/>
+                <w:sz w:val="16"/>
+              </w:rPr>
+              <w:t>S09</w:t>
+              <w:br/>
+            </w:r>
+            <w:r>
+              <w:rPr>
+                <w:b w:val="0"/>
+                <w:i w:val="0"/>
+                <w:color w:val="64748B"/>
+                <w:sz w:val="14"/>
+              </w:rPr>
+              <w:t>Dépenses non alimentaires</w:t>
+            </w:r>
+          </w:p>
+        </w:tc>
+        <w:tc>
+          <w:tcPr>
+            <w:tcW w:type="dxa" w:w="1531"/>
+          </w:tcPr>
+          <w:p>
+            <w:r>
+              <w:rPr>
+                <w:b/>
+                <w:i w:val="0"/>
+                <w:color w:val="16A34A"/>
+                <w:sz w:val="16"/>
+              </w:rPr>
+              <w:t>—</w:t>
+            </w:r>
+          </w:p>
+        </w:tc>
+        <w:tc>
+          <w:tcPr>
+            <w:tcW w:type="dxa" w:w="1191"/>
+          </w:tcPr>
+          <w:p>
+            <w:r>
+              <w:rPr>
+                <w:b w:val="0"/>
+                <w:i w:val="0"/>
+                <w:color w:val="64748B"/>
+                <w:sz w:val="16"/>
+              </w:rPr>
+              <w:t>GT-CQ</w:t>
+            </w:r>
+          </w:p>
+        </w:tc>
+        <w:tc>
+          <w:tcPr>
+            <w:tcW w:type="dxa" w:w="4706"/>
+          </w:tcPr>
+          <w:p>
+            <w:r>
+              <w:rPr>
+                <w:b w:val="0"/>
+                <w:i w:val="0"/>
+                <w:sz w:val="17"/>
+              </w:rPr>
+              <w:t>Attention ! La dépense du ménage de IDRISSA SAGNA (1000 Fcfa) au cours de 7 derniers jours de Cigarettes, Tabac est relativement élevé.</w:t>
+            </w:r>
+          </w:p>
+        </w:tc>
+      </w:tr>
+      <w:tr>
+        <w:tc>
+          <w:tcPr>
+            <w:tcW w:type="dxa" w:w="964"/>
+          </w:tcPr>
+          <w:p>
+            <w:r>
+              <w:rPr>
+                <w:b/>
+                <w:i w:val="0"/>
+                <w:color w:val="EA580C"/>
+                <w:sz w:val="16"/>
+              </w:rPr>
+              <w:t>Moyenne</w:t>
+            </w:r>
+          </w:p>
+        </w:tc>
+        <w:tc>
+          <w:tcPr>
+            <w:tcW w:type="dxa" w:w="1247"/>
+          </w:tcPr>
+          <w:p>
+            <w:r>
+              <w:rPr>
+                <w:b/>
+                <w:i w:val="0"/>
+                <w:sz w:val="16"/>
+              </w:rPr>
+              <w:t>S09</w:t>
+              <w:br/>
+            </w:r>
+            <w:r>
+              <w:rPr>
+                <w:b w:val="0"/>
+                <w:i w:val="0"/>
+                <w:color w:val="64748B"/>
+                <w:sz w:val="14"/>
+              </w:rPr>
+              <w:t>Dépenses non alimentaires</w:t>
+            </w:r>
+          </w:p>
+        </w:tc>
+        <w:tc>
+          <w:tcPr>
+            <w:tcW w:type="dxa" w:w="1531"/>
+          </w:tcPr>
+          <w:p>
+            <w:r>
+              <w:rPr>
+                <w:b/>
+                <w:i w:val="0"/>
+                <w:color w:val="16A34A"/>
+                <w:sz w:val="16"/>
+              </w:rPr>
+              <w:t>—</w:t>
+            </w:r>
+          </w:p>
+        </w:tc>
+        <w:tc>
+          <w:tcPr>
+            <w:tcW w:type="dxa" w:w="1191"/>
+          </w:tcPr>
+          <w:p>
+            <w:r>
+              <w:rPr>
+                <w:b w:val="0"/>
+                <w:i w:val="0"/>
+                <w:color w:val="64748B"/>
+                <w:sz w:val="16"/>
+              </w:rPr>
+              <w:t>GT-CQ</w:t>
+            </w:r>
+          </w:p>
+        </w:tc>
+        <w:tc>
+          <w:tcPr>
+            <w:tcW w:type="dxa" w:w="4706"/>
+          </w:tcPr>
+          <w:p>
+            <w:r>
+              <w:rPr>
+                <w:b w:val="0"/>
+                <w:i w:val="0"/>
+                <w:sz w:val="17"/>
+              </w:rPr>
+              <w:t>Prière de corriger ou de confirmer avec le QG.</w:t>
+            </w:r>
+          </w:p>
+        </w:tc>
+      </w:tr>
+      <w:tr>
+        <w:tc>
+          <w:tcPr>
+            <w:tcW w:type="dxa" w:w="964"/>
+          </w:tcPr>
+          <w:p>
+            <w:r>
+              <w:rPr>
+                <w:b/>
+                <w:i w:val="0"/>
+                <w:color w:val="EA580C"/>
+                <w:sz w:val="16"/>
+              </w:rPr>
+              <w:t>Moyenne</w:t>
+            </w:r>
+          </w:p>
+        </w:tc>
+        <w:tc>
+          <w:tcPr>
+            <w:tcW w:type="dxa" w:w="1247"/>
+          </w:tcPr>
+          <w:p>
+            <w:r>
+              <w:rPr>
+                <w:b/>
+                <w:i w:val="0"/>
+                <w:sz w:val="16"/>
+              </w:rPr>
+              <w:t>S09</w:t>
+              <w:br/>
+            </w:r>
+            <w:r>
+              <w:rPr>
+                <w:b w:val="0"/>
+                <w:i w:val="0"/>
+                <w:color w:val="64748B"/>
+                <w:sz w:val="14"/>
+              </w:rPr>
+              <w:t>Dépenses non alimentaires</w:t>
+            </w:r>
+          </w:p>
+        </w:tc>
+        <w:tc>
+          <w:tcPr>
+            <w:tcW w:type="dxa" w:w="1531"/>
+          </w:tcPr>
+          <w:p>
+            <w:r>
+              <w:rPr>
+                <w:b/>
+                <w:i w:val="0"/>
+                <w:color w:val="16A34A"/>
+                <w:sz w:val="16"/>
+              </w:rPr>
+              <w:t>s01q23, s01q00b, s01q23_autre</w:t>
+            </w:r>
+          </w:p>
+        </w:tc>
+        <w:tc>
+          <w:tcPr>
+            <w:tcW w:type="dxa" w:w="1191"/>
+          </w:tcPr>
+          <w:p>
+            <w:r>
+              <w:rPr>
+                <w:b w:val="0"/>
+                <w:i w:val="0"/>
+                <w:color w:val="64748B"/>
+                <w:sz w:val="16"/>
+              </w:rPr>
+              <w:t>GT-CQ</w:t>
+            </w:r>
+          </w:p>
+        </w:tc>
+        <w:tc>
+          <w:tcPr>
+            <w:tcW w:type="dxa" w:w="4706"/>
+          </w:tcPr>
+          <w:p>
+            <w:r>
+              <w:rPr>
+                <w:b w:val="0"/>
+                <w:i w:val="0"/>
+                <w:sz w:val="17"/>
+              </w:rPr>
+              <w:t>La dernière fois que vous avez acheté Bois de chauffe ramassé/coupé (estimer la valeur) est ramasse et semble exister dans les modalités, prière de prendre attache avec le QG pour plus d'explication afin de la classer bien.</w:t>
+            </w:r>
+          </w:p>
+        </w:tc>
+      </w:tr>
+      <w:tr>
+        <w:tc>
+          <w:tcPr>
+            <w:tcW w:type="dxa" w:w="964"/>
+          </w:tcPr>
+          <w:p>
+            <w:r>
+              <w:rPr>
+                <w:b/>
+                <w:i w:val="0"/>
+                <w:color w:val="EA580C"/>
+                <w:sz w:val="16"/>
+              </w:rPr>
+              <w:t>Moyenne</w:t>
+            </w:r>
+          </w:p>
+        </w:tc>
+        <w:tc>
+          <w:tcPr>
+            <w:tcW w:type="dxa" w:w="1247"/>
+          </w:tcPr>
+          <w:p>
+            <w:r>
+              <w:rPr>
+                <w:b/>
+                <w:i w:val="0"/>
+                <w:sz w:val="16"/>
+              </w:rPr>
+              <w:t>S09</w:t>
+              <w:br/>
+            </w:r>
+            <w:r>
+              <w:rPr>
+                <w:b w:val="0"/>
+                <w:i w:val="0"/>
+                <w:color w:val="64748B"/>
+                <w:sz w:val="14"/>
+              </w:rPr>
+              <w:t>Dépenses non alimentaires</w:t>
+            </w:r>
+          </w:p>
+        </w:tc>
+        <w:tc>
+          <w:tcPr>
+            <w:tcW w:type="dxa" w:w="1531"/>
+          </w:tcPr>
+          <w:p>
+            <w:r>
+              <w:rPr>
+                <w:b/>
+                <w:i w:val="0"/>
+                <w:color w:val="16A34A"/>
+                <w:sz w:val="16"/>
+              </w:rPr>
+              <w:t>s01q23, s01q00b, s01q23_autre</w:t>
+            </w:r>
+          </w:p>
+        </w:tc>
+        <w:tc>
+          <w:tcPr>
+            <w:tcW w:type="dxa" w:w="1191"/>
+          </w:tcPr>
+          <w:p>
+            <w:r>
+              <w:rPr>
+                <w:b w:val="0"/>
+                <w:i w:val="0"/>
+                <w:color w:val="64748B"/>
+                <w:sz w:val="16"/>
+              </w:rPr>
+              <w:t>GT-CQ</w:t>
+            </w:r>
+          </w:p>
+        </w:tc>
+        <w:tc>
+          <w:tcPr>
+            <w:tcW w:type="dxa" w:w="4706"/>
+          </w:tcPr>
+          <w:p>
+            <w:r>
+              <w:rPr>
+                <w:b w:val="0"/>
+                <w:i w:val="0"/>
+                <w:sz w:val="17"/>
+              </w:rPr>
+              <w:t>La dernière fois que vous avez acheté Frais de coiffure homme et femme (salon, tressage, mèches, coupe, etc.), manucure, pédicure est coiffeuse et semble exister dans les modalités, prière de prendre attache avec le QG pour plus d'explication afin de la classer bien.</w:t>
+            </w:r>
+          </w:p>
+        </w:tc>
+      </w:tr>
+      <w:tr>
+        <w:tc>
+          <w:tcPr>
+            <w:tcW w:type="dxa" w:w="964"/>
+          </w:tcPr>
+          <w:p>
+            <w:r>
+              <w:rPr>
+                <w:b/>
+                <w:i w:val="0"/>
+                <w:color w:val="EA580C"/>
+                <w:sz w:val="16"/>
+              </w:rPr>
+              <w:t>Moyenne</w:t>
+            </w:r>
+          </w:p>
+        </w:tc>
+        <w:tc>
+          <w:tcPr>
+            <w:tcW w:type="dxa" w:w="1247"/>
+          </w:tcPr>
+          <w:p>
+            <w:r>
+              <w:rPr>
+                <w:b/>
+                <w:i w:val="0"/>
+                <w:sz w:val="16"/>
+              </w:rPr>
+              <w:t>S09</w:t>
+              <w:br/>
+            </w:r>
+            <w:r>
+              <w:rPr>
+                <w:b w:val="0"/>
+                <w:i w:val="0"/>
+                <w:color w:val="64748B"/>
+                <w:sz w:val="14"/>
+              </w:rPr>
+              <w:t>Dépenses non alimentaires</w:t>
+            </w:r>
+          </w:p>
+        </w:tc>
+        <w:tc>
+          <w:tcPr>
+            <w:tcW w:type="dxa" w:w="1531"/>
+          </w:tcPr>
+          <w:p>
+            <w:r>
+              <w:rPr>
+                <w:b/>
+                <w:i w:val="0"/>
+                <w:color w:val="16A34A"/>
+                <w:sz w:val="16"/>
+              </w:rPr>
+              <w:t>—</w:t>
+            </w:r>
+          </w:p>
+        </w:tc>
+        <w:tc>
+          <w:tcPr>
+            <w:tcW w:type="dxa" w:w="1191"/>
+          </w:tcPr>
+          <w:p>
+            <w:r>
+              <w:rPr>
+                <w:b w:val="0"/>
+                <w:i w:val="0"/>
+                <w:color w:val="64748B"/>
+                <w:sz w:val="16"/>
+              </w:rPr>
+              <w:t>GT-CQ</w:t>
+            </w:r>
+          </w:p>
+        </w:tc>
+        <w:tc>
+          <w:tcPr>
+            <w:tcW w:type="dxa" w:w="4706"/>
+          </w:tcPr>
+          <w:p>
+            <w:r>
+              <w:rPr>
+                <w:b w:val="0"/>
+                <w:i w:val="0"/>
+                <w:sz w:val="17"/>
+              </w:rPr>
+              <w:t>Attention ! La dépense du ménage de IDRISSA SAGNA (2500 Fcfa) au cours de 30 derniers jours de Frais de coiffure homme et femme (salon, tressage, mèches, coupe, etc.), manucure, pédicure est relativement élevé.</w:t>
+            </w:r>
+          </w:p>
+        </w:tc>
+      </w:tr>
+      <w:tr>
+        <w:tc>
+          <w:tcPr>
+            <w:tcW w:type="dxa" w:w="964"/>
+          </w:tcPr>
+          <w:p>
+            <w:r>
+              <w:rPr>
+                <w:b/>
+                <w:i w:val="0"/>
+                <w:color w:val="EA580C"/>
+                <w:sz w:val="16"/>
+              </w:rPr>
+              <w:t>Moyenne</w:t>
+            </w:r>
+          </w:p>
+        </w:tc>
+        <w:tc>
+          <w:tcPr>
+            <w:tcW w:type="dxa" w:w="1247"/>
+          </w:tcPr>
+          <w:p>
+            <w:r>
+              <w:rPr>
+                <w:b/>
+                <w:i w:val="0"/>
+                <w:sz w:val="16"/>
+              </w:rPr>
+              <w:t>S09</w:t>
+              <w:br/>
+            </w:r>
+            <w:r>
+              <w:rPr>
+                <w:b w:val="0"/>
+                <w:i w:val="0"/>
+                <w:color w:val="64748B"/>
+                <w:sz w:val="14"/>
+              </w:rPr>
+              <w:t>Dépenses non alimentaires</w:t>
+            </w:r>
+          </w:p>
+        </w:tc>
+        <w:tc>
+          <w:tcPr>
+            <w:tcW w:type="dxa" w:w="1531"/>
+          </w:tcPr>
+          <w:p>
+            <w:r>
+              <w:rPr>
+                <w:b/>
+                <w:i w:val="0"/>
+                <w:color w:val="16A34A"/>
+                <w:sz w:val="16"/>
+              </w:rPr>
+              <w:t>—</w:t>
+            </w:r>
+          </w:p>
+        </w:tc>
+        <w:tc>
+          <w:tcPr>
+            <w:tcW w:type="dxa" w:w="1191"/>
+          </w:tcPr>
+          <w:p>
+            <w:r>
+              <w:rPr>
+                <w:b w:val="0"/>
+                <w:i w:val="0"/>
+                <w:color w:val="64748B"/>
+                <w:sz w:val="16"/>
+              </w:rPr>
+              <w:t>GT-CQ</w:t>
+            </w:r>
+          </w:p>
+        </w:tc>
+        <w:tc>
+          <w:tcPr>
+            <w:tcW w:type="dxa" w:w="4706"/>
+          </w:tcPr>
+          <w:p>
+            <w:r>
+              <w:rPr>
+                <w:b w:val="0"/>
+                <w:i w:val="0"/>
+                <w:sz w:val="17"/>
+              </w:rPr>
+              <w:t>Prière de corriger ou de confirmer avec le QG.</w:t>
+            </w:r>
+          </w:p>
+        </w:tc>
+      </w:tr>
+      <w:tr>
+        <w:tc>
+          <w:tcPr>
+            <w:tcW w:type="dxa" w:w="964"/>
+          </w:tcPr>
+          <w:p>
+            <w:r>
+              <w:rPr>
+                <w:b/>
+                <w:i w:val="0"/>
+                <w:color w:val="EA580C"/>
+                <w:sz w:val="16"/>
+              </w:rPr>
+              <w:t>Moyenne</w:t>
+            </w:r>
+          </w:p>
+        </w:tc>
+        <w:tc>
+          <w:tcPr>
+            <w:tcW w:type="dxa" w:w="1247"/>
+          </w:tcPr>
+          <w:p>
+            <w:r>
+              <w:rPr>
+                <w:b/>
+                <w:i w:val="0"/>
+                <w:sz w:val="16"/>
+              </w:rPr>
+              <w:t>S09</w:t>
+              <w:br/>
+            </w:r>
+            <w:r>
+              <w:rPr>
+                <w:b w:val="0"/>
+                <w:i w:val="0"/>
+                <w:color w:val="64748B"/>
+                <w:sz w:val="14"/>
+              </w:rPr>
+              <w:t>Dépenses non alimentaires</w:t>
+            </w:r>
+          </w:p>
+        </w:tc>
+        <w:tc>
+          <w:tcPr>
+            <w:tcW w:type="dxa" w:w="1531"/>
+          </w:tcPr>
+          <w:p>
+            <w:r>
+              <w:rPr>
+                <w:b/>
+                <w:i w:val="0"/>
+                <w:color w:val="16A34A"/>
+                <w:sz w:val="16"/>
+              </w:rPr>
+              <w:t>s01q23, s01q00b, s01q23_autre</w:t>
+            </w:r>
+          </w:p>
+        </w:tc>
+        <w:tc>
+          <w:tcPr>
+            <w:tcW w:type="dxa" w:w="1191"/>
+          </w:tcPr>
+          <w:p>
+            <w:r>
+              <w:rPr>
+                <w:b w:val="0"/>
+                <w:i w:val="0"/>
+                <w:color w:val="64748B"/>
+                <w:sz w:val="16"/>
+              </w:rPr>
+              <w:t>GT-CQ</w:t>
+            </w:r>
+          </w:p>
+        </w:tc>
+        <w:tc>
+          <w:tcPr>
+            <w:tcW w:type="dxa" w:w="4706"/>
+          </w:tcPr>
+          <w:p>
+            <w:r>
+              <w:rPr>
+                <w:b w:val="0"/>
+                <w:i w:val="0"/>
+                <w:sz w:val="17"/>
+              </w:rPr>
+              <w:t>La dernière fois que vous avez acheté Frais de mouture des céréales est moulin et semble exister dans les modalités, prière de prendre attache avec le QG pour plus d'explication afin de la classer bien.</w:t>
+            </w:r>
+          </w:p>
+        </w:tc>
+      </w:tr>
+      <w:tr>
+        <w:tc>
+          <w:tcPr>
+            <w:tcW w:type="dxa" w:w="964"/>
+          </w:tcPr>
+          <w:p>
+            <w:r>
+              <w:rPr>
+                <w:b/>
+                <w:i w:val="0"/>
+                <w:color w:val="EA580C"/>
+                <w:sz w:val="16"/>
+              </w:rPr>
+              <w:t>Moyenne</w:t>
+            </w:r>
+          </w:p>
+        </w:tc>
+        <w:tc>
+          <w:tcPr>
+            <w:tcW w:type="dxa" w:w="1247"/>
+          </w:tcPr>
+          <w:p>
+            <w:r>
+              <w:rPr>
+                <w:b/>
+                <w:i w:val="0"/>
+                <w:sz w:val="16"/>
+              </w:rPr>
+              <w:t>S09</w:t>
+              <w:br/>
+            </w:r>
+            <w:r>
+              <w:rPr>
+                <w:b w:val="0"/>
+                <w:i w:val="0"/>
+                <w:color w:val="64748B"/>
+                <w:sz w:val="14"/>
+              </w:rPr>
+              <w:t>Dépenses non alimentaires</w:t>
+            </w:r>
+          </w:p>
+        </w:tc>
+        <w:tc>
+          <w:tcPr>
+            <w:tcW w:type="dxa" w:w="1531"/>
+          </w:tcPr>
+          <w:p>
+            <w:r>
+              <w:rPr>
+                <w:b/>
+                <w:i w:val="0"/>
+                <w:color w:val="16A34A"/>
+                <w:sz w:val="16"/>
+              </w:rPr>
+              <w:t>—</w:t>
+            </w:r>
+          </w:p>
+        </w:tc>
+        <w:tc>
+          <w:tcPr>
+            <w:tcW w:type="dxa" w:w="1191"/>
+          </w:tcPr>
+          <w:p>
+            <w:r>
+              <w:rPr>
+                <w:b w:val="0"/>
+                <w:i w:val="0"/>
+                <w:color w:val="64748B"/>
+                <w:sz w:val="16"/>
+              </w:rPr>
+              <w:t>GT-CQ</w:t>
+            </w:r>
+          </w:p>
+        </w:tc>
+        <w:tc>
+          <w:tcPr>
+            <w:tcW w:type="dxa" w:w="4706"/>
+          </w:tcPr>
+          <w:p>
+            <w:r>
+              <w:rPr>
+                <w:b w:val="0"/>
+                <w:i w:val="0"/>
+                <w:sz w:val="17"/>
+              </w:rPr>
+              <w:t>Attention ! La dépense du ménage de IDRISSA SAGNA (1000 Fcfa) au cours de 30 derniers jours de Frais de mouture des céréales est relativement élevé.</w:t>
+            </w:r>
+          </w:p>
+        </w:tc>
+      </w:tr>
+      <w:tr>
+        <w:tc>
+          <w:tcPr>
+            <w:tcW w:type="dxa" w:w="964"/>
+          </w:tcPr>
+          <w:p>
+            <w:r>
+              <w:rPr>
+                <w:b/>
+                <w:i w:val="0"/>
+                <w:color w:val="EA580C"/>
+                <w:sz w:val="16"/>
+              </w:rPr>
+              <w:t>Moyenne</w:t>
+            </w:r>
+          </w:p>
+        </w:tc>
+        <w:tc>
+          <w:tcPr>
+            <w:tcW w:type="dxa" w:w="1247"/>
+          </w:tcPr>
+          <w:p>
+            <w:r>
+              <w:rPr>
+                <w:b/>
+                <w:i w:val="0"/>
+                <w:sz w:val="16"/>
+              </w:rPr>
+              <w:t>S09</w:t>
+              <w:br/>
+            </w:r>
+            <w:r>
+              <w:rPr>
+                <w:b w:val="0"/>
+                <w:i w:val="0"/>
+                <w:color w:val="64748B"/>
+                <w:sz w:val="14"/>
+              </w:rPr>
+              <w:t>Dépenses non alimentaires</w:t>
+            </w:r>
+          </w:p>
+        </w:tc>
+        <w:tc>
+          <w:tcPr>
+            <w:tcW w:type="dxa" w:w="1531"/>
+          </w:tcPr>
+          <w:p>
+            <w:r>
+              <w:rPr>
+                <w:b/>
+                <w:i w:val="0"/>
+                <w:color w:val="16A34A"/>
+                <w:sz w:val="16"/>
+              </w:rPr>
+              <w:t>—</w:t>
+            </w:r>
+          </w:p>
+        </w:tc>
+        <w:tc>
+          <w:tcPr>
+            <w:tcW w:type="dxa" w:w="1191"/>
+          </w:tcPr>
+          <w:p>
+            <w:r>
+              <w:rPr>
+                <w:b w:val="0"/>
+                <w:i w:val="0"/>
+                <w:color w:val="64748B"/>
+                <w:sz w:val="16"/>
+              </w:rPr>
+              <w:t>GT-CQ</w:t>
+            </w:r>
+          </w:p>
+        </w:tc>
+        <w:tc>
+          <w:tcPr>
+            <w:tcW w:type="dxa" w:w="4706"/>
+          </w:tcPr>
+          <w:p>
+            <w:r>
+              <w:rPr>
+                <w:b w:val="0"/>
+                <w:i w:val="0"/>
+                <w:sz w:val="17"/>
+              </w:rPr>
+              <w:t>Attention ! La dépense du ménage de IDRISSA SAGNA (10000 Fcfa) au cours de 6 derniers mois de Frais de confection et de réparation de vêtements enfants est relativement élevé.</w:t>
+            </w:r>
+          </w:p>
+        </w:tc>
+      </w:tr>
+      <w:tr>
+        <w:tc>
+          <w:tcPr>
+            <w:tcW w:type="dxa" w:w="964"/>
+          </w:tcPr>
+          <w:p>
+            <w:r>
+              <w:rPr>
+                <w:b/>
+                <w:i w:val="0"/>
+                <w:color w:val="EA580C"/>
+                <w:sz w:val="16"/>
+              </w:rPr>
+              <w:t>Moyenne</w:t>
+            </w:r>
+          </w:p>
+        </w:tc>
+        <w:tc>
+          <w:tcPr>
+            <w:tcW w:type="dxa" w:w="1247"/>
+          </w:tcPr>
+          <w:p>
+            <w:r>
+              <w:rPr>
+                <w:b/>
+                <w:i w:val="0"/>
+                <w:sz w:val="16"/>
+              </w:rPr>
+              <w:t>S09</w:t>
+              <w:br/>
+            </w:r>
+            <w:r>
+              <w:rPr>
+                <w:b w:val="0"/>
+                <w:i w:val="0"/>
+                <w:color w:val="64748B"/>
+                <w:sz w:val="14"/>
+              </w:rPr>
+              <w:t>Dépenses non alimentaires</w:t>
+            </w:r>
+          </w:p>
+        </w:tc>
+        <w:tc>
+          <w:tcPr>
+            <w:tcW w:type="dxa" w:w="1531"/>
+          </w:tcPr>
+          <w:p>
+            <w:r>
+              <w:rPr>
+                <w:b/>
+                <w:i w:val="0"/>
+                <w:color w:val="16A34A"/>
+                <w:sz w:val="16"/>
+              </w:rPr>
+              <w:t>—</w:t>
+            </w:r>
+          </w:p>
+        </w:tc>
+        <w:tc>
+          <w:tcPr>
+            <w:tcW w:type="dxa" w:w="1191"/>
+          </w:tcPr>
+          <w:p>
+            <w:r>
+              <w:rPr>
+                <w:b w:val="0"/>
+                <w:i w:val="0"/>
+                <w:color w:val="64748B"/>
+                <w:sz w:val="16"/>
+              </w:rPr>
+              <w:t>GT-CQ</w:t>
+            </w:r>
+          </w:p>
+        </w:tc>
+        <w:tc>
+          <w:tcPr>
+            <w:tcW w:type="dxa" w:w="4706"/>
+          </w:tcPr>
+          <w:p>
+            <w:r>
+              <w:rPr>
+                <w:b w:val="0"/>
+                <w:i w:val="0"/>
+                <w:sz w:val="17"/>
+              </w:rPr>
+              <w:t>Prière de corriger ou de confirmer avec le QG.</w:t>
+            </w:r>
+          </w:p>
+        </w:tc>
+      </w:tr>
+      <w:tr>
+        <w:tc>
+          <w:tcPr>
+            <w:tcW w:type="dxa" w:w="964"/>
+          </w:tcPr>
+          <w:p>
+            <w:r>
+              <w:rPr>
+                <w:b/>
+                <w:i w:val="0"/>
+                <w:color w:val="EA580C"/>
+                <w:sz w:val="16"/>
+              </w:rPr>
+              <w:t>Moyenne</w:t>
+            </w:r>
+          </w:p>
+        </w:tc>
+        <w:tc>
+          <w:tcPr>
+            <w:tcW w:type="dxa" w:w="1247"/>
+          </w:tcPr>
+          <w:p>
+            <w:r>
+              <w:rPr>
+                <w:b/>
+                <w:i w:val="0"/>
+                <w:sz w:val="16"/>
+              </w:rPr>
+              <w:t>S09</w:t>
+              <w:br/>
+            </w:r>
+            <w:r>
+              <w:rPr>
+                <w:b w:val="0"/>
+                <w:i w:val="0"/>
+                <w:color w:val="64748B"/>
+                <w:sz w:val="14"/>
+              </w:rPr>
+              <w:t>Dépenses non alimentaires</w:t>
+            </w:r>
+          </w:p>
+        </w:tc>
+        <w:tc>
+          <w:tcPr>
+            <w:tcW w:type="dxa" w:w="1531"/>
+          </w:tcPr>
+          <w:p>
+            <w:r>
+              <w:rPr>
+                <w:b/>
+                <w:i w:val="0"/>
+                <w:color w:val="16A34A"/>
+                <w:sz w:val="16"/>
+              </w:rPr>
+              <w:t>—</w:t>
+            </w:r>
+          </w:p>
+        </w:tc>
+        <w:tc>
+          <w:tcPr>
+            <w:tcW w:type="dxa" w:w="1191"/>
+          </w:tcPr>
+          <w:p>
+            <w:r>
+              <w:rPr>
+                <w:b w:val="0"/>
+                <w:i w:val="0"/>
+                <w:color w:val="64748B"/>
+                <w:sz w:val="16"/>
+              </w:rPr>
+              <w:t>GT-CQ</w:t>
+            </w:r>
+          </w:p>
+        </w:tc>
+        <w:tc>
+          <w:tcPr>
+            <w:tcW w:type="dxa" w:w="4706"/>
+          </w:tcPr>
+          <w:p>
+            <w:r>
+              <w:rPr>
+                <w:b w:val="0"/>
+                <w:i w:val="0"/>
+                <w:sz w:val="17"/>
+              </w:rPr>
+              <w:t>Attention ! La dépense du ménage de IDRISSA SAGNA (15000 Fcfa) au cours de 6 derniers mois de Frais de confection et de réparation de vêtements femme: robe, pantalon, jupe, ensemble, réparation, location, etc.</w:t>
+            </w:r>
+          </w:p>
+        </w:tc>
+      </w:tr>
+      <w:tr>
+        <w:tc>
+          <w:tcPr>
+            <w:tcW w:type="dxa" w:w="964"/>
+          </w:tcPr>
+          <w:p>
+            <w:r>
+              <w:rPr>
+                <w:b/>
+                <w:i w:val="0"/>
+                <w:color w:val="EA580C"/>
+                <w:sz w:val="16"/>
+              </w:rPr>
+              <w:t>Moyenne</w:t>
+            </w:r>
+          </w:p>
+        </w:tc>
+        <w:tc>
+          <w:tcPr>
+            <w:tcW w:type="dxa" w:w="1247"/>
+          </w:tcPr>
+          <w:p>
+            <w:r>
+              <w:rPr>
+                <w:b/>
+                <w:i w:val="0"/>
+                <w:sz w:val="16"/>
+              </w:rPr>
+              <w:t>S09</w:t>
+              <w:br/>
+            </w:r>
+            <w:r>
+              <w:rPr>
+                <w:b w:val="0"/>
+                <w:i w:val="0"/>
+                <w:color w:val="64748B"/>
+                <w:sz w:val="14"/>
+              </w:rPr>
+              <w:t>Dépenses non alimentaires</w:t>
+            </w:r>
+          </w:p>
+        </w:tc>
+        <w:tc>
+          <w:tcPr>
+            <w:tcW w:type="dxa" w:w="1531"/>
+          </w:tcPr>
+          <w:p>
+            <w:r>
+              <w:rPr>
+                <w:b/>
+                <w:i w:val="0"/>
+                <w:color w:val="16A34A"/>
+                <w:sz w:val="16"/>
+              </w:rPr>
+              <w:t>—</w:t>
+            </w:r>
+          </w:p>
+        </w:tc>
+        <w:tc>
+          <w:tcPr>
+            <w:tcW w:type="dxa" w:w="1191"/>
+          </w:tcPr>
+          <w:p>
+            <w:r>
+              <w:rPr>
+                <w:b w:val="0"/>
+                <w:i w:val="0"/>
+                <w:color w:val="64748B"/>
+                <w:sz w:val="16"/>
+              </w:rPr>
+              <w:t>GT-CQ</w:t>
+            </w:r>
+          </w:p>
+        </w:tc>
+        <w:tc>
+          <w:tcPr>
+            <w:tcW w:type="dxa" w:w="4706"/>
+          </w:tcPr>
+          <w:p>
+            <w:r>
+              <w:rPr>
+                <w:b w:val="0"/>
+                <w:i w:val="0"/>
+                <w:sz w:val="17"/>
+              </w:rPr>
+              <w:t>est relativement élevé.</w:t>
+            </w:r>
+          </w:p>
+        </w:tc>
+      </w:tr>
+      <w:tr>
+        <w:tc>
+          <w:tcPr>
+            <w:tcW w:type="dxa" w:w="964"/>
+          </w:tcPr>
+          <w:p>
+            <w:r>
+              <w:rPr>
+                <w:b/>
+                <w:i w:val="0"/>
+                <w:color w:val="EA580C"/>
+                <w:sz w:val="16"/>
+              </w:rPr>
+              <w:t>Moyenne</w:t>
+            </w:r>
+          </w:p>
+        </w:tc>
+        <w:tc>
+          <w:tcPr>
+            <w:tcW w:type="dxa" w:w="1247"/>
+          </w:tcPr>
+          <w:p>
+            <w:r>
+              <w:rPr>
+                <w:b/>
+                <w:i w:val="0"/>
+                <w:sz w:val="16"/>
+              </w:rPr>
+              <w:t>S09</w:t>
+              <w:br/>
+            </w:r>
+            <w:r>
+              <w:rPr>
+                <w:b w:val="0"/>
+                <w:i w:val="0"/>
+                <w:color w:val="64748B"/>
+                <w:sz w:val="14"/>
+              </w:rPr>
+              <w:t>Dépenses non alimentaires</w:t>
+            </w:r>
+          </w:p>
+        </w:tc>
+        <w:tc>
+          <w:tcPr>
+            <w:tcW w:type="dxa" w:w="1531"/>
+          </w:tcPr>
+          <w:p>
+            <w:r>
+              <w:rPr>
+                <w:b/>
+                <w:i w:val="0"/>
+                <w:color w:val="16A34A"/>
+                <w:sz w:val="16"/>
+              </w:rPr>
+              <w:t>—</w:t>
+            </w:r>
+          </w:p>
+        </w:tc>
+        <w:tc>
+          <w:tcPr>
+            <w:tcW w:type="dxa" w:w="1191"/>
+          </w:tcPr>
+          <w:p>
+            <w:r>
+              <w:rPr>
+                <w:b w:val="0"/>
+                <w:i w:val="0"/>
+                <w:color w:val="64748B"/>
+                <w:sz w:val="16"/>
+              </w:rPr>
+              <w:t>GT-CQ</w:t>
+            </w:r>
+          </w:p>
+        </w:tc>
+        <w:tc>
+          <w:tcPr>
+            <w:tcW w:type="dxa" w:w="4706"/>
+          </w:tcPr>
+          <w:p>
+            <w:r>
+              <w:rPr>
+                <w:b w:val="0"/>
+                <w:i w:val="0"/>
+                <w:sz w:val="17"/>
+              </w:rPr>
+              <w:t>Attention ! La dépense du ménage de IDRISSA SAGNA (2500 Fcfa) au cours de 6 derniers mois de Accessoires des chaussures (chausse-pieds; brosses à chaussure, lacet) est relativement élevé.</w:t>
+            </w:r>
+          </w:p>
+        </w:tc>
+      </w:tr>
+      <w:tr>
+        <w:tc>
+          <w:tcPr>
+            <w:tcW w:type="dxa" w:w="964"/>
+          </w:tcPr>
+          <w:p>
+            <w:r>
+              <w:rPr>
+                <w:b/>
+                <w:i w:val="0"/>
+                <w:color w:val="EA580C"/>
+                <w:sz w:val="16"/>
+              </w:rPr>
+              <w:t>Moyenne</w:t>
+            </w:r>
+          </w:p>
+        </w:tc>
+        <w:tc>
+          <w:tcPr>
+            <w:tcW w:type="dxa" w:w="1247"/>
+          </w:tcPr>
+          <w:p>
+            <w:r>
+              <w:rPr>
+                <w:b/>
+                <w:i w:val="0"/>
+                <w:sz w:val="16"/>
+              </w:rPr>
+              <w:t>S09</w:t>
+              <w:br/>
+            </w:r>
+            <w:r>
+              <w:rPr>
+                <w:b w:val="0"/>
+                <w:i w:val="0"/>
+                <w:color w:val="64748B"/>
+                <w:sz w:val="14"/>
+              </w:rPr>
+              <w:t>Dépenses non alimentaires</w:t>
+            </w:r>
+          </w:p>
+        </w:tc>
+        <w:tc>
+          <w:tcPr>
+            <w:tcW w:type="dxa" w:w="1531"/>
+          </w:tcPr>
+          <w:p>
+            <w:r>
+              <w:rPr>
+                <w:b/>
+                <w:i w:val="0"/>
+                <w:color w:val="16A34A"/>
+                <w:sz w:val="16"/>
+              </w:rPr>
+              <w:t>—</w:t>
+            </w:r>
+          </w:p>
+        </w:tc>
+        <w:tc>
+          <w:tcPr>
+            <w:tcW w:type="dxa" w:w="1191"/>
+          </w:tcPr>
+          <w:p>
+            <w:r>
+              <w:rPr>
+                <w:b w:val="0"/>
+                <w:i w:val="0"/>
+                <w:color w:val="64748B"/>
+                <w:sz w:val="16"/>
+              </w:rPr>
+              <w:t>GT-CQ</w:t>
+            </w:r>
+          </w:p>
+        </w:tc>
+        <w:tc>
+          <w:tcPr>
+            <w:tcW w:type="dxa" w:w="4706"/>
+          </w:tcPr>
+          <w:p>
+            <w:r>
+              <w:rPr>
+                <w:b w:val="0"/>
+                <w:i w:val="0"/>
+                <w:sz w:val="17"/>
+              </w:rPr>
+              <w:t>Attention ! La dépense du ménage de IDRISSA SAGNA (25000 Fcfa) au cours de 6 derniers mois de Vêtements hommes (15 ans et plus): chemise, pantalon, veste, ensemble, vêtements de travail, etc.</w:t>
+            </w:r>
+          </w:p>
+        </w:tc>
+      </w:tr>
+      <w:tr>
+        <w:tc>
+          <w:tcPr>
+            <w:tcW w:type="dxa" w:w="964"/>
+          </w:tcPr>
+          <w:p>
+            <w:r>
+              <w:rPr>
+                <w:b/>
+                <w:i w:val="0"/>
+                <w:color w:val="EA580C"/>
+                <w:sz w:val="16"/>
+              </w:rPr>
+              <w:t>Moyenne</w:t>
+            </w:r>
+          </w:p>
+        </w:tc>
+        <w:tc>
+          <w:tcPr>
+            <w:tcW w:type="dxa" w:w="1247"/>
+          </w:tcPr>
+          <w:p>
+            <w:r>
+              <w:rPr>
+                <w:b/>
+                <w:i w:val="0"/>
+                <w:sz w:val="16"/>
+              </w:rPr>
+              <w:t>S09</w:t>
+              <w:br/>
+            </w:r>
+            <w:r>
+              <w:rPr>
+                <w:b w:val="0"/>
+                <w:i w:val="0"/>
+                <w:color w:val="64748B"/>
+                <w:sz w:val="14"/>
+              </w:rPr>
+              <w:t>Dépenses non alimentaires</w:t>
+            </w:r>
+          </w:p>
+        </w:tc>
+        <w:tc>
+          <w:tcPr>
+            <w:tcW w:type="dxa" w:w="1531"/>
+          </w:tcPr>
+          <w:p>
+            <w:r>
+              <w:rPr>
+                <w:b/>
+                <w:i w:val="0"/>
+                <w:color w:val="16A34A"/>
+                <w:sz w:val="16"/>
+              </w:rPr>
+              <w:t>—</w:t>
+            </w:r>
+          </w:p>
+        </w:tc>
+        <w:tc>
+          <w:tcPr>
+            <w:tcW w:type="dxa" w:w="1191"/>
+          </w:tcPr>
+          <w:p>
+            <w:r>
+              <w:rPr>
+                <w:b w:val="0"/>
+                <w:i w:val="0"/>
+                <w:color w:val="64748B"/>
+                <w:sz w:val="16"/>
+              </w:rPr>
+              <w:t>GT-CQ</w:t>
+            </w:r>
+          </w:p>
+        </w:tc>
+        <w:tc>
+          <w:tcPr>
+            <w:tcW w:type="dxa" w:w="4706"/>
+          </w:tcPr>
+          <w:p>
+            <w:r>
+              <w:rPr>
+                <w:b w:val="0"/>
+                <w:i w:val="0"/>
+                <w:sz w:val="17"/>
+              </w:rPr>
+              <w:t>Attention ! La dépense du ménage de IDRISSA SAGNA (54000 Fcfa) au cours de 6 derniers mois de Transport inter-localité par voitures est relativement élevé.</w:t>
+            </w:r>
+          </w:p>
+        </w:tc>
+      </w:tr>
+      <w:tr>
+        <w:tc>
+          <w:tcPr>
+            <w:tcW w:type="dxa" w:w="964"/>
+          </w:tcPr>
+          <w:p>
+            <w:r>
+              <w:rPr>
+                <w:b/>
+                <w:i w:val="0"/>
+                <w:color w:val="EA580C"/>
+                <w:sz w:val="16"/>
+              </w:rPr>
+              <w:t>Moyenne</w:t>
+            </w:r>
+          </w:p>
+        </w:tc>
+        <w:tc>
+          <w:tcPr>
+            <w:tcW w:type="dxa" w:w="1247"/>
+          </w:tcPr>
+          <w:p>
+            <w:r>
+              <w:rPr>
+                <w:b/>
+                <w:i w:val="0"/>
+                <w:sz w:val="16"/>
+              </w:rPr>
+              <w:t>S09</w:t>
+              <w:br/>
+            </w:r>
+            <w:r>
+              <w:rPr>
+                <w:b w:val="0"/>
+                <w:i w:val="0"/>
+                <w:color w:val="64748B"/>
+                <w:sz w:val="14"/>
+              </w:rPr>
+              <w:t>Dépenses non alimentaires</w:t>
+            </w:r>
+          </w:p>
+        </w:tc>
+        <w:tc>
+          <w:tcPr>
+            <w:tcW w:type="dxa" w:w="1531"/>
+          </w:tcPr>
+          <w:p>
+            <w:r>
+              <w:rPr>
+                <w:b/>
+                <w:i w:val="0"/>
+                <w:color w:val="16A34A"/>
+                <w:sz w:val="16"/>
+              </w:rPr>
+              <w:t>s01q23, s01q00b, s01q23_autre</w:t>
+            </w:r>
+          </w:p>
+        </w:tc>
+        <w:tc>
+          <w:tcPr>
+            <w:tcW w:type="dxa" w:w="1191"/>
+          </w:tcPr>
+          <w:p>
+            <w:r>
+              <w:rPr>
+                <w:b w:val="0"/>
+                <w:i w:val="0"/>
+                <w:color w:val="64748B"/>
+                <w:sz w:val="16"/>
+              </w:rPr>
+              <w:t>GT-CQ</w:t>
+            </w:r>
+          </w:p>
+        </w:tc>
+        <w:tc>
+          <w:tcPr>
+            <w:tcW w:type="dxa" w:w="4706"/>
+          </w:tcPr>
+          <w:p>
+            <w:r>
+              <w:rPr>
+                <w:b w:val="0"/>
+                <w:i w:val="0"/>
+                <w:sz w:val="17"/>
+              </w:rPr>
+              <w:t>La dernière fois que vous avez acheté Main-d'oeuvre pour la construction et les grosses réparation de logement (maçonnerie, toiture et charpente, électricité, plomberie, menuiserie, peinture et revêtement du sol), etc est MAÇON et semble exister dans les modalités, prière de prendre attache avec le QG pour plus d'explication afin de la classer bien.</w:t>
+            </w:r>
+          </w:p>
+        </w:tc>
+      </w:tr>
+      <w:tr>
+        <w:tc>
+          <w:tcPr>
+            <w:tcW w:type="dxa" w:w="964"/>
+          </w:tcPr>
+          <w:p>
+            <w:r>
+              <w:rPr>
+                <w:b/>
+                <w:i w:val="0"/>
+                <w:color w:val="EA580C"/>
+                <w:sz w:val="16"/>
+              </w:rPr>
+              <w:t>Moyenne</w:t>
+            </w:r>
+          </w:p>
+        </w:tc>
+        <w:tc>
+          <w:tcPr>
+            <w:tcW w:type="dxa" w:w="1247"/>
+          </w:tcPr>
+          <w:p>
+            <w:r>
+              <w:rPr>
+                <w:b/>
+                <w:i w:val="0"/>
+                <w:sz w:val="16"/>
+              </w:rPr>
+              <w:t>S09</w:t>
+              <w:br/>
+            </w:r>
+            <w:r>
+              <w:rPr>
+                <w:b w:val="0"/>
+                <w:i w:val="0"/>
+                <w:color w:val="64748B"/>
+                <w:sz w:val="14"/>
+              </w:rPr>
+              <w:t>Dépenses non alimentaires</w:t>
+            </w:r>
+          </w:p>
+        </w:tc>
+        <w:tc>
+          <w:tcPr>
+            <w:tcW w:type="dxa" w:w="1531"/>
+          </w:tcPr>
+          <w:p>
+            <w:r>
+              <w:rPr>
+                <w:b/>
+                <w:i w:val="0"/>
+                <w:color w:val="16A34A"/>
+                <w:sz w:val="16"/>
+              </w:rPr>
+              <w:t>—</w:t>
+            </w:r>
+          </w:p>
+        </w:tc>
+        <w:tc>
+          <w:tcPr>
+            <w:tcW w:type="dxa" w:w="1191"/>
+          </w:tcPr>
+          <w:p>
+            <w:r>
+              <w:rPr>
+                <w:b w:val="0"/>
+                <w:i w:val="0"/>
+                <w:color w:val="64748B"/>
+                <w:sz w:val="16"/>
+              </w:rPr>
+              <w:t>GT-CQ</w:t>
+            </w:r>
+          </w:p>
+        </w:tc>
+        <w:tc>
+          <w:tcPr>
+            <w:tcW w:type="dxa" w:w="4706"/>
+          </w:tcPr>
+          <w:p>
+            <w:r>
+              <w:rPr>
+                <w:b w:val="0"/>
+                <w:i w:val="0"/>
+                <w:sz w:val="17"/>
+              </w:rPr>
+              <w:t>Attention ! La dépense du ménage de IDRISSA SAGNA (200000 Fcfa) au cours de 12 derniers mois de Main-d'oeuvre pour la construction et les grosses réparation de logement (maçonnerie, toiture et charpente, électricité, plomberie, menuiserie, peinture et revêtement du sol), etc est relativement élevé.</w:t>
+            </w:r>
+          </w:p>
+        </w:tc>
+      </w:tr>
+      <w:tr>
+        <w:tc>
+          <w:tcPr>
+            <w:tcW w:type="dxa" w:w="964"/>
+          </w:tcPr>
+          <w:p>
+            <w:r>
+              <w:rPr>
+                <w:b/>
+                <w:i w:val="0"/>
+                <w:color w:val="EA580C"/>
+                <w:sz w:val="16"/>
+              </w:rPr>
+              <w:t>Moyenne</w:t>
+            </w:r>
+          </w:p>
+        </w:tc>
+        <w:tc>
+          <w:tcPr>
+            <w:tcW w:type="dxa" w:w="1247"/>
+          </w:tcPr>
+          <w:p>
+            <w:r>
+              <w:rPr>
+                <w:b/>
+                <w:i w:val="0"/>
+                <w:sz w:val="16"/>
+              </w:rPr>
+              <w:t>S09</w:t>
+              <w:br/>
+            </w:r>
+            <w:r>
+              <w:rPr>
+                <w:b w:val="0"/>
+                <w:i w:val="0"/>
+                <w:color w:val="64748B"/>
+                <w:sz w:val="14"/>
+              </w:rPr>
+              <w:t>Dépenses non alimentaires</w:t>
+            </w:r>
+          </w:p>
+        </w:tc>
+        <w:tc>
+          <w:tcPr>
+            <w:tcW w:type="dxa" w:w="1531"/>
+          </w:tcPr>
+          <w:p>
+            <w:r>
+              <w:rPr>
+                <w:b/>
+                <w:i w:val="0"/>
+                <w:color w:val="16A34A"/>
+                <w:sz w:val="16"/>
+              </w:rPr>
+              <w:t>—</w:t>
+            </w:r>
+          </w:p>
+        </w:tc>
+        <w:tc>
+          <w:tcPr>
+            <w:tcW w:type="dxa" w:w="1191"/>
+          </w:tcPr>
+          <w:p>
+            <w:r>
+              <w:rPr>
+                <w:b w:val="0"/>
+                <w:i w:val="0"/>
+                <w:color w:val="64748B"/>
+                <w:sz w:val="16"/>
+              </w:rPr>
+              <w:t>GT-CQ</w:t>
+            </w:r>
+          </w:p>
+        </w:tc>
+        <w:tc>
+          <w:tcPr>
+            <w:tcW w:type="dxa" w:w="4706"/>
+          </w:tcPr>
+          <w:p>
+            <w:r>
+              <w:rPr>
+                <w:b w:val="0"/>
+                <w:i w:val="0"/>
+                <w:sz w:val="17"/>
+              </w:rPr>
+              <w:t>Prière de corriger ou de confirmer avec le QG.</w:t>
+            </w:r>
+          </w:p>
+        </w:tc>
+      </w:tr>
+      <w:tr>
+        <w:tc>
+          <w:tcPr>
+            <w:tcW w:type="dxa" w:w="964"/>
+          </w:tcPr>
+          <w:p>
+            <w:r>
+              <w:rPr>
+                <w:b/>
+                <w:i w:val="0"/>
+                <w:color w:val="EA580C"/>
+                <w:sz w:val="16"/>
+              </w:rPr>
+              <w:t>Moyenne</w:t>
+            </w:r>
+          </w:p>
+        </w:tc>
+        <w:tc>
+          <w:tcPr>
+            <w:tcW w:type="dxa" w:w="1247"/>
+          </w:tcPr>
+          <w:p>
+            <w:r>
+              <w:rPr>
+                <w:b/>
+                <w:i w:val="0"/>
+                <w:sz w:val="16"/>
+              </w:rPr>
+              <w:t>S09</w:t>
+              <w:br/>
+            </w:r>
+            <w:r>
+              <w:rPr>
+                <w:b w:val="0"/>
+                <w:i w:val="0"/>
+                <w:color w:val="64748B"/>
+                <w:sz w:val="14"/>
+              </w:rPr>
+              <w:t>Dépenses non alimentaires</w:t>
+            </w:r>
+          </w:p>
+        </w:tc>
+        <w:tc>
+          <w:tcPr>
+            <w:tcW w:type="dxa" w:w="1531"/>
+          </w:tcPr>
+          <w:p>
+            <w:r>
+              <w:rPr>
+                <w:b/>
+                <w:i w:val="0"/>
+                <w:color w:val="16A34A"/>
+                <w:sz w:val="16"/>
+              </w:rPr>
+              <w:t>—</w:t>
+            </w:r>
+          </w:p>
+        </w:tc>
+        <w:tc>
+          <w:tcPr>
+            <w:tcW w:type="dxa" w:w="1191"/>
+          </w:tcPr>
+          <w:p>
+            <w:r>
+              <w:rPr>
+                <w:b w:val="0"/>
+                <w:i w:val="0"/>
+                <w:color w:val="64748B"/>
+                <w:sz w:val="16"/>
+              </w:rPr>
+              <w:t>GT-CQ</w:t>
+            </w:r>
+          </w:p>
+        </w:tc>
+        <w:tc>
+          <w:tcPr>
+            <w:tcW w:type="dxa" w:w="4706"/>
+          </w:tcPr>
+          <w:p>
+            <w:r>
+              <w:rPr>
+                <w:b w:val="0"/>
+                <w:i w:val="0"/>
+                <w:sz w:val="17"/>
+              </w:rPr>
+              <w:t>Attention ! La dépense du ménage de IDRISSA SAGNA (1000000 Fcfa) au cours de 12 derniers mois de Matériaux de maçonnerie pour la construction ou les grosses réparations de logement: ciment, briques, fer à béton, sable, gravier, parpaings, etc est relativement élevé.</w:t>
+            </w:r>
+          </w:p>
+        </w:tc>
+      </w:tr>
+      <w:tr>
+        <w:tc>
+          <w:tcPr>
+            <w:tcW w:type="dxa" w:w="964"/>
+          </w:tcPr>
+          <w:p>
+            <w:r>
+              <w:rPr>
+                <w:b/>
+                <w:i w:val="0"/>
+                <w:color w:val="EA580C"/>
+                <w:sz w:val="16"/>
+              </w:rPr>
+              <w:t>Moyenne</w:t>
+            </w:r>
+          </w:p>
+        </w:tc>
+        <w:tc>
+          <w:tcPr>
+            <w:tcW w:type="dxa" w:w="1247"/>
+          </w:tcPr>
+          <w:p>
+            <w:r>
+              <w:rPr>
+                <w:b/>
+                <w:i w:val="0"/>
+                <w:sz w:val="16"/>
+              </w:rPr>
+              <w:t>S09</w:t>
+              <w:br/>
+            </w:r>
+            <w:r>
+              <w:rPr>
+                <w:b w:val="0"/>
+                <w:i w:val="0"/>
+                <w:color w:val="64748B"/>
+                <w:sz w:val="14"/>
+              </w:rPr>
+              <w:t>Dépenses non alimentaires</w:t>
+            </w:r>
+          </w:p>
+        </w:tc>
+        <w:tc>
+          <w:tcPr>
+            <w:tcW w:type="dxa" w:w="1531"/>
+          </w:tcPr>
+          <w:p>
+            <w:r>
+              <w:rPr>
+                <w:b/>
+                <w:i w:val="0"/>
+                <w:color w:val="16A34A"/>
+                <w:sz w:val="16"/>
+              </w:rPr>
+              <w:t>—</w:t>
+            </w:r>
+          </w:p>
+        </w:tc>
+        <w:tc>
+          <w:tcPr>
+            <w:tcW w:type="dxa" w:w="1191"/>
+          </w:tcPr>
+          <w:p>
+            <w:r>
+              <w:rPr>
+                <w:b w:val="0"/>
+                <w:i w:val="0"/>
+                <w:color w:val="64748B"/>
+                <w:sz w:val="16"/>
+              </w:rPr>
+              <w:t>GT-CQ</w:t>
+            </w:r>
+          </w:p>
+        </w:tc>
+        <w:tc>
+          <w:tcPr>
+            <w:tcW w:type="dxa" w:w="4706"/>
+          </w:tcPr>
+          <w:p>
+            <w:r>
+              <w:rPr>
+                <w:b w:val="0"/>
+                <w:i w:val="0"/>
+                <w:sz w:val="17"/>
+              </w:rPr>
+              <w:t>Attention ! La dépense du ménage de IDRISSA SAGNA (1500 Fcfa) au cours de 12 derniers mois de Achat de montres, réveils, etc est relativement élevé.</w:t>
+            </w:r>
+          </w:p>
+        </w:tc>
+      </w:tr>
+      <w:tr>
+        <w:tc>
+          <w:tcPr>
+            <w:tcW w:type="dxa" w:w="964"/>
+          </w:tcPr>
+          <w:p>
+            <w:r>
+              <w:rPr>
+                <w:b/>
+                <w:i w:val="0"/>
+                <w:color w:val="EA580C"/>
+                <w:sz w:val="16"/>
+              </w:rPr>
+              <w:t>Moyenne</w:t>
+            </w:r>
+          </w:p>
+        </w:tc>
+        <w:tc>
+          <w:tcPr>
+            <w:tcW w:type="dxa" w:w="1247"/>
+          </w:tcPr>
+          <w:p>
+            <w:r>
+              <w:rPr>
+                <w:b/>
+                <w:i w:val="0"/>
+                <w:sz w:val="16"/>
+              </w:rPr>
+              <w:t>S10</w:t>
+              <w:br/>
+            </w:r>
+            <w:r>
+              <w:rPr>
+                <w:b w:val="0"/>
+                <w:i w:val="0"/>
+                <w:color w:val="64748B"/>
+                <w:sz w:val="14"/>
+              </w:rPr>
+              <w:t>Logement</w:t>
+            </w:r>
+          </w:p>
+        </w:tc>
+        <w:tc>
+          <w:tcPr>
+            <w:tcW w:type="dxa" w:w="1531"/>
+          </w:tcPr>
+          <w:p>
+            <w:r>
+              <w:rPr>
+                <w:b/>
+                <w:i w:val="0"/>
+                <w:color w:val="16A34A"/>
+                <w:sz w:val="16"/>
+              </w:rPr>
+              <w:t>s00q07a, s00q08, s00q10, s00q13_0, s00q15_0, s00q17_0, s00q23a, s00q23b</w:t>
+            </w:r>
+          </w:p>
+        </w:tc>
+        <w:tc>
+          <w:tcPr>
+            <w:tcW w:type="dxa" w:w="1191"/>
+          </w:tcPr>
+          <w:p>
+            <w:r>
+              <w:rPr>
+                <w:b w:val="0"/>
+                <w:i w:val="0"/>
+                <w:color w:val="64748B"/>
+                <w:sz w:val="16"/>
+              </w:rPr>
+              <w:t>GT-CQ</w:t>
+            </w:r>
+          </w:p>
+        </w:tc>
+        <w:tc>
+          <w:tcPr>
+            <w:tcW w:type="dxa" w:w="4706"/>
+          </w:tcPr>
+          <w:p>
+            <w:r>
+              <w:rPr>
+                <w:b w:val="0"/>
+                <w:i w:val="0"/>
+                <w:sz w:val="17"/>
+              </w:rPr>
+              <w:t>Le noms de l'entreprise  ne doit pas contenir de chiffre et doit être bien renseigné, prière de bien renseigné .</w:t>
+            </w:r>
+          </w:p>
+        </w:tc>
+      </w:tr>
+      <w:tr>
+        <w:tc>
+          <w:tcPr>
+            <w:tcW w:type="dxa" w:w="964"/>
+          </w:tcPr>
+          <w:p>
+            <w:r>
+              <w:rPr>
+                <w:b/>
+                <w:i w:val="0"/>
+                <w:color w:val="EA580C"/>
+                <w:sz w:val="16"/>
+              </w:rPr>
+              <w:t>Moyenne</w:t>
+            </w:r>
+          </w:p>
+        </w:tc>
+        <w:tc>
+          <w:tcPr>
+            <w:tcW w:type="dxa" w:w="1247"/>
+          </w:tcPr>
+          <w:p>
+            <w:r>
+              <w:rPr>
+                <w:b/>
+                <w:i w:val="0"/>
+                <w:sz w:val="16"/>
+              </w:rPr>
+              <w:t>S10</w:t>
+              <w:br/>
+            </w:r>
+            <w:r>
+              <w:rPr>
+                <w:b w:val="0"/>
+                <w:i w:val="0"/>
+                <w:color w:val="64748B"/>
+                <w:sz w:val="14"/>
+              </w:rPr>
+              <w:t>Logement</w:t>
+            </w:r>
+          </w:p>
+        </w:tc>
+        <w:tc>
+          <w:tcPr>
+            <w:tcW w:type="dxa" w:w="1531"/>
+          </w:tcPr>
+          <w:p>
+            <w:r>
+              <w:rPr>
+                <w:b/>
+                <w:i w:val="0"/>
+                <w:color w:val="16A34A"/>
+                <w:sz w:val="16"/>
+              </w:rPr>
+              <w:t>s10q10</w:t>
+            </w:r>
+          </w:p>
+        </w:tc>
+        <w:tc>
+          <w:tcPr>
+            <w:tcW w:type="dxa" w:w="1191"/>
+          </w:tcPr>
+          <w:p>
+            <w:r>
+              <w:rPr>
+                <w:b w:val="0"/>
+                <w:i w:val="0"/>
+                <w:color w:val="64748B"/>
+                <w:sz w:val="16"/>
+              </w:rPr>
+              <w:t>Natif SuSo</w:t>
+            </w:r>
+          </w:p>
+        </w:tc>
+        <w:tc>
+          <w:tcPr>
+            <w:tcW w:type="dxa" w:w="4706"/>
+          </w:tcPr>
+          <w:p>
+            <w:r>
+              <w:rPr>
+                <w:b w:val="0"/>
+                <w:i w:val="0"/>
+                <w:sz w:val="17"/>
+              </w:rPr>
+              <w:t>Attention : Le ménage est sensé avoir une entreprise non agricole. Veuillez revérifier</w:t>
+            </w:r>
+          </w:p>
+        </w:tc>
+      </w:tr>
+      <w:tr>
+        <w:tc>
+          <w:tcPr>
+            <w:tcW w:type="dxa" w:w="964"/>
+          </w:tcPr>
+          <w:p>
+            <w:r>
+              <w:rPr>
+                <w:b/>
+                <w:i w:val="0"/>
+                <w:color w:val="EA580C"/>
+                <w:sz w:val="16"/>
+              </w:rPr>
+              <w:t>Moyenne</w:t>
+            </w:r>
+          </w:p>
+        </w:tc>
+        <w:tc>
+          <w:tcPr>
+            <w:tcW w:type="dxa" w:w="1247"/>
+          </w:tcPr>
+          <w:p>
+            <w:r>
+              <w:rPr>
+                <w:b/>
+                <w:i w:val="0"/>
+                <w:sz w:val="16"/>
+              </w:rPr>
+              <w:t>S10</w:t>
+              <w:br/>
+            </w:r>
+            <w:r>
+              <w:rPr>
+                <w:b w:val="0"/>
+                <w:i w:val="0"/>
+                <w:color w:val="64748B"/>
+                <w:sz w:val="14"/>
+              </w:rPr>
+              <w:t>Logement</w:t>
+            </w:r>
+          </w:p>
+        </w:tc>
+        <w:tc>
+          <w:tcPr>
+            <w:tcW w:type="dxa" w:w="1531"/>
+          </w:tcPr>
+          <w:p>
+            <w:r>
+              <w:rPr>
+                <w:b/>
+                <w:i w:val="0"/>
+                <w:color w:val="16A34A"/>
+                <w:sz w:val="16"/>
+              </w:rPr>
+              <w:t>s10q10, s04q46, s04q14, s10q02</w:t>
+            </w:r>
+          </w:p>
+        </w:tc>
+        <w:tc>
+          <w:tcPr>
+            <w:tcW w:type="dxa" w:w="1191"/>
+          </w:tcPr>
+          <w:p>
+            <w:r>
+              <w:rPr>
+                <w:b w:val="0"/>
+                <w:i w:val="0"/>
+                <w:color w:val="64748B"/>
+                <w:sz w:val="16"/>
+              </w:rPr>
+              <w:t>Natif SuSo</w:t>
+            </w:r>
+          </w:p>
+        </w:tc>
+        <w:tc>
+          <w:tcPr>
+            <w:tcW w:type="dxa" w:w="4706"/>
+          </w:tcPr>
+          <w:p>
+            <w:r>
+              <w:rPr>
+                <w:b w:val="0"/>
+                <w:i w:val="0"/>
+                <w:sz w:val="17"/>
+              </w:rPr>
+              <w:t>Erreur! Un membre a la catégorie socio-professionelle de contribuer à une entreprise familiale (s04q46 == 9 ou s04q14==1) mais sans que le ménage ait une entreprise (s10q02 à s10q10). Vérifier</w:t>
+            </w:r>
+          </w:p>
+        </w:tc>
+      </w:tr>
+      <w:tr>
+        <w:tc>
+          <w:tcPr>
+            <w:tcW w:type="dxa" w:w="964"/>
+          </w:tcPr>
+          <w:p>
+            <w:r>
+              <w:rPr>
+                <w:b/>
+                <w:i w:val="0"/>
+                <w:color w:val="EA580C"/>
+                <w:sz w:val="16"/>
+              </w:rPr>
+              <w:t>Moyenne</w:t>
             </w:r>
           </w:p>
         </w:tc>
@@ -1444,7 +5314,7 @@
                 <w:color w:val="16A34A"/>
                 <w:sz w:val="16"/>
               </w:rPr>
-              <w:t>s03q10__10, s04q18, s04q51, s04q51_unite, s04q39, s04q43, s04q44, s04q63</w:t>
+              <w:t>s00q11, s01q03b, s01q04b, s02q01__1, s02q02__1, s02q03__1, s02q04, s02q15</w:t>
             </w:r>
           </w:p>
         </w:tc>
@@ -1475,7 +5345,7 @@
                 <w:i w:val="0"/>
                 <w:sz w:val="17"/>
               </w:rPr>
-              <w:t>Avertissement!! Le temps cela prend au ménage pour s’approvisionner (acheter/ramasser) cette source d’énergie est 0 minutes qui semble incoherent, prière de corriger ou confirmer avec le QG.</w:t>
+              <w:t>Le montant (60000 FCFA) du loyer mensuel payé pour un logement comme le votre (Maison Basse) dans ce village/quartier est trop élevé, Veuillez s'il vous plaît corriger cette information.</w:t>
             </w:r>
           </w:p>
         </w:tc>
@@ -1490,10 +5360,370 @@
               <w:rPr>
                 <w:b/>
                 <w:i w:val="0"/>
-                <w:color w:val="DC2626"/>
-                <w:sz w:val="16"/>
-              </w:rPr>
-              <w:t>Haute</w:t>
+                <w:color w:val="EA580C"/>
+                <w:sz w:val="16"/>
+              </w:rPr>
+              <w:t>Moyenne</w:t>
+            </w:r>
+          </w:p>
+        </w:tc>
+        <w:tc>
+          <w:tcPr>
+            <w:tcW w:type="dxa" w:w="1247"/>
+          </w:tcPr>
+          <w:p>
+            <w:r>
+              <w:rPr>
+                <w:b/>
+                <w:i w:val="0"/>
+                <w:sz w:val="16"/>
+              </w:rPr>
+              <w:t>S11</w:t>
+              <w:br/>
+            </w:r>
+            <w:r>
+              <w:rPr>
+                <w:b w:val="0"/>
+                <w:i w:val="0"/>
+                <w:color w:val="64748B"/>
+                <w:sz w:val="14"/>
+              </w:rPr>
+              <w:t>Logement / cadre de vie</w:t>
+            </w:r>
+          </w:p>
+        </w:tc>
+        <w:tc>
+          <w:tcPr>
+            <w:tcW w:type="dxa" w:w="1531"/>
+          </w:tcPr>
+          <w:p>
+            <w:r>
+              <w:rPr>
+                <w:b/>
+                <w:i w:val="0"/>
+                <w:color w:val="16A34A"/>
+                <w:sz w:val="16"/>
+              </w:rPr>
+              <w:t>s01q23, s01q00b, s01q23_autre</w:t>
+            </w:r>
+          </w:p>
+        </w:tc>
+        <w:tc>
+          <w:tcPr>
+            <w:tcW w:type="dxa" w:w="1191"/>
+          </w:tcPr>
+          <w:p>
+            <w:r>
+              <w:rPr>
+                <w:b w:val="0"/>
+                <w:i w:val="0"/>
+                <w:color w:val="64748B"/>
+                <w:sz w:val="16"/>
+              </w:rPr>
+              <w:t>GT-CQ</w:t>
+            </w:r>
+          </w:p>
+        </w:tc>
+        <w:tc>
+          <w:tcPr>
+            <w:tcW w:type="dxa" w:w="4706"/>
+          </w:tcPr>
+          <w:p>
+            <w:r>
+              <w:rPr>
+                <w:b w:val="0"/>
+                <w:i w:val="0"/>
+                <w:sz w:val="17"/>
+              </w:rPr>
+              <w:t>Le moyen que le ménage utilise pour se débarrasser des excréments hors de la concession est enterre et semble exister dans les modalités, prière de prendre attache avec le QG pour plus d'explication afin de la classer bien.</w:t>
+            </w:r>
+          </w:p>
+        </w:tc>
+      </w:tr>
+      <w:tr>
+        <w:tc>
+          <w:tcPr>
+            <w:tcW w:type="dxa" w:w="964"/>
+          </w:tcPr>
+          <w:p>
+            <w:r>
+              <w:rPr>
+                <w:b/>
+                <w:i w:val="0"/>
+                <w:color w:val="EA580C"/>
+                <w:sz w:val="16"/>
+              </w:rPr>
+              <w:t>Moyenne</w:t>
+            </w:r>
+          </w:p>
+        </w:tc>
+        <w:tc>
+          <w:tcPr>
+            <w:tcW w:type="dxa" w:w="1247"/>
+          </w:tcPr>
+          <w:p>
+            <w:r>
+              <w:rPr>
+                <w:b/>
+                <w:i w:val="0"/>
+                <w:sz w:val="16"/>
+              </w:rPr>
+              <w:t>S11</w:t>
+              <w:br/>
+            </w:r>
+            <w:r>
+              <w:rPr>
+                <w:b w:val="0"/>
+                <w:i w:val="0"/>
+                <w:color w:val="64748B"/>
+                <w:sz w:val="14"/>
+              </w:rPr>
+              <w:t>Logement / cadre de vie</w:t>
+            </w:r>
+          </w:p>
+        </w:tc>
+        <w:tc>
+          <w:tcPr>
+            <w:tcW w:type="dxa" w:w="1531"/>
+          </w:tcPr>
+          <w:p>
+            <w:r>
+              <w:rPr>
+                <w:b/>
+                <w:i w:val="0"/>
+                <w:color w:val="16A34A"/>
+                <w:sz w:val="16"/>
+              </w:rPr>
+              <w:t>—</w:t>
+            </w:r>
+          </w:p>
+        </w:tc>
+        <w:tc>
+          <w:tcPr>
+            <w:tcW w:type="dxa" w:w="1191"/>
+          </w:tcPr>
+          <w:p>
+            <w:r>
+              <w:rPr>
+                <w:b w:val="0"/>
+                <w:i w:val="0"/>
+                <w:color w:val="64748B"/>
+                <w:sz w:val="16"/>
+              </w:rPr>
+              <w:t>GT-CQ</w:t>
+            </w:r>
+          </w:p>
+        </w:tc>
+        <w:tc>
+          <w:tcPr>
+            <w:tcW w:type="dxa" w:w="4706"/>
+          </w:tcPr>
+          <w:p>
+            <w:r>
+              <w:rPr>
+                <w:b w:val="0"/>
+                <w:i w:val="0"/>
+                <w:sz w:val="17"/>
+              </w:rPr>
+              <w:t>Attention!!! Les ménages vivants dans un(e) Maison Basse à ZIGUINCHOR Rural ont généralement comme principal matériau de revêtement du sol du logement le/la Ciment/Béton, mais celui du ménage de IDRISSA SAGNA (Terre battue/Sable) diffère de celui-ci.</w:t>
+            </w:r>
+          </w:p>
+        </w:tc>
+      </w:tr>
+      <w:tr>
+        <w:tc>
+          <w:tcPr>
+            <w:tcW w:type="dxa" w:w="964"/>
+          </w:tcPr>
+          <w:p>
+            <w:r>
+              <w:rPr>
+                <w:b/>
+                <w:i w:val="0"/>
+                <w:color w:val="EA580C"/>
+                <w:sz w:val="16"/>
+              </w:rPr>
+              <w:t>Moyenne</w:t>
+            </w:r>
+          </w:p>
+        </w:tc>
+        <w:tc>
+          <w:tcPr>
+            <w:tcW w:type="dxa" w:w="1247"/>
+          </w:tcPr>
+          <w:p>
+            <w:r>
+              <w:rPr>
+                <w:b/>
+                <w:i w:val="0"/>
+                <w:sz w:val="16"/>
+              </w:rPr>
+              <w:t>S11</w:t>
+              <w:br/>
+            </w:r>
+            <w:r>
+              <w:rPr>
+                <w:b w:val="0"/>
+                <w:i w:val="0"/>
+                <w:color w:val="64748B"/>
+                <w:sz w:val="14"/>
+              </w:rPr>
+              <w:t>Logement / cadre de vie</w:t>
+            </w:r>
+          </w:p>
+        </w:tc>
+        <w:tc>
+          <w:tcPr>
+            <w:tcW w:type="dxa" w:w="1531"/>
+          </w:tcPr>
+          <w:p>
+            <w:r>
+              <w:rPr>
+                <w:b/>
+                <w:i w:val="0"/>
+                <w:color w:val="16A34A"/>
+                <w:sz w:val="16"/>
+              </w:rPr>
+              <w:t>—</w:t>
+            </w:r>
+          </w:p>
+        </w:tc>
+        <w:tc>
+          <w:tcPr>
+            <w:tcW w:type="dxa" w:w="1191"/>
+          </w:tcPr>
+          <w:p>
+            <w:r>
+              <w:rPr>
+                <w:b w:val="0"/>
+                <w:i w:val="0"/>
+                <w:color w:val="64748B"/>
+                <w:sz w:val="16"/>
+              </w:rPr>
+              <w:t>GT-CQ</w:t>
+            </w:r>
+          </w:p>
+        </w:tc>
+        <w:tc>
+          <w:tcPr>
+            <w:tcW w:type="dxa" w:w="4706"/>
+          </w:tcPr>
+          <w:p>
+            <w:r>
+              <w:rPr>
+                <w:b w:val="0"/>
+                <w:i w:val="0"/>
+                <w:sz w:val="17"/>
+              </w:rPr>
+              <w:t>Prière de vérifier pour être sûr que vous avez choisi les bonnes modalités des questions 11.01 et 11.19.</w:t>
+            </w:r>
+          </w:p>
+        </w:tc>
+      </w:tr>
+      <w:tr>
+        <w:tc>
+          <w:tcPr>
+            <w:tcW w:type="dxa" w:w="964"/>
+          </w:tcPr>
+          <w:p>
+            <w:r>
+              <w:rPr>
+                <w:b/>
+                <w:i w:val="0"/>
+                <w:color w:val="EA580C"/>
+                <w:sz w:val="16"/>
+              </w:rPr>
+              <w:t>Moyenne</w:t>
+            </w:r>
+          </w:p>
+        </w:tc>
+        <w:tc>
+          <w:tcPr>
+            <w:tcW w:type="dxa" w:w="1247"/>
+          </w:tcPr>
+          <w:p>
+            <w:r>
+              <w:rPr>
+                <w:b/>
+                <w:i w:val="0"/>
+                <w:sz w:val="16"/>
+              </w:rPr>
+              <w:t>S11</w:t>
+              <w:br/>
+            </w:r>
+            <w:r>
+              <w:rPr>
+                <w:b w:val="0"/>
+                <w:i w:val="0"/>
+                <w:color w:val="64748B"/>
+                <w:sz w:val="14"/>
+              </w:rPr>
+              <w:t>Logement / cadre de vie</w:t>
+            </w:r>
+          </w:p>
+        </w:tc>
+        <w:tc>
+          <w:tcPr>
+            <w:tcW w:type="dxa" w:w="1531"/>
+          </w:tcPr>
+          <w:p>
+            <w:r>
+              <w:rPr>
+                <w:b/>
+                <w:i w:val="0"/>
+                <w:color w:val="16A34A"/>
+                <w:sz w:val="16"/>
+              </w:rPr>
+              <w:t>—</w:t>
+            </w:r>
+          </w:p>
+        </w:tc>
+        <w:tc>
+          <w:tcPr>
+            <w:tcW w:type="dxa" w:w="1191"/>
+          </w:tcPr>
+          <w:p>
+            <w:r>
+              <w:rPr>
+                <w:b w:val="0"/>
+                <w:i w:val="0"/>
+                <w:color w:val="64748B"/>
+                <w:sz w:val="16"/>
+              </w:rPr>
+              <w:t>GT-CQ</w:t>
+            </w:r>
+          </w:p>
+        </w:tc>
+        <w:tc>
+          <w:tcPr>
+            <w:tcW w:type="dxa" w:w="4706"/>
+          </w:tcPr>
+          <w:p>
+            <w:r>
+              <w:rPr>
+                <w:b w:val="0"/>
+                <w:i w:val="0"/>
+                <w:sz w:val="17"/>
+              </w:rPr>
+              <w:t>Merci de ne pas corriger si vous êtes sûr de celui donné par le ménage et observé par vous.</w:t>
+            </w:r>
+          </w:p>
+        </w:tc>
+      </w:tr>
+      <w:tr>
+        <w:tc>
+          <w:tcPr>
+            <w:tcW w:type="dxa" w:w="964"/>
+          </w:tcPr>
+          <w:p>
+            <w:r>
+              <w:rPr>
+                <w:b/>
+                <w:i w:val="0"/>
+                <w:color w:val="EA580C"/>
+                <w:sz w:val="16"/>
+              </w:rPr>
+              <w:t>Moyenne</w:t>
             </w:r>
           </w:p>
         </w:tc>
@@ -1565,4867 +5795,7 @@
                 <w:i w:val="0"/>
                 <w:sz w:val="17"/>
               </w:rPr>
-              <w:t>L'âge du béneficiaire d'argent dans la section 13b (Transfert emis) semble incoherent voir élévé, prière de verifier ou corriger.</w:t>
-            </w:r>
-          </w:p>
-        </w:tc>
-      </w:tr>
-      <w:tr>
-        <w:tc>
-          <w:tcPr>
-            <w:tcW w:type="dxa" w:w="964"/>
-          </w:tcPr>
-          <w:p>
-            <w:r>
-              <w:rPr>
-                <w:b/>
-                <w:i w:val="0"/>
-                <w:color w:val="DC2626"/>
-                <w:sz w:val="16"/>
-              </w:rPr>
-              <w:t>Haute</w:t>
-            </w:r>
-          </w:p>
-        </w:tc>
-        <w:tc>
-          <w:tcPr>
-            <w:tcW w:type="dxa" w:w="1247"/>
-          </w:tcPr>
-          <w:p>
-            <w:r>
-              <w:rPr>
-                <w:b/>
-                <w:i w:val="0"/>
-                <w:sz w:val="16"/>
-              </w:rPr>
-              <w:t>S16</w:t>
-              <w:br/>
-            </w:r>
-            <w:r>
-              <w:rPr>
-                <w:b w:val="0"/>
-                <w:i w:val="0"/>
-                <w:color w:val="64748B"/>
-                <w:sz w:val="14"/>
-              </w:rPr>
-              <w:t>Agriculture</w:t>
-            </w:r>
-          </w:p>
-        </w:tc>
-        <w:tc>
-          <w:tcPr>
-            <w:tcW w:type="dxa" w:w="1531"/>
-          </w:tcPr>
-          <w:p>
-            <w:r>
-              <w:rPr>
-                <w:b/>
-                <w:i w:val="0"/>
-                <w:color w:val="16A34A"/>
-                <w:sz w:val="16"/>
-              </w:rPr>
-              <w:t>s01q02, s02q01__1, s02q02__1, s02q03__1, s02q15, s03q17, s04q28, s04q35d</w:t>
-            </w:r>
-          </w:p>
-        </w:tc>
-        <w:tc>
-          <w:tcPr>
-            <w:tcW w:type="dxa" w:w="1191"/>
-          </w:tcPr>
-          <w:p>
-            <w:r>
-              <w:rPr>
-                <w:b w:val="0"/>
-                <w:i w:val="0"/>
-                <w:color w:val="64748B"/>
-                <w:sz w:val="16"/>
-              </w:rPr>
-              <w:t>GT-CQ</w:t>
-            </w:r>
-          </w:p>
-        </w:tc>
-        <w:tc>
-          <w:tcPr>
-            <w:tcW w:type="dxa" w:w="4706"/>
-          </w:tcPr>
-          <w:p>
-            <w:r>
-              <w:rPr>
-                <w:b w:val="0"/>
-                <w:i w:val="0"/>
-                <w:sz w:val="17"/>
-              </w:rPr>
-              <w:t>Incoherence! Le nombre de cultures dans la parcelle parcelle d’oignon,poivron,tomate,patate,d’oseille,gombos,manioc est de 7 cultures qui semble trop élévé ou non renseigné, prière de corriger.</w:t>
-            </w:r>
-          </w:p>
-        </w:tc>
-      </w:tr>
-      <w:tr>
-        <w:tc>
-          <w:tcPr>
-            <w:tcW w:type="dxa" w:w="964"/>
-          </w:tcPr>
-          <w:p>
-            <w:r>
-              <w:rPr>
-                <w:b/>
-                <w:i w:val="0"/>
-                <w:color w:val="DC2626"/>
-                <w:sz w:val="16"/>
-              </w:rPr>
-              <w:t>Haute</w:t>
-            </w:r>
-          </w:p>
-        </w:tc>
-        <w:tc>
-          <w:tcPr>
-            <w:tcW w:type="dxa" w:w="1247"/>
-          </w:tcPr>
-          <w:p>
-            <w:r>
-              <w:rPr>
-                <w:b/>
-                <w:i w:val="0"/>
-                <w:sz w:val="16"/>
-              </w:rPr>
-              <w:t>S17</w:t>
-              <w:br/>
-            </w:r>
-            <w:r>
-              <w:rPr>
-                <w:b w:val="0"/>
-                <w:i w:val="0"/>
-                <w:color w:val="64748B"/>
-                <w:sz w:val="14"/>
-              </w:rPr>
-              <w:t>Élevage</w:t>
-            </w:r>
-          </w:p>
-        </w:tc>
-        <w:tc>
-          <w:tcPr>
-            <w:tcW w:type="dxa" w:w="1531"/>
-          </w:tcPr>
-          <w:p>
-            <w:r>
-              <w:rPr>
-                <w:b/>
-                <w:i w:val="0"/>
-                <w:color w:val="16A34A"/>
-                <w:sz w:val="16"/>
-              </w:rPr>
-              <w:t>s17q18a, s17q18b, s17q18c, s17q18d, s17q18e, s17q18f, s17q18g, s17q18h</w:t>
-            </w:r>
-          </w:p>
-        </w:tc>
-        <w:tc>
-          <w:tcPr>
-            <w:tcW w:type="dxa" w:w="1191"/>
-          </w:tcPr>
-          <w:p>
-            <w:r>
-              <w:rPr>
-                <w:b w:val="0"/>
-                <w:i w:val="0"/>
-                <w:color w:val="64748B"/>
-                <w:sz w:val="16"/>
-              </w:rPr>
-              <w:t>GT-CQ</w:t>
-            </w:r>
-          </w:p>
-        </w:tc>
-        <w:tc>
-          <w:tcPr>
-            <w:tcW w:type="dxa" w:w="4706"/>
-          </w:tcPr>
-          <w:p>
-            <w:r>
-              <w:rPr>
-                <w:b w:val="0"/>
-                <w:i w:val="0"/>
-                <w:sz w:val="17"/>
-              </w:rPr>
-              <w:t>Incohérence!! Le ménage a dit qu'il a abbatu un Poules / poulets dans les fêtes mais vous n'avez declaré aucun nombre d'animal abbatu dans les fêtes, prière de renseigner les nombre dans les questions (s17q18a s17q18b s17q18c s17q18d s17q18e s17q18f s17q18g s17q18h s17q18i).</w:t>
-            </w:r>
-          </w:p>
-        </w:tc>
-      </w:tr>
-      <w:tr>
-        <w:tc>
-          <w:tcPr>
-            <w:tcW w:type="dxa" w:w="964"/>
-          </w:tcPr>
-          <w:p>
-            <w:r>
-              <w:rPr>
-                <w:b/>
-                <w:i w:val="0"/>
-                <w:color w:val="EA580C"/>
-                <w:sz w:val="16"/>
-              </w:rPr>
-              <w:t>Moyenne</w:t>
-            </w:r>
-          </w:p>
-        </w:tc>
-        <w:tc>
-          <w:tcPr>
-            <w:tcW w:type="dxa" w:w="1247"/>
-          </w:tcPr>
-          <w:p>
-            <w:r>
-              <w:rPr>
-                <w:b/>
-                <w:i w:val="0"/>
-                <w:sz w:val="16"/>
-              </w:rPr>
-              <w:t>S00</w:t>
-              <w:br/>
-            </w:r>
-            <w:r>
-              <w:rPr>
-                <w:b w:val="0"/>
-                <w:i w:val="0"/>
-                <w:color w:val="64748B"/>
-                <w:sz w:val="14"/>
-              </w:rPr>
-              <w:t>Identification</w:t>
-            </w:r>
-          </w:p>
-        </w:tc>
-        <w:tc>
-          <w:tcPr>
-            <w:tcW w:type="dxa" w:w="1531"/>
-          </w:tcPr>
-          <w:p>
-            <w:r>
-              <w:rPr>
-                <w:b/>
-                <w:i w:val="0"/>
-                <w:color w:val="16A34A"/>
-                <w:sz w:val="16"/>
-              </w:rPr>
-              <w:t>s00q27</w:t>
-            </w:r>
-          </w:p>
-        </w:tc>
-        <w:tc>
-          <w:tcPr>
-            <w:tcW w:type="dxa" w:w="1191"/>
-          </w:tcPr>
-          <w:p>
-            <w:r>
-              <w:rPr>
-                <w:b w:val="0"/>
-                <w:i w:val="0"/>
-                <w:color w:val="64748B"/>
-                <w:sz w:val="16"/>
-              </w:rPr>
-              <w:t>GT-CQ</w:t>
-            </w:r>
-          </w:p>
-        </w:tc>
-        <w:tc>
-          <w:tcPr>
-            <w:tcW w:type="dxa" w:w="4706"/>
-          </w:tcPr>
-          <w:p>
-            <w:r>
-              <w:rPr>
-                <w:b w:val="0"/>
-                <w:i w:val="0"/>
-                <w:sz w:val="17"/>
-              </w:rPr>
-              <w:t>Le questionnaire semble ne pas être complètement fini mais le questionnaire est en statut complet, prière de compléter le questionnaire.</w:t>
-            </w:r>
-          </w:p>
-        </w:tc>
-      </w:tr>
-      <w:tr>
-        <w:tc>
-          <w:tcPr>
-            <w:tcW w:type="dxa" w:w="964"/>
-          </w:tcPr>
-          <w:p>
-            <w:r>
-              <w:rPr>
-                <w:b/>
-                <w:i w:val="0"/>
-                <w:color w:val="EA580C"/>
-                <w:sz w:val="16"/>
-              </w:rPr>
-              <w:t>Moyenne</w:t>
-            </w:r>
-          </w:p>
-        </w:tc>
-        <w:tc>
-          <w:tcPr>
-            <w:tcW w:type="dxa" w:w="1247"/>
-          </w:tcPr>
-          <w:p>
-            <w:r>
-              <w:rPr>
-                <w:b/>
-                <w:i w:val="0"/>
-                <w:sz w:val="16"/>
-              </w:rPr>
-              <w:t>S00</w:t>
-              <w:br/>
-            </w:r>
-            <w:r>
-              <w:rPr>
-                <w:b w:val="0"/>
-                <w:i w:val="0"/>
-                <w:color w:val="64748B"/>
-                <w:sz w:val="14"/>
-              </w:rPr>
-              <w:t>Identification</w:t>
-            </w:r>
-          </w:p>
-        </w:tc>
-        <w:tc>
-          <w:tcPr>
-            <w:tcW w:type="dxa" w:w="1531"/>
-          </w:tcPr>
-          <w:p>
-            <w:r>
-              <w:rPr>
-                <w:b/>
-                <w:i w:val="0"/>
-                <w:color w:val="16A34A"/>
-                <w:sz w:val="16"/>
-              </w:rPr>
-              <w:t>—</w:t>
-            </w:r>
-          </w:p>
-        </w:tc>
-        <w:tc>
-          <w:tcPr>
-            <w:tcW w:type="dxa" w:w="1191"/>
-          </w:tcPr>
-          <w:p>
-            <w:r>
-              <w:rPr>
-                <w:b w:val="0"/>
-                <w:i w:val="0"/>
-                <w:color w:val="64748B"/>
-                <w:sz w:val="16"/>
-              </w:rPr>
-              <w:t>GT-CQ</w:t>
-            </w:r>
-          </w:p>
-        </w:tc>
-        <w:tc>
-          <w:tcPr>
-            <w:tcW w:type="dxa" w:w="4706"/>
-          </w:tcPr>
-          <w:p>
-            <w:r>
-              <w:rPr>
-                <w:b w:val="0"/>
-                <w:i w:val="0"/>
-                <w:sz w:val="17"/>
-              </w:rPr>
-              <w:t>L'adresse ou la localisation du ménage doit être bien renseignée, ne doit pas contenir des numéros de téléphone et elle semble courte pour être une adresse.</w:t>
-            </w:r>
-          </w:p>
-        </w:tc>
-      </w:tr>
-      <w:tr>
-        <w:tc>
-          <w:tcPr>
-            <w:tcW w:type="dxa" w:w="964"/>
-          </w:tcPr>
-          <w:p>
-            <w:r>
-              <w:rPr>
-                <w:b/>
-                <w:i w:val="0"/>
-                <w:color w:val="EA580C"/>
-                <w:sz w:val="16"/>
-              </w:rPr>
-              <w:t>Moyenne</w:t>
-            </w:r>
-          </w:p>
-        </w:tc>
-        <w:tc>
-          <w:tcPr>
-            <w:tcW w:type="dxa" w:w="1247"/>
-          </w:tcPr>
-          <w:p>
-            <w:r>
-              <w:rPr>
-                <w:b/>
-                <w:i w:val="0"/>
-                <w:sz w:val="16"/>
-              </w:rPr>
-              <w:t>S00</w:t>
-              <w:br/>
-            </w:r>
-            <w:r>
-              <w:rPr>
-                <w:b w:val="0"/>
-                <w:i w:val="0"/>
-                <w:color w:val="64748B"/>
-                <w:sz w:val="14"/>
-              </w:rPr>
-              <w:t>Identification</w:t>
-            </w:r>
-          </w:p>
-        </w:tc>
-        <w:tc>
-          <w:tcPr>
-            <w:tcW w:type="dxa" w:w="1531"/>
-          </w:tcPr>
-          <w:p>
-            <w:r>
-              <w:rPr>
-                <w:b/>
-                <w:i w:val="0"/>
-                <w:color w:val="16A34A"/>
-                <w:sz w:val="16"/>
-              </w:rPr>
-              <w:t>—</w:t>
-            </w:r>
-          </w:p>
-        </w:tc>
-        <w:tc>
-          <w:tcPr>
-            <w:tcW w:type="dxa" w:w="1191"/>
-          </w:tcPr>
-          <w:p>
-            <w:r>
-              <w:rPr>
-                <w:b w:val="0"/>
-                <w:i w:val="0"/>
-                <w:color w:val="64748B"/>
-                <w:sz w:val="16"/>
-              </w:rPr>
-              <w:t>GT-CQ</w:t>
-            </w:r>
-          </w:p>
-        </w:tc>
-        <w:tc>
-          <w:tcPr>
-            <w:tcW w:type="dxa" w:w="4706"/>
-          </w:tcPr>
-          <w:p>
-            <w:r>
-              <w:rPr>
-                <w:b w:val="0"/>
-                <w:i w:val="0"/>
-                <w:sz w:val="17"/>
-              </w:rPr>
-              <w:t>Prière de renseigner la bonne adresse.</w:t>
-            </w:r>
-          </w:p>
-        </w:tc>
-      </w:tr>
-      <w:tr>
-        <w:tc>
-          <w:tcPr>
-            <w:tcW w:type="dxa" w:w="964"/>
-          </w:tcPr>
-          <w:p>
-            <w:r>
-              <w:rPr>
-                <w:b/>
-                <w:i w:val="0"/>
-                <w:color w:val="EA580C"/>
-                <w:sz w:val="16"/>
-              </w:rPr>
-              <w:t>Moyenne</w:t>
-            </w:r>
-          </w:p>
-        </w:tc>
-        <w:tc>
-          <w:tcPr>
-            <w:tcW w:type="dxa" w:w="1247"/>
-          </w:tcPr>
-          <w:p>
-            <w:r>
-              <w:rPr>
-                <w:b/>
-                <w:i w:val="0"/>
-                <w:sz w:val="16"/>
-              </w:rPr>
-              <w:t>S01</w:t>
-              <w:br/>
-            </w:r>
-            <w:r>
-              <w:rPr>
-                <w:b w:val="0"/>
-                <w:i w:val="0"/>
-                <w:color w:val="64748B"/>
-                <w:sz w:val="14"/>
-              </w:rPr>
-              <w:t>Démographie</w:t>
-            </w:r>
-          </w:p>
-        </w:tc>
-        <w:tc>
-          <w:tcPr>
-            <w:tcW w:type="dxa" w:w="1531"/>
-          </w:tcPr>
-          <w:p>
-            <w:r>
-              <w:rPr>
-                <w:b/>
-                <w:i w:val="0"/>
-                <w:color w:val="16A34A"/>
-                <w:sz w:val="16"/>
-              </w:rPr>
-              <w:t>—</w:t>
-            </w:r>
-          </w:p>
-        </w:tc>
-        <w:tc>
-          <w:tcPr>
-            <w:tcW w:type="dxa" w:w="1191"/>
-          </w:tcPr>
-          <w:p>
-            <w:r>
-              <w:rPr>
-                <w:b w:val="0"/>
-                <w:i w:val="0"/>
-                <w:color w:val="64748B"/>
-                <w:sz w:val="16"/>
-              </w:rPr>
-              <w:t>GT-CQ</w:t>
-            </w:r>
-          </w:p>
-        </w:tc>
-        <w:tc>
-          <w:tcPr>
-            <w:tcW w:type="dxa" w:w="4706"/>
-          </w:tcPr>
-          <w:p>
-            <w:r>
-              <w:rPr>
-                <w:b w:val="0"/>
-                <w:i w:val="0"/>
-                <w:sz w:val="17"/>
-              </w:rPr>
-              <w:t>Attention ! Le montant (10000 Fcfa) dépensé ou reçu en cadeau pour les cartes prépayées, les transferts de crédit et les abonnements de  NDEYE ROKHY SAGNA est relativement élevé par rapport aux autres montants depansés observés dans cette zone.</w:t>
-            </w:r>
-          </w:p>
-        </w:tc>
-      </w:tr>
-      <w:tr>
-        <w:tc>
-          <w:tcPr>
-            <w:tcW w:type="dxa" w:w="964"/>
-          </w:tcPr>
-          <w:p>
-            <w:r>
-              <w:rPr>
-                <w:b/>
-                <w:i w:val="0"/>
-                <w:color w:val="EA580C"/>
-                <w:sz w:val="16"/>
-              </w:rPr>
-              <w:t>Moyenne</w:t>
-            </w:r>
-          </w:p>
-        </w:tc>
-        <w:tc>
-          <w:tcPr>
-            <w:tcW w:type="dxa" w:w="1247"/>
-          </w:tcPr>
-          <w:p>
-            <w:r>
-              <w:rPr>
-                <w:b/>
-                <w:i w:val="0"/>
-                <w:sz w:val="16"/>
-              </w:rPr>
-              <w:t>S01</w:t>
-              <w:br/>
-            </w:r>
-            <w:r>
-              <w:rPr>
-                <w:b w:val="0"/>
-                <w:i w:val="0"/>
-                <w:color w:val="64748B"/>
-                <w:sz w:val="14"/>
-              </w:rPr>
-              <w:t>Démographie</w:t>
-            </w:r>
-          </w:p>
-        </w:tc>
-        <w:tc>
-          <w:tcPr>
-            <w:tcW w:type="dxa" w:w="1531"/>
-          </w:tcPr>
-          <w:p>
-            <w:r>
-              <w:rPr>
-                <w:b/>
-                <w:i w:val="0"/>
-                <w:color w:val="16A34A"/>
-                <w:sz w:val="16"/>
-              </w:rPr>
-              <w:t>—</w:t>
-            </w:r>
-          </w:p>
-        </w:tc>
-        <w:tc>
-          <w:tcPr>
-            <w:tcW w:type="dxa" w:w="1191"/>
-          </w:tcPr>
-          <w:p>
-            <w:r>
-              <w:rPr>
-                <w:b w:val="0"/>
-                <w:i w:val="0"/>
-                <w:color w:val="64748B"/>
-                <w:sz w:val="16"/>
-              </w:rPr>
-              <w:t>GT-CQ</w:t>
-            </w:r>
-          </w:p>
-        </w:tc>
-        <w:tc>
-          <w:tcPr>
-            <w:tcW w:type="dxa" w:w="4706"/>
-          </w:tcPr>
-          <w:p>
-            <w:r>
-              <w:rPr>
-                <w:b w:val="0"/>
-                <w:i w:val="0"/>
-                <w:sz w:val="17"/>
-              </w:rPr>
-              <w:t>Prière de corriger ou de confirmer avec le QG.</w:t>
-            </w:r>
-          </w:p>
-        </w:tc>
-      </w:tr>
-      <w:tr>
-        <w:tc>
-          <w:tcPr>
-            <w:tcW w:type="dxa" w:w="964"/>
-          </w:tcPr>
-          <w:p>
-            <w:r>
-              <w:rPr>
-                <w:b/>
-                <w:i w:val="0"/>
-                <w:color w:val="EA580C"/>
-                <w:sz w:val="16"/>
-              </w:rPr>
-              <w:t>Moyenne</w:t>
-            </w:r>
-          </w:p>
-        </w:tc>
-        <w:tc>
-          <w:tcPr>
-            <w:tcW w:type="dxa" w:w="1247"/>
-          </w:tcPr>
-          <w:p>
-            <w:r>
-              <w:rPr>
-                <w:b/>
-                <w:i w:val="0"/>
-                <w:sz w:val="16"/>
-              </w:rPr>
-              <w:t>S01</w:t>
-              <w:br/>
-            </w:r>
-            <w:r>
-              <w:rPr>
-                <w:b w:val="0"/>
-                <w:i w:val="0"/>
-                <w:color w:val="64748B"/>
-                <w:sz w:val="14"/>
-              </w:rPr>
-              <w:t>Démographie</w:t>
-            </w:r>
-          </w:p>
-        </w:tc>
-        <w:tc>
-          <w:tcPr>
-            <w:tcW w:type="dxa" w:w="1531"/>
-          </w:tcPr>
-          <w:p>
-            <w:r>
-              <w:rPr>
-                <w:b/>
-                <w:i w:val="0"/>
-                <w:color w:val="16A34A"/>
-                <w:sz w:val="16"/>
-              </w:rPr>
-              <w:t>s01q41a, s01q00b</w:t>
-            </w:r>
-          </w:p>
-        </w:tc>
-        <w:tc>
-          <w:tcPr>
-            <w:tcW w:type="dxa" w:w="1191"/>
-          </w:tcPr>
-          <w:p>
-            <w:r>
-              <w:rPr>
-                <w:b w:val="0"/>
-                <w:i w:val="0"/>
-                <w:color w:val="64748B"/>
-                <w:sz w:val="16"/>
-              </w:rPr>
-              <w:t>GT-CQ</w:t>
-            </w:r>
-          </w:p>
-        </w:tc>
-        <w:tc>
-          <w:tcPr>
-            <w:tcW w:type="dxa" w:w="4706"/>
-          </w:tcPr>
-          <w:p>
-            <w:r>
-              <w:rPr>
-                <w:b w:val="0"/>
-                <w:i w:val="0"/>
-                <w:sz w:val="17"/>
-              </w:rPr>
-              <w:t>Attention ! Le montant (10000 Fcfa) dépensé ou reçu en cadeau pour les recharges internet ou de forfaits de données mobiles(hors appels vocaux), aucours des 30 derniers jours de  NDEYE ROKHY SAGNA est relativement élevé par rapport aux autres montants depansés observés dans cette zone.</w:t>
-            </w:r>
-          </w:p>
-        </w:tc>
-      </w:tr>
-      <w:tr>
-        <w:tc>
-          <w:tcPr>
-            <w:tcW w:type="dxa" w:w="964"/>
-          </w:tcPr>
-          <w:p>
-            <w:r>
-              <w:rPr>
-                <w:b/>
-                <w:i w:val="0"/>
-                <w:color w:val="EA580C"/>
-                <w:sz w:val="16"/>
-              </w:rPr>
-              <w:t>Moyenne</w:t>
-            </w:r>
-          </w:p>
-        </w:tc>
-        <w:tc>
-          <w:tcPr>
-            <w:tcW w:type="dxa" w:w="1247"/>
-          </w:tcPr>
-          <w:p>
-            <w:r>
-              <w:rPr>
-                <w:b/>
-                <w:i w:val="0"/>
-                <w:sz w:val="16"/>
-              </w:rPr>
-              <w:t>S02</w:t>
-              <w:br/>
-            </w:r>
-            <w:r>
-              <w:rPr>
-                <w:b w:val="0"/>
-                <w:i w:val="0"/>
-                <w:color w:val="64748B"/>
-                <w:sz w:val="14"/>
-              </w:rPr>
-              <w:t>Éducation</w:t>
-            </w:r>
-          </w:p>
-        </w:tc>
-        <w:tc>
-          <w:tcPr>
-            <w:tcW w:type="dxa" w:w="1531"/>
-          </w:tcPr>
-          <w:p>
-            <w:r>
-              <w:rPr>
-                <w:b/>
-                <w:i w:val="0"/>
-                <w:color w:val="16A34A"/>
-                <w:sz w:val="16"/>
-              </w:rPr>
-              <w:t>—</w:t>
-            </w:r>
-          </w:p>
-        </w:tc>
-        <w:tc>
-          <w:tcPr>
-            <w:tcW w:type="dxa" w:w="1191"/>
-          </w:tcPr>
-          <w:p>
-            <w:r>
-              <w:rPr>
-                <w:b w:val="0"/>
-                <w:i w:val="0"/>
-                <w:color w:val="64748B"/>
-                <w:sz w:val="16"/>
-              </w:rPr>
-              <w:t>GT-CQ</w:t>
-            </w:r>
-          </w:p>
-        </w:tc>
-        <w:tc>
-          <w:tcPr>
-            <w:tcW w:type="dxa" w:w="4706"/>
-          </w:tcPr>
-          <w:p>
-            <w:r>
-              <w:rPr>
-                <w:b w:val="0"/>
-                <w:i w:val="0"/>
-                <w:sz w:val="17"/>
-              </w:rPr>
-              <w:t>veuillez, s'il vous plait, confirmer les frais de scolarité ( 1000 FCFA) payée de KHADIDIATOU SADIO avec le QG ou apporter les corrections nécessaires.</w:t>
-            </w:r>
-          </w:p>
-        </w:tc>
-      </w:tr>
-      <w:tr>
-        <w:tc>
-          <w:tcPr>
-            <w:tcW w:type="dxa" w:w="964"/>
-          </w:tcPr>
-          <w:p>
-            <w:r>
-              <w:rPr>
-                <w:b/>
-                <w:i w:val="0"/>
-                <w:color w:val="EA580C"/>
-                <w:sz w:val="16"/>
-              </w:rPr>
-              <w:t>Moyenne</w:t>
-            </w:r>
-          </w:p>
-        </w:tc>
-        <w:tc>
-          <w:tcPr>
-            <w:tcW w:type="dxa" w:w="1247"/>
-          </w:tcPr>
-          <w:p>
-            <w:r>
-              <w:rPr>
-                <w:b/>
-                <w:i w:val="0"/>
-                <w:sz w:val="16"/>
-              </w:rPr>
-              <w:t>S02</w:t>
-              <w:br/>
-            </w:r>
-            <w:r>
-              <w:rPr>
-                <w:b w:val="0"/>
-                <w:i w:val="0"/>
-                <w:color w:val="64748B"/>
-                <w:sz w:val="14"/>
-              </w:rPr>
-              <w:t>Éducation</w:t>
-            </w:r>
-          </w:p>
-        </w:tc>
-        <w:tc>
-          <w:tcPr>
-            <w:tcW w:type="dxa" w:w="1531"/>
-          </w:tcPr>
-          <w:p>
-            <w:r>
-              <w:rPr>
-                <w:b/>
-                <w:i w:val="0"/>
-                <w:color w:val="16A34A"/>
-                <w:sz w:val="16"/>
-              </w:rPr>
-              <w:t>—</w:t>
-            </w:r>
-          </w:p>
-        </w:tc>
-        <w:tc>
-          <w:tcPr>
-            <w:tcW w:type="dxa" w:w="1191"/>
-          </w:tcPr>
-          <w:p>
-            <w:r>
-              <w:rPr>
-                <w:b w:val="0"/>
-                <w:i w:val="0"/>
-                <w:color w:val="64748B"/>
-                <w:sz w:val="16"/>
-              </w:rPr>
-              <w:t>GT-CQ</w:t>
-            </w:r>
-          </w:p>
-        </w:tc>
-        <w:tc>
-          <w:tcPr>
-            <w:tcW w:type="dxa" w:w="4706"/>
-          </w:tcPr>
-          <w:p>
-            <w:r>
-              <w:rPr>
-                <w:b w:val="0"/>
-                <w:i w:val="0"/>
-                <w:sz w:val="17"/>
-              </w:rPr>
-              <w:t>veuillez, s'il vous plait, confirmer les frais de scolarité ( 2000 FCFA) payée de OUMY SADIO avec le QG ou apporter les corrections nécessaires.</w:t>
-            </w:r>
-          </w:p>
-        </w:tc>
-      </w:tr>
-      <w:tr>
-        <w:tc>
-          <w:tcPr>
-            <w:tcW w:type="dxa" w:w="964"/>
-          </w:tcPr>
-          <w:p>
-            <w:r>
-              <w:rPr>
-                <w:b/>
-                <w:i w:val="0"/>
-                <w:color w:val="EA580C"/>
-                <w:sz w:val="16"/>
-              </w:rPr>
-              <w:t>Moyenne</w:t>
-            </w:r>
-          </w:p>
-        </w:tc>
-        <w:tc>
-          <w:tcPr>
-            <w:tcW w:type="dxa" w:w="1247"/>
-          </w:tcPr>
-          <w:p>
-            <w:r>
-              <w:rPr>
-                <w:b/>
-                <w:i w:val="0"/>
-                <w:sz w:val="16"/>
-              </w:rPr>
-              <w:t>S02</w:t>
-              <w:br/>
-            </w:r>
-            <w:r>
-              <w:rPr>
-                <w:b w:val="0"/>
-                <w:i w:val="0"/>
-                <w:color w:val="64748B"/>
-                <w:sz w:val="14"/>
-              </w:rPr>
-              <w:t>Éducation</w:t>
-            </w:r>
-          </w:p>
-        </w:tc>
-        <w:tc>
-          <w:tcPr>
-            <w:tcW w:type="dxa" w:w="1531"/>
-          </w:tcPr>
-          <w:p>
-            <w:r>
-              <w:rPr>
-                <w:b/>
-                <w:i w:val="0"/>
-                <w:color w:val="16A34A"/>
-                <w:sz w:val="16"/>
-              </w:rPr>
-              <w:t>—</w:t>
-            </w:r>
-          </w:p>
-        </w:tc>
-        <w:tc>
-          <w:tcPr>
-            <w:tcW w:type="dxa" w:w="1191"/>
-          </w:tcPr>
-          <w:p>
-            <w:r>
-              <w:rPr>
-                <w:b w:val="0"/>
-                <w:i w:val="0"/>
-                <w:color w:val="64748B"/>
-                <w:sz w:val="16"/>
-              </w:rPr>
-              <w:t>GT-CQ</w:t>
-            </w:r>
-          </w:p>
-        </w:tc>
-        <w:tc>
-          <w:tcPr>
-            <w:tcW w:type="dxa" w:w="4706"/>
-          </w:tcPr>
-          <w:p>
-            <w:r>
-              <w:rPr>
-                <w:b w:val="0"/>
-                <w:i w:val="0"/>
-                <w:sz w:val="17"/>
-              </w:rPr>
-              <w:t>veuillez, s'il vous plait, confirmer les frais de scolarité ( 7500 FCFA) payée de ADAMA SADIO avec le QG ou apporter les corrections nécessaires.</w:t>
-            </w:r>
-          </w:p>
-        </w:tc>
-      </w:tr>
-      <w:tr>
-        <w:tc>
-          <w:tcPr>
-            <w:tcW w:type="dxa" w:w="964"/>
-          </w:tcPr>
-          <w:p>
-            <w:r>
-              <w:rPr>
-                <w:b/>
-                <w:i w:val="0"/>
-                <w:color w:val="EA580C"/>
-                <w:sz w:val="16"/>
-              </w:rPr>
-              <w:t>Moyenne</w:t>
-            </w:r>
-          </w:p>
-        </w:tc>
-        <w:tc>
-          <w:tcPr>
-            <w:tcW w:type="dxa" w:w="1247"/>
-          </w:tcPr>
-          <w:p>
-            <w:r>
-              <w:rPr>
-                <w:b/>
-                <w:i w:val="0"/>
-                <w:sz w:val="16"/>
-              </w:rPr>
-              <w:t>S02</w:t>
-              <w:br/>
-            </w:r>
-            <w:r>
-              <w:rPr>
-                <w:b w:val="0"/>
-                <w:i w:val="0"/>
-                <w:color w:val="64748B"/>
-                <w:sz w:val="14"/>
-              </w:rPr>
-              <w:t>Éducation</w:t>
-            </w:r>
-          </w:p>
-        </w:tc>
-        <w:tc>
-          <w:tcPr>
-            <w:tcW w:type="dxa" w:w="1531"/>
-          </w:tcPr>
-          <w:p>
-            <w:r>
-              <w:rPr>
-                <w:b/>
-                <w:i w:val="0"/>
-                <w:color w:val="16A34A"/>
-                <w:sz w:val="16"/>
-              </w:rPr>
-              <w:t>—</w:t>
-            </w:r>
-          </w:p>
-        </w:tc>
-        <w:tc>
-          <w:tcPr>
-            <w:tcW w:type="dxa" w:w="1191"/>
-          </w:tcPr>
-          <w:p>
-            <w:r>
-              <w:rPr>
-                <w:b w:val="0"/>
-                <w:i w:val="0"/>
-                <w:color w:val="64748B"/>
-                <w:sz w:val="16"/>
-              </w:rPr>
-              <w:t>GT-CQ</w:t>
-            </w:r>
-          </w:p>
-        </w:tc>
-        <w:tc>
-          <w:tcPr>
-            <w:tcW w:type="dxa" w:w="4706"/>
-          </w:tcPr>
-          <w:p>
-            <w:r>
-              <w:rPr>
-                <w:b w:val="0"/>
-                <w:i w:val="0"/>
-                <w:sz w:val="17"/>
-              </w:rPr>
-              <w:t>veuillez, s'il vous plait, confirmer les frais de scolarité ( 14000 FCFA) payée de SANKOUNG AZIZ SADIO avec le QG ou apporter les corrections nécessaires.</w:t>
-            </w:r>
-          </w:p>
-        </w:tc>
-      </w:tr>
-      <w:tr>
-        <w:tc>
-          <w:tcPr>
-            <w:tcW w:type="dxa" w:w="964"/>
-          </w:tcPr>
-          <w:p>
-            <w:r>
-              <w:rPr>
-                <w:b/>
-                <w:i w:val="0"/>
-                <w:color w:val="EA580C"/>
-                <w:sz w:val="16"/>
-              </w:rPr>
-              <w:t>Moyenne</w:t>
-            </w:r>
-          </w:p>
-        </w:tc>
-        <w:tc>
-          <w:tcPr>
-            <w:tcW w:type="dxa" w:w="1247"/>
-          </w:tcPr>
-          <w:p>
-            <w:r>
-              <w:rPr>
-                <w:b/>
-                <w:i w:val="0"/>
-                <w:sz w:val="16"/>
-              </w:rPr>
-              <w:t>S02</w:t>
-              <w:br/>
-            </w:r>
-            <w:r>
-              <w:rPr>
-                <w:b w:val="0"/>
-                <w:i w:val="0"/>
-                <w:color w:val="64748B"/>
-                <w:sz w:val="14"/>
-              </w:rPr>
-              <w:t>Éducation</w:t>
-            </w:r>
-          </w:p>
-        </w:tc>
-        <w:tc>
-          <w:tcPr>
-            <w:tcW w:type="dxa" w:w="1531"/>
-          </w:tcPr>
-          <w:p>
-            <w:r>
-              <w:rPr>
-                <w:b/>
-                <w:i w:val="0"/>
-                <w:color w:val="16A34A"/>
-                <w:sz w:val="16"/>
-              </w:rPr>
-              <w:t>s01q23, s01q00b, s01q23_autre</w:t>
-            </w:r>
-          </w:p>
-        </w:tc>
-        <w:tc>
-          <w:tcPr>
-            <w:tcW w:type="dxa" w:w="1191"/>
-          </w:tcPr>
-          <w:p>
-            <w:r>
-              <w:rPr>
-                <w:b w:val="0"/>
-                <w:i w:val="0"/>
-                <w:color w:val="64748B"/>
-                <w:sz w:val="16"/>
-              </w:rPr>
-              <w:t>GT-CQ</w:t>
-            </w:r>
-          </w:p>
-        </w:tc>
-        <w:tc>
-          <w:tcPr>
-            <w:tcW w:type="dxa" w:w="4706"/>
-          </w:tcPr>
-          <w:p>
-            <w:r>
-              <w:rPr>
-                <w:b w:val="0"/>
-                <w:i w:val="0"/>
-                <w:sz w:val="17"/>
-              </w:rPr>
-              <w:t>La raison principale YOUSSOUPH SADIO abandonné l'école en cours d'année est n’aime pas les études et semble exister dans les modalités, prière de prendre attache avec le QG pour plus d'explication afin de la classer bien.</w:t>
-            </w:r>
-          </w:p>
-        </w:tc>
-      </w:tr>
-      <w:tr>
-        <w:tc>
-          <w:tcPr>
-            <w:tcW w:type="dxa" w:w="964"/>
-          </w:tcPr>
-          <w:p>
-            <w:r>
-              <w:rPr>
-                <w:b/>
-                <w:i w:val="0"/>
-                <w:color w:val="EA580C"/>
-                <w:sz w:val="16"/>
-              </w:rPr>
-              <w:t>Moyenne</w:t>
-            </w:r>
-          </w:p>
-        </w:tc>
-        <w:tc>
-          <w:tcPr>
-            <w:tcW w:type="dxa" w:w="1247"/>
-          </w:tcPr>
-          <w:p>
-            <w:r>
-              <w:rPr>
-                <w:b/>
-                <w:i w:val="0"/>
-                <w:sz w:val="16"/>
-              </w:rPr>
-              <w:t>S03</w:t>
-              <w:br/>
-            </w:r>
-            <w:r>
-              <w:rPr>
-                <w:b w:val="0"/>
-                <w:i w:val="0"/>
-                <w:color w:val="64748B"/>
-                <w:sz w:val="14"/>
-              </w:rPr>
-              <w:t>Santé</w:t>
-            </w:r>
-          </w:p>
-        </w:tc>
-        <w:tc>
-          <w:tcPr>
-            <w:tcW w:type="dxa" w:w="1531"/>
-          </w:tcPr>
-          <w:p>
-            <w:r>
-              <w:rPr>
-                <w:b/>
-                <w:i w:val="0"/>
-                <w:color w:val="16A34A"/>
-                <w:sz w:val="16"/>
-              </w:rPr>
-              <w:t>s01q41a, s02q20, s02q22, s03q07, s03q02, s01q00b, s03q02_autre</w:t>
-            </w:r>
-          </w:p>
-        </w:tc>
-        <w:tc>
-          <w:tcPr>
-            <w:tcW w:type="dxa" w:w="1191"/>
-          </w:tcPr>
-          <w:p>
-            <w:r>
-              <w:rPr>
-                <w:b w:val="0"/>
-                <w:i w:val="0"/>
-                <w:color w:val="64748B"/>
-                <w:sz w:val="16"/>
-              </w:rPr>
-              <w:t>GT-CQ</w:t>
-            </w:r>
-          </w:p>
-        </w:tc>
-        <w:tc>
-          <w:tcPr>
-            <w:tcW w:type="dxa" w:w="4706"/>
-          </w:tcPr>
-          <w:p>
-            <w:r>
-              <w:rPr>
-                <w:b w:val="0"/>
-                <w:i w:val="0"/>
-                <w:sz w:val="17"/>
-              </w:rPr>
-              <w:t>Le principal problème de santé que SALY DJIBA a eu est tension, prière de prendre attache avec le QG pour plus d'explication afin de le classer bien.</w:t>
-            </w:r>
-          </w:p>
-        </w:tc>
-      </w:tr>
-      <w:tr>
-        <w:tc>
-          <w:tcPr>
-            <w:tcW w:type="dxa" w:w="964"/>
-          </w:tcPr>
-          <w:p>
-            <w:r>
-              <w:rPr>
-                <w:b/>
-                <w:i w:val="0"/>
-                <w:color w:val="EA580C"/>
-                <w:sz w:val="16"/>
-              </w:rPr>
-              <w:t>Moyenne</w:t>
-            </w:r>
-          </w:p>
-        </w:tc>
-        <w:tc>
-          <w:tcPr>
-            <w:tcW w:type="dxa" w:w="1247"/>
-          </w:tcPr>
-          <w:p>
-            <w:r>
-              <w:rPr>
-                <w:b/>
-                <w:i w:val="0"/>
-                <w:sz w:val="16"/>
-              </w:rPr>
-              <w:t>S04</w:t>
-              <w:br/>
-            </w:r>
-            <w:r>
-              <w:rPr>
-                <w:b w:val="0"/>
-                <w:i w:val="0"/>
-                <w:color w:val="64748B"/>
-                <w:sz w:val="14"/>
-              </w:rPr>
-              <w:t>Emploi</w:t>
-            </w:r>
-          </w:p>
-        </w:tc>
-        <w:tc>
-          <w:tcPr>
-            <w:tcW w:type="dxa" w:w="1531"/>
-          </w:tcPr>
-          <w:p>
-            <w:r>
-              <w:rPr>
-                <w:b/>
-                <w:i w:val="0"/>
-                <w:color w:val="16A34A"/>
-                <w:sz w:val="16"/>
-              </w:rPr>
-              <w:t>—</w:t>
-            </w:r>
-          </w:p>
-        </w:tc>
-        <w:tc>
-          <w:tcPr>
-            <w:tcW w:type="dxa" w:w="1191"/>
-          </w:tcPr>
-          <w:p>
-            <w:r>
-              <w:rPr>
-                <w:b w:val="0"/>
-                <w:i w:val="0"/>
-                <w:color w:val="64748B"/>
-                <w:sz w:val="16"/>
-              </w:rPr>
-              <w:t>GT-CQ</w:t>
-            </w:r>
-          </w:p>
-        </w:tc>
-        <w:tc>
-          <w:tcPr>
-            <w:tcW w:type="dxa" w:w="4706"/>
-          </w:tcPr>
-          <w:p>
-            <w:r>
-              <w:rPr>
-                <w:b w:val="0"/>
-                <w:i w:val="0"/>
-                <w:sz w:val="17"/>
-              </w:rPr>
-              <w:t>Attention ! Le nombre de jours (10 jours) que NDEYE ROKHY SAGNA a travaillés par mois semble être inférieur à 15.</w:t>
-            </w:r>
-          </w:p>
-        </w:tc>
-      </w:tr>
-      <w:tr>
-        <w:tc>
-          <w:tcPr>
-            <w:tcW w:type="dxa" w:w="964"/>
-          </w:tcPr>
-          <w:p>
-            <w:r>
-              <w:rPr>
-                <w:b/>
-                <w:i w:val="0"/>
-                <w:color w:val="EA580C"/>
-                <w:sz w:val="16"/>
-              </w:rPr>
-              <w:t>Moyenne</w:t>
-            </w:r>
-          </w:p>
-        </w:tc>
-        <w:tc>
-          <w:tcPr>
-            <w:tcW w:type="dxa" w:w="1247"/>
-          </w:tcPr>
-          <w:p>
-            <w:r>
-              <w:rPr>
-                <w:b/>
-                <w:i w:val="0"/>
-                <w:sz w:val="16"/>
-              </w:rPr>
-              <w:t>S04</w:t>
-              <w:br/>
-            </w:r>
-            <w:r>
-              <w:rPr>
-                <w:b w:val="0"/>
-                <w:i w:val="0"/>
-                <w:color w:val="64748B"/>
-                <w:sz w:val="14"/>
-              </w:rPr>
-              <w:t>Emploi</w:t>
-            </w:r>
-          </w:p>
-        </w:tc>
-        <w:tc>
-          <w:tcPr>
-            <w:tcW w:type="dxa" w:w="1531"/>
-          </w:tcPr>
-          <w:p>
-            <w:r>
-              <w:rPr>
-                <w:b/>
-                <w:i w:val="0"/>
-                <w:color w:val="16A34A"/>
-                <w:sz w:val="16"/>
-              </w:rPr>
-              <w:t>—</w:t>
-            </w:r>
-          </w:p>
-        </w:tc>
-        <w:tc>
-          <w:tcPr>
-            <w:tcW w:type="dxa" w:w="1191"/>
-          </w:tcPr>
-          <w:p>
-            <w:r>
-              <w:rPr>
-                <w:b w:val="0"/>
-                <w:i w:val="0"/>
-                <w:color w:val="64748B"/>
-                <w:sz w:val="16"/>
-              </w:rPr>
-              <w:t>GT-CQ</w:t>
-            </w:r>
-          </w:p>
-        </w:tc>
-        <w:tc>
-          <w:tcPr>
-            <w:tcW w:type="dxa" w:w="4706"/>
-          </w:tcPr>
-          <w:p>
-            <w:r>
-              <w:rPr>
-                <w:b w:val="0"/>
-                <w:i w:val="0"/>
-                <w:sz w:val="17"/>
-              </w:rPr>
-              <w:t>Veuillez, s'il vous plaît, confirmer cette information.</w:t>
-            </w:r>
-          </w:p>
-        </w:tc>
-      </w:tr>
-      <w:tr>
-        <w:tc>
-          <w:tcPr>
-            <w:tcW w:type="dxa" w:w="964"/>
-          </w:tcPr>
-          <w:p>
-            <w:r>
-              <w:rPr>
-                <w:b/>
-                <w:i w:val="0"/>
-                <w:color w:val="EA580C"/>
-                <w:sz w:val="16"/>
-              </w:rPr>
-              <w:t>Moyenne</w:t>
-            </w:r>
-          </w:p>
-        </w:tc>
-        <w:tc>
-          <w:tcPr>
-            <w:tcW w:type="dxa" w:w="1247"/>
-          </w:tcPr>
-          <w:p>
-            <w:r>
-              <w:rPr>
-                <w:b/>
-                <w:i w:val="0"/>
-                <w:sz w:val="16"/>
-              </w:rPr>
-              <w:t>S04</w:t>
-              <w:br/>
-            </w:r>
-            <w:r>
-              <w:rPr>
-                <w:b w:val="0"/>
-                <w:i w:val="0"/>
-                <w:color w:val="64748B"/>
-                <w:sz w:val="14"/>
-              </w:rPr>
-              <w:t>Emploi</w:t>
-            </w:r>
-          </w:p>
-        </w:tc>
-        <w:tc>
-          <w:tcPr>
-            <w:tcW w:type="dxa" w:w="1531"/>
-          </w:tcPr>
-          <w:p>
-            <w:r>
-              <w:rPr>
-                <w:b/>
-                <w:i w:val="0"/>
-                <w:color w:val="16A34A"/>
-                <w:sz w:val="16"/>
-              </w:rPr>
-              <w:t>s01q47__1, s01q47__2, s01q47__3, s01q47__4, s01q47__5, s01q47__6, s01q47__7, s02q15</w:t>
-            </w:r>
-          </w:p>
-        </w:tc>
-        <w:tc>
-          <w:tcPr>
-            <w:tcW w:type="dxa" w:w="1191"/>
-          </w:tcPr>
-          <w:p>
-            <w:r>
-              <w:rPr>
-                <w:b w:val="0"/>
-                <w:i w:val="0"/>
-                <w:color w:val="64748B"/>
-                <w:sz w:val="16"/>
-              </w:rPr>
-              <w:t>GT-CQ</w:t>
-            </w:r>
-          </w:p>
-        </w:tc>
-        <w:tc>
-          <w:tcPr>
-            <w:tcW w:type="dxa" w:w="4706"/>
-          </w:tcPr>
-          <w:p>
-            <w:r>
-              <w:rPr>
-                <w:b w:val="0"/>
-                <w:i w:val="0"/>
-                <w:sz w:val="17"/>
-              </w:rPr>
-              <w:t>Attention! le nombre d'heure (3 heures) que NDEYE ROKHY SAGNA a travaillé par jour semble faible, veuillez s'il vous plait confirmer cette information avec le QG.</w:t>
-            </w:r>
-          </w:p>
-        </w:tc>
-      </w:tr>
-      <w:tr>
-        <w:tc>
-          <w:tcPr>
-            <w:tcW w:type="dxa" w:w="964"/>
-          </w:tcPr>
-          <w:p>
-            <w:r>
-              <w:rPr>
-                <w:b/>
-                <w:i w:val="0"/>
-                <w:color w:val="EA580C"/>
-                <w:sz w:val="16"/>
-              </w:rPr>
-              <w:t>Moyenne</w:t>
-            </w:r>
-          </w:p>
-        </w:tc>
-        <w:tc>
-          <w:tcPr>
-            <w:tcW w:type="dxa" w:w="1247"/>
-          </w:tcPr>
-          <w:p>
-            <w:r>
-              <w:rPr>
-                <w:b/>
-                <w:i w:val="0"/>
-                <w:sz w:val="16"/>
-              </w:rPr>
-              <w:t>S04</w:t>
-              <w:br/>
-            </w:r>
-            <w:r>
-              <w:rPr>
-                <w:b w:val="0"/>
-                <w:i w:val="0"/>
-                <w:color w:val="64748B"/>
-                <w:sz w:val="14"/>
-              </w:rPr>
-              <w:t>Emploi</w:t>
-            </w:r>
-          </w:p>
-        </w:tc>
-        <w:tc>
-          <w:tcPr>
-            <w:tcW w:type="dxa" w:w="1531"/>
-          </w:tcPr>
-          <w:p>
-            <w:r>
-              <w:rPr>
-                <w:b/>
-                <w:i w:val="0"/>
-                <w:color w:val="16A34A"/>
-                <w:sz w:val="16"/>
-              </w:rPr>
-              <w:t>—</w:t>
-            </w:r>
-          </w:p>
-        </w:tc>
-        <w:tc>
-          <w:tcPr>
-            <w:tcW w:type="dxa" w:w="1191"/>
-          </w:tcPr>
-          <w:p>
-            <w:r>
-              <w:rPr>
-                <w:b w:val="0"/>
-                <w:i w:val="0"/>
-                <w:color w:val="64748B"/>
-                <w:sz w:val="16"/>
-              </w:rPr>
-              <w:t>GT-CQ</w:t>
-            </w:r>
-          </w:p>
-        </w:tc>
-        <w:tc>
-          <w:tcPr>
-            <w:tcW w:type="dxa" w:w="4706"/>
-          </w:tcPr>
-          <w:p>
-            <w:r>
-              <w:rPr>
-                <w:b w:val="0"/>
-                <w:i w:val="0"/>
-                <w:sz w:val="17"/>
-              </w:rPr>
-              <w:t>Attention ! Le nombre de jours (5 jours) que YOUSSOUPH SADIO a travaillés par mois semble être inférieur à 15.</w:t>
-            </w:r>
-          </w:p>
-        </w:tc>
-      </w:tr>
-      <w:tr>
-        <w:tc>
-          <w:tcPr>
-            <w:tcW w:type="dxa" w:w="964"/>
-          </w:tcPr>
-          <w:p>
-            <w:r>
-              <w:rPr>
-                <w:b/>
-                <w:i w:val="0"/>
-                <w:color w:val="EA580C"/>
-                <w:sz w:val="16"/>
-              </w:rPr>
-              <w:t>Moyenne</w:t>
-            </w:r>
-          </w:p>
-        </w:tc>
-        <w:tc>
-          <w:tcPr>
-            <w:tcW w:type="dxa" w:w="1247"/>
-          </w:tcPr>
-          <w:p>
-            <w:r>
-              <w:rPr>
-                <w:b/>
-                <w:i w:val="0"/>
-                <w:sz w:val="16"/>
-              </w:rPr>
-              <w:t>S04</w:t>
-              <w:br/>
-            </w:r>
-            <w:r>
-              <w:rPr>
-                <w:b w:val="0"/>
-                <w:i w:val="0"/>
-                <w:color w:val="64748B"/>
-                <w:sz w:val="14"/>
-              </w:rPr>
-              <w:t>Emploi</w:t>
-            </w:r>
-          </w:p>
-        </w:tc>
-        <w:tc>
-          <w:tcPr>
-            <w:tcW w:type="dxa" w:w="1531"/>
-          </w:tcPr>
-          <w:p>
-            <w:r>
-              <w:rPr>
-                <w:b/>
-                <w:i w:val="0"/>
-                <w:color w:val="16A34A"/>
-                <w:sz w:val="16"/>
-              </w:rPr>
-              <w:t>s00q07a, s00q08, s00q10, s00q13_0, s00q15_0, s00q17_0, s00q23a, s00q23b</w:t>
-            </w:r>
-          </w:p>
-        </w:tc>
-        <w:tc>
-          <w:tcPr>
-            <w:tcW w:type="dxa" w:w="1191"/>
-          </w:tcPr>
-          <w:p>
-            <w:r>
-              <w:rPr>
-                <w:b w:val="0"/>
-                <w:i w:val="0"/>
-                <w:color w:val="64748B"/>
-                <w:sz w:val="16"/>
-              </w:rPr>
-              <w:t>GT-CQ</w:t>
-            </w:r>
-          </w:p>
-        </w:tc>
-        <w:tc>
-          <w:tcPr>
-            <w:tcW w:type="dxa" w:w="4706"/>
-          </w:tcPr>
-          <w:p>
-            <w:r>
-              <w:rPr>
-                <w:b w:val="0"/>
-                <w:i w:val="0"/>
-                <w:sz w:val="17"/>
-              </w:rPr>
-              <w:t>Prière de changer la branche d'activité de FATOU DIEME SADIO, les agriculteurs dont leurs cultures est principalement destiné à la consommation du ménage sont des (Agriculteurs, subsistances) et ceux qui le font avec l'élevage sont des (Agriculteurs et eleveurs, subsistances)</w:t>
-            </w:r>
-          </w:p>
-        </w:tc>
-      </w:tr>
-      <w:tr>
-        <w:tc>
-          <w:tcPr>
-            <w:tcW w:type="dxa" w:w="964"/>
-          </w:tcPr>
-          <w:p>
-            <w:r>
-              <w:rPr>
-                <w:b/>
-                <w:i w:val="0"/>
-                <w:color w:val="EA580C"/>
-                <w:sz w:val="16"/>
-              </w:rPr>
-              <w:t>Moyenne</w:t>
-            </w:r>
-          </w:p>
-        </w:tc>
-        <w:tc>
-          <w:tcPr>
-            <w:tcW w:type="dxa" w:w="1247"/>
-          </w:tcPr>
-          <w:p>
-            <w:r>
-              <w:rPr>
-                <w:b/>
-                <w:i w:val="0"/>
-                <w:sz w:val="16"/>
-              </w:rPr>
-              <w:t>S04</w:t>
-              <w:br/>
-            </w:r>
-            <w:r>
-              <w:rPr>
-                <w:b w:val="0"/>
-                <w:i w:val="0"/>
-                <w:color w:val="64748B"/>
-                <w:sz w:val="14"/>
-              </w:rPr>
-              <w:t>Emploi</w:t>
-            </w:r>
-          </w:p>
-        </w:tc>
-        <w:tc>
-          <w:tcPr>
-            <w:tcW w:type="dxa" w:w="1531"/>
-          </w:tcPr>
-          <w:p>
-            <w:r>
-              <w:rPr>
-                <w:b/>
-                <w:i w:val="0"/>
-                <w:color w:val="16A34A"/>
-                <w:sz w:val="16"/>
-              </w:rPr>
-              <w:t>s00q07a, s00q08, s00q10, s00q13_0, s00q15_0, s00q17_0, s00q23a, s00q23b</w:t>
-            </w:r>
-          </w:p>
-        </w:tc>
-        <w:tc>
-          <w:tcPr>
-            <w:tcW w:type="dxa" w:w="1191"/>
-          </w:tcPr>
-          <w:p>
-            <w:r>
-              <w:rPr>
-                <w:b w:val="0"/>
-                <w:i w:val="0"/>
-                <w:color w:val="64748B"/>
-                <w:sz w:val="16"/>
-              </w:rPr>
-              <w:t>GT-CQ</w:t>
-            </w:r>
-          </w:p>
-        </w:tc>
-        <w:tc>
-          <w:tcPr>
-            <w:tcW w:type="dxa" w:w="4706"/>
-          </w:tcPr>
-          <w:p>
-            <w:r>
-              <w:rPr>
-                <w:b w:val="0"/>
-                <w:i w:val="0"/>
-                <w:sz w:val="17"/>
-              </w:rPr>
-              <w:t>Prière de changer la branche d'activité de SALY DJIBA, les agriculteurs dont leurs cultures est principalement destiné à la consommation du ménage sont des (Agriculteurs, subsistances) et ceux qui le font avec l'élevage sont des (Agriculteurs et eleveurs, subsistances)</w:t>
-            </w:r>
-          </w:p>
-        </w:tc>
-      </w:tr>
-      <w:tr>
-        <w:tc>
-          <w:tcPr>
-            <w:tcW w:type="dxa" w:w="964"/>
-          </w:tcPr>
-          <w:p>
-            <w:r>
-              <w:rPr>
-                <w:b/>
-                <w:i w:val="0"/>
-                <w:color w:val="EA580C"/>
-                <w:sz w:val="16"/>
-              </w:rPr>
-              <w:t>Moyenne</w:t>
-            </w:r>
-          </w:p>
-        </w:tc>
-        <w:tc>
-          <w:tcPr>
-            <w:tcW w:type="dxa" w:w="1247"/>
-          </w:tcPr>
-          <w:p>
-            <w:r>
-              <w:rPr>
-                <w:b/>
-                <w:i w:val="0"/>
-                <w:sz w:val="16"/>
-              </w:rPr>
-              <w:t>S07</w:t>
-              <w:br/>
-            </w:r>
-            <w:r>
-              <w:rPr>
-                <w:b w:val="0"/>
-                <w:i w:val="0"/>
-                <w:color w:val="64748B"/>
-                <w:sz w:val="14"/>
-              </w:rPr>
-              <w:t>Consommation alimentaire</w:t>
-            </w:r>
-          </w:p>
-        </w:tc>
-        <w:tc>
-          <w:tcPr>
-            <w:tcW w:type="dxa" w:w="1531"/>
-          </w:tcPr>
-          <w:p>
-            <w:r>
-              <w:rPr>
-                <w:b/>
-                <w:i w:val="0"/>
-                <w:color w:val="16A34A"/>
-                <w:sz w:val="16"/>
-              </w:rPr>
-              <w:t>—</w:t>
-            </w:r>
-          </w:p>
-        </w:tc>
-        <w:tc>
-          <w:tcPr>
-            <w:tcW w:type="dxa" w:w="1191"/>
-          </w:tcPr>
-          <w:p>
-            <w:r>
-              <w:rPr>
-                <w:b w:val="0"/>
-                <w:i w:val="0"/>
-                <w:color w:val="64748B"/>
-                <w:sz w:val="16"/>
-              </w:rPr>
-              <w:t>GT-CQ</w:t>
-            </w:r>
-          </w:p>
-        </w:tc>
-        <w:tc>
-          <w:tcPr>
-            <w:tcW w:type="dxa" w:w="4706"/>
-          </w:tcPr>
-          <w:p>
-            <w:r>
-              <w:rPr>
-                <w:b w:val="0"/>
-                <w:i w:val="0"/>
-                <w:sz w:val="17"/>
-              </w:rPr>
-              <w:t>Attention ! La dépense du répas pris à l'extérieur de YOUSSOUPH SADIO (17000 Fcfa) au cours de 7 derniers jours est relativement élevé.</w:t>
-            </w:r>
-          </w:p>
-        </w:tc>
-      </w:tr>
-      <w:tr>
-        <w:tc>
-          <w:tcPr>
-            <w:tcW w:type="dxa" w:w="964"/>
-          </w:tcPr>
-          <w:p>
-            <w:r>
-              <w:rPr>
-                <w:b/>
-                <w:i w:val="0"/>
-                <w:color w:val="EA580C"/>
-                <w:sz w:val="16"/>
-              </w:rPr>
-              <w:t>Moyenne</w:t>
-            </w:r>
-          </w:p>
-        </w:tc>
-        <w:tc>
-          <w:tcPr>
-            <w:tcW w:type="dxa" w:w="1247"/>
-          </w:tcPr>
-          <w:p>
-            <w:r>
-              <w:rPr>
-                <w:b/>
-                <w:i w:val="0"/>
-                <w:sz w:val="16"/>
-              </w:rPr>
-              <w:t>S07</w:t>
-              <w:br/>
-            </w:r>
-            <w:r>
-              <w:rPr>
-                <w:b w:val="0"/>
-                <w:i w:val="0"/>
-                <w:color w:val="64748B"/>
-                <w:sz w:val="14"/>
-              </w:rPr>
-              <w:t>Consommation alimentaire</w:t>
-            </w:r>
-          </w:p>
-        </w:tc>
-        <w:tc>
-          <w:tcPr>
-            <w:tcW w:type="dxa" w:w="1531"/>
-          </w:tcPr>
-          <w:p>
-            <w:r>
-              <w:rPr>
-                <w:b/>
-                <w:i w:val="0"/>
-                <w:color w:val="16A34A"/>
-                <w:sz w:val="16"/>
-              </w:rPr>
-              <w:t>—</w:t>
-            </w:r>
-          </w:p>
-        </w:tc>
-        <w:tc>
-          <w:tcPr>
-            <w:tcW w:type="dxa" w:w="1191"/>
-          </w:tcPr>
-          <w:p>
-            <w:r>
-              <w:rPr>
-                <w:b w:val="0"/>
-                <w:i w:val="0"/>
-                <w:color w:val="64748B"/>
-                <w:sz w:val="16"/>
-              </w:rPr>
-              <w:t>GT-CQ</w:t>
-            </w:r>
-          </w:p>
-        </w:tc>
-        <w:tc>
-          <w:tcPr>
-            <w:tcW w:type="dxa" w:w="4706"/>
-          </w:tcPr>
-          <w:p>
-            <w:r>
-              <w:rPr>
-                <w:b w:val="0"/>
-                <w:i w:val="0"/>
-                <w:sz w:val="17"/>
-              </w:rPr>
-              <w:t>Prière de corriger ou de confirmer avec le QG.</w:t>
-            </w:r>
-          </w:p>
-        </w:tc>
-      </w:tr>
-      <w:tr>
-        <w:tc>
-          <w:tcPr>
-            <w:tcW w:type="dxa" w:w="964"/>
-          </w:tcPr>
-          <w:p>
-            <w:r>
-              <w:rPr>
-                <w:b/>
-                <w:i w:val="0"/>
-                <w:color w:val="EA580C"/>
-                <w:sz w:val="16"/>
-              </w:rPr>
-              <w:t>Moyenne</w:t>
-            </w:r>
-          </w:p>
-        </w:tc>
-        <w:tc>
-          <w:tcPr>
-            <w:tcW w:type="dxa" w:w="1247"/>
-          </w:tcPr>
-          <w:p>
-            <w:r>
-              <w:rPr>
-                <w:b/>
-                <w:i w:val="0"/>
-                <w:sz w:val="16"/>
-              </w:rPr>
-              <w:t>S07</w:t>
-              <w:br/>
-            </w:r>
-            <w:r>
-              <w:rPr>
-                <w:b w:val="0"/>
-                <w:i w:val="0"/>
-                <w:color w:val="64748B"/>
-                <w:sz w:val="14"/>
-              </w:rPr>
-              <w:t>Consommation alimentaire</w:t>
-            </w:r>
-          </w:p>
-        </w:tc>
-        <w:tc>
-          <w:tcPr>
-            <w:tcW w:type="dxa" w:w="1531"/>
-          </w:tcPr>
-          <w:p>
-            <w:r>
-              <w:rPr>
-                <w:b/>
-                <w:i w:val="0"/>
-                <w:color w:val="16A34A"/>
-                <w:sz w:val="16"/>
-              </w:rPr>
-              <w:t>—</w:t>
-            </w:r>
-          </w:p>
-        </w:tc>
-        <w:tc>
-          <w:tcPr>
-            <w:tcW w:type="dxa" w:w="1191"/>
-          </w:tcPr>
-          <w:p>
-            <w:r>
-              <w:rPr>
-                <w:b w:val="0"/>
-                <w:i w:val="0"/>
-                <w:color w:val="64748B"/>
-                <w:sz w:val="16"/>
-              </w:rPr>
-              <w:t>GT-CQ</w:t>
-            </w:r>
-          </w:p>
-        </w:tc>
-        <w:tc>
-          <w:tcPr>
-            <w:tcW w:type="dxa" w:w="4706"/>
-          </w:tcPr>
-          <w:p>
-            <w:r>
-              <w:rPr>
-                <w:b w:val="0"/>
-                <w:i w:val="0"/>
-                <w:sz w:val="17"/>
-              </w:rPr>
-              <w:t>Prière de corriger ou de confirmer avec le QG.</w:t>
-            </w:r>
-          </w:p>
-        </w:tc>
-      </w:tr>
-      <w:tr>
-        <w:tc>
-          <w:tcPr>
-            <w:tcW w:type="dxa" w:w="964"/>
-          </w:tcPr>
-          <w:p>
-            <w:r>
-              <w:rPr>
-                <w:b/>
-                <w:i w:val="0"/>
-                <w:color w:val="EA580C"/>
-                <w:sz w:val="16"/>
-              </w:rPr>
-              <w:t>Moyenne</w:t>
-            </w:r>
-          </w:p>
-        </w:tc>
-        <w:tc>
-          <w:tcPr>
-            <w:tcW w:type="dxa" w:w="1247"/>
-          </w:tcPr>
-          <w:p>
-            <w:r>
-              <w:rPr>
-                <w:b/>
-                <w:i w:val="0"/>
-                <w:sz w:val="16"/>
-              </w:rPr>
-              <w:t>S09</w:t>
-              <w:br/>
-            </w:r>
-            <w:r>
-              <w:rPr>
-                <w:b w:val="0"/>
-                <w:i w:val="0"/>
-                <w:color w:val="64748B"/>
-                <w:sz w:val="14"/>
-              </w:rPr>
-              <w:t>Dépenses non alimentaires</w:t>
-            </w:r>
-          </w:p>
-        </w:tc>
-        <w:tc>
-          <w:tcPr>
-            <w:tcW w:type="dxa" w:w="1531"/>
-          </w:tcPr>
-          <w:p>
-            <w:r>
-              <w:rPr>
-                <w:b/>
-                <w:i w:val="0"/>
-                <w:color w:val="16A34A"/>
-                <w:sz w:val="16"/>
-              </w:rPr>
-              <w:t>—</w:t>
-            </w:r>
-          </w:p>
-        </w:tc>
-        <w:tc>
-          <w:tcPr>
-            <w:tcW w:type="dxa" w:w="1191"/>
-          </w:tcPr>
-          <w:p>
-            <w:r>
-              <w:rPr>
-                <w:b w:val="0"/>
-                <w:i w:val="0"/>
-                <w:color w:val="64748B"/>
-                <w:sz w:val="16"/>
-              </w:rPr>
-              <w:t>GT-CQ</w:t>
-            </w:r>
-          </w:p>
-        </w:tc>
-        <w:tc>
-          <w:tcPr>
-            <w:tcW w:type="dxa" w:w="4706"/>
-          </w:tcPr>
-          <w:p>
-            <w:r>
-              <w:rPr>
-                <w:b w:val="0"/>
-                <w:i w:val="0"/>
-                <w:sz w:val="17"/>
-              </w:rPr>
-              <w:t>Attention ! La dépense du ménage de IDRISSA SAGNA (1000 Fcfa) au cours de 7 derniers jours de Cigarettes, Tabac est relativement élevé.</w:t>
-            </w:r>
-          </w:p>
-        </w:tc>
-      </w:tr>
-      <w:tr>
-        <w:tc>
-          <w:tcPr>
-            <w:tcW w:type="dxa" w:w="964"/>
-          </w:tcPr>
-          <w:p>
-            <w:r>
-              <w:rPr>
-                <w:b/>
-                <w:i w:val="0"/>
-                <w:color w:val="EA580C"/>
-                <w:sz w:val="16"/>
-              </w:rPr>
-              <w:t>Moyenne</w:t>
-            </w:r>
-          </w:p>
-        </w:tc>
-        <w:tc>
-          <w:tcPr>
-            <w:tcW w:type="dxa" w:w="1247"/>
-          </w:tcPr>
-          <w:p>
-            <w:r>
-              <w:rPr>
-                <w:b/>
-                <w:i w:val="0"/>
-                <w:sz w:val="16"/>
-              </w:rPr>
-              <w:t>S09</w:t>
-              <w:br/>
-            </w:r>
-            <w:r>
-              <w:rPr>
-                <w:b w:val="0"/>
-                <w:i w:val="0"/>
-                <w:color w:val="64748B"/>
-                <w:sz w:val="14"/>
-              </w:rPr>
-              <w:t>Dépenses non alimentaires</w:t>
-            </w:r>
-          </w:p>
-        </w:tc>
-        <w:tc>
-          <w:tcPr>
-            <w:tcW w:type="dxa" w:w="1531"/>
-          </w:tcPr>
-          <w:p>
-            <w:r>
-              <w:rPr>
-                <w:b/>
-                <w:i w:val="0"/>
-                <w:color w:val="16A34A"/>
-                <w:sz w:val="16"/>
-              </w:rPr>
-              <w:t>—</w:t>
-            </w:r>
-          </w:p>
-        </w:tc>
-        <w:tc>
-          <w:tcPr>
-            <w:tcW w:type="dxa" w:w="1191"/>
-          </w:tcPr>
-          <w:p>
-            <w:r>
-              <w:rPr>
-                <w:b w:val="0"/>
-                <w:i w:val="0"/>
-                <w:color w:val="64748B"/>
-                <w:sz w:val="16"/>
-              </w:rPr>
-              <w:t>GT-CQ</w:t>
-            </w:r>
-          </w:p>
-        </w:tc>
-        <w:tc>
-          <w:tcPr>
-            <w:tcW w:type="dxa" w:w="4706"/>
-          </w:tcPr>
-          <w:p>
-            <w:r>
-              <w:rPr>
-                <w:b w:val="0"/>
-                <w:i w:val="0"/>
-                <w:sz w:val="17"/>
-              </w:rPr>
-              <w:t>Prière de corriger ou de confirmer avec le QG.</w:t>
-            </w:r>
-          </w:p>
-        </w:tc>
-      </w:tr>
-      <w:tr>
-        <w:tc>
-          <w:tcPr>
-            <w:tcW w:type="dxa" w:w="964"/>
-          </w:tcPr>
-          <w:p>
-            <w:r>
-              <w:rPr>
-                <w:b/>
-                <w:i w:val="0"/>
-                <w:color w:val="EA580C"/>
-                <w:sz w:val="16"/>
-              </w:rPr>
-              <w:t>Moyenne</w:t>
-            </w:r>
-          </w:p>
-        </w:tc>
-        <w:tc>
-          <w:tcPr>
-            <w:tcW w:type="dxa" w:w="1247"/>
-          </w:tcPr>
-          <w:p>
-            <w:r>
-              <w:rPr>
-                <w:b/>
-                <w:i w:val="0"/>
-                <w:sz w:val="16"/>
-              </w:rPr>
-              <w:t>S09</w:t>
-              <w:br/>
-            </w:r>
-            <w:r>
-              <w:rPr>
-                <w:b w:val="0"/>
-                <w:i w:val="0"/>
-                <w:color w:val="64748B"/>
-                <w:sz w:val="14"/>
-              </w:rPr>
-              <w:t>Dépenses non alimentaires</w:t>
-            </w:r>
-          </w:p>
-        </w:tc>
-        <w:tc>
-          <w:tcPr>
-            <w:tcW w:type="dxa" w:w="1531"/>
-          </w:tcPr>
-          <w:p>
-            <w:r>
-              <w:rPr>
-                <w:b/>
-                <w:i w:val="0"/>
-                <w:color w:val="16A34A"/>
-                <w:sz w:val="16"/>
-              </w:rPr>
-              <w:t>s01q23, s01q00b, s01q23_autre</w:t>
-            </w:r>
-          </w:p>
-        </w:tc>
-        <w:tc>
-          <w:tcPr>
-            <w:tcW w:type="dxa" w:w="1191"/>
-          </w:tcPr>
-          <w:p>
-            <w:r>
-              <w:rPr>
-                <w:b w:val="0"/>
-                <w:i w:val="0"/>
-                <w:color w:val="64748B"/>
-                <w:sz w:val="16"/>
-              </w:rPr>
-              <w:t>GT-CQ</w:t>
-            </w:r>
-          </w:p>
-        </w:tc>
-        <w:tc>
-          <w:tcPr>
-            <w:tcW w:type="dxa" w:w="4706"/>
-          </w:tcPr>
-          <w:p>
-            <w:r>
-              <w:rPr>
-                <w:b w:val="0"/>
-                <w:i w:val="0"/>
-                <w:sz w:val="17"/>
-              </w:rPr>
-              <w:t>La dernière fois que vous avez acheté Bois de chauffe ramassé/coupé (estimer la valeur) est ramasse et semble exister dans les modalités, prière de prendre attache avec le QG pour plus d'explication afin de la classer bien.</w:t>
-            </w:r>
-          </w:p>
-        </w:tc>
-      </w:tr>
-      <w:tr>
-        <w:tc>
-          <w:tcPr>
-            <w:tcW w:type="dxa" w:w="964"/>
-          </w:tcPr>
-          <w:p>
-            <w:r>
-              <w:rPr>
-                <w:b/>
-                <w:i w:val="0"/>
-                <w:color w:val="EA580C"/>
-                <w:sz w:val="16"/>
-              </w:rPr>
-              <w:t>Moyenne</w:t>
-            </w:r>
-          </w:p>
-        </w:tc>
-        <w:tc>
-          <w:tcPr>
-            <w:tcW w:type="dxa" w:w="1247"/>
-          </w:tcPr>
-          <w:p>
-            <w:r>
-              <w:rPr>
-                <w:b/>
-                <w:i w:val="0"/>
-                <w:sz w:val="16"/>
-              </w:rPr>
-              <w:t>S09</w:t>
-              <w:br/>
-            </w:r>
-            <w:r>
-              <w:rPr>
-                <w:b w:val="0"/>
-                <w:i w:val="0"/>
-                <w:color w:val="64748B"/>
-                <w:sz w:val="14"/>
-              </w:rPr>
-              <w:t>Dépenses non alimentaires</w:t>
-            </w:r>
-          </w:p>
-        </w:tc>
-        <w:tc>
-          <w:tcPr>
-            <w:tcW w:type="dxa" w:w="1531"/>
-          </w:tcPr>
-          <w:p>
-            <w:r>
-              <w:rPr>
-                <w:b/>
-                <w:i w:val="0"/>
-                <w:color w:val="16A34A"/>
-                <w:sz w:val="16"/>
-              </w:rPr>
-              <w:t>s01q23, s01q00b, s01q23_autre</w:t>
-            </w:r>
-          </w:p>
-        </w:tc>
-        <w:tc>
-          <w:tcPr>
-            <w:tcW w:type="dxa" w:w="1191"/>
-          </w:tcPr>
-          <w:p>
-            <w:r>
-              <w:rPr>
-                <w:b w:val="0"/>
-                <w:i w:val="0"/>
-                <w:color w:val="64748B"/>
-                <w:sz w:val="16"/>
-              </w:rPr>
-              <w:t>GT-CQ</w:t>
-            </w:r>
-          </w:p>
-        </w:tc>
-        <w:tc>
-          <w:tcPr>
-            <w:tcW w:type="dxa" w:w="4706"/>
-          </w:tcPr>
-          <w:p>
-            <w:r>
-              <w:rPr>
-                <w:b w:val="0"/>
-                <w:i w:val="0"/>
-                <w:sz w:val="17"/>
-              </w:rPr>
-              <w:t>La dernière fois que vous avez acheté Frais de coiffure homme et femme (salon, tressage, mèches, coupe, etc.), manucure, pédicure est coiffeuse et semble exister dans les modalités, prière de prendre attache avec le QG pour plus d'explication afin de la classer bien.</w:t>
-            </w:r>
-          </w:p>
-        </w:tc>
-      </w:tr>
-      <w:tr>
-        <w:tc>
-          <w:tcPr>
-            <w:tcW w:type="dxa" w:w="964"/>
-          </w:tcPr>
-          <w:p>
-            <w:r>
-              <w:rPr>
-                <w:b/>
-                <w:i w:val="0"/>
-                <w:color w:val="EA580C"/>
-                <w:sz w:val="16"/>
-              </w:rPr>
-              <w:t>Moyenne</w:t>
-            </w:r>
-          </w:p>
-        </w:tc>
-        <w:tc>
-          <w:tcPr>
-            <w:tcW w:type="dxa" w:w="1247"/>
-          </w:tcPr>
-          <w:p>
-            <w:r>
-              <w:rPr>
-                <w:b/>
-                <w:i w:val="0"/>
-                <w:sz w:val="16"/>
-              </w:rPr>
-              <w:t>S09</w:t>
-              <w:br/>
-            </w:r>
-            <w:r>
-              <w:rPr>
-                <w:b w:val="0"/>
-                <w:i w:val="0"/>
-                <w:color w:val="64748B"/>
-                <w:sz w:val="14"/>
-              </w:rPr>
-              <w:t>Dépenses non alimentaires</w:t>
-            </w:r>
-          </w:p>
-        </w:tc>
-        <w:tc>
-          <w:tcPr>
-            <w:tcW w:type="dxa" w:w="1531"/>
-          </w:tcPr>
-          <w:p>
-            <w:r>
-              <w:rPr>
-                <w:b/>
-                <w:i w:val="0"/>
-                <w:color w:val="16A34A"/>
-                <w:sz w:val="16"/>
-              </w:rPr>
-              <w:t>—</w:t>
-            </w:r>
-          </w:p>
-        </w:tc>
-        <w:tc>
-          <w:tcPr>
-            <w:tcW w:type="dxa" w:w="1191"/>
-          </w:tcPr>
-          <w:p>
-            <w:r>
-              <w:rPr>
-                <w:b w:val="0"/>
-                <w:i w:val="0"/>
-                <w:color w:val="64748B"/>
-                <w:sz w:val="16"/>
-              </w:rPr>
-              <w:t>GT-CQ</w:t>
-            </w:r>
-          </w:p>
-        </w:tc>
-        <w:tc>
-          <w:tcPr>
-            <w:tcW w:type="dxa" w:w="4706"/>
-          </w:tcPr>
-          <w:p>
-            <w:r>
-              <w:rPr>
-                <w:b w:val="0"/>
-                <w:i w:val="0"/>
-                <w:sz w:val="17"/>
-              </w:rPr>
-              <w:t>Attention ! La dépense du ménage de IDRISSA SAGNA (2500 Fcfa) au cours de 30 derniers jours de Frais de coiffure homme et femme (salon, tressage, mèches, coupe, etc.), manucure, pédicure est relativement élevé.</w:t>
-            </w:r>
-          </w:p>
-        </w:tc>
-      </w:tr>
-      <w:tr>
-        <w:tc>
-          <w:tcPr>
-            <w:tcW w:type="dxa" w:w="964"/>
-          </w:tcPr>
-          <w:p>
-            <w:r>
-              <w:rPr>
-                <w:b/>
-                <w:i w:val="0"/>
-                <w:color w:val="EA580C"/>
-                <w:sz w:val="16"/>
-              </w:rPr>
-              <w:t>Moyenne</w:t>
-            </w:r>
-          </w:p>
-        </w:tc>
-        <w:tc>
-          <w:tcPr>
-            <w:tcW w:type="dxa" w:w="1247"/>
-          </w:tcPr>
-          <w:p>
-            <w:r>
-              <w:rPr>
-                <w:b/>
-                <w:i w:val="0"/>
-                <w:sz w:val="16"/>
-              </w:rPr>
-              <w:t>S09</w:t>
-              <w:br/>
-            </w:r>
-            <w:r>
-              <w:rPr>
-                <w:b w:val="0"/>
-                <w:i w:val="0"/>
-                <w:color w:val="64748B"/>
-                <w:sz w:val="14"/>
-              </w:rPr>
-              <w:t>Dépenses non alimentaires</w:t>
-            </w:r>
-          </w:p>
-        </w:tc>
-        <w:tc>
-          <w:tcPr>
-            <w:tcW w:type="dxa" w:w="1531"/>
-          </w:tcPr>
-          <w:p>
-            <w:r>
-              <w:rPr>
-                <w:b/>
-                <w:i w:val="0"/>
-                <w:color w:val="16A34A"/>
-                <w:sz w:val="16"/>
-              </w:rPr>
-              <w:t>—</w:t>
-            </w:r>
-          </w:p>
-        </w:tc>
-        <w:tc>
-          <w:tcPr>
-            <w:tcW w:type="dxa" w:w="1191"/>
-          </w:tcPr>
-          <w:p>
-            <w:r>
-              <w:rPr>
-                <w:b w:val="0"/>
-                <w:i w:val="0"/>
-                <w:color w:val="64748B"/>
-                <w:sz w:val="16"/>
-              </w:rPr>
-              <w:t>GT-CQ</w:t>
-            </w:r>
-          </w:p>
-        </w:tc>
-        <w:tc>
-          <w:tcPr>
-            <w:tcW w:type="dxa" w:w="4706"/>
-          </w:tcPr>
-          <w:p>
-            <w:r>
-              <w:rPr>
-                <w:b w:val="0"/>
-                <w:i w:val="0"/>
-                <w:sz w:val="17"/>
-              </w:rPr>
-              <w:t>Prière de corriger ou de confirmer avec le QG.</w:t>
-            </w:r>
-          </w:p>
-        </w:tc>
-      </w:tr>
-      <w:tr>
-        <w:tc>
-          <w:tcPr>
-            <w:tcW w:type="dxa" w:w="964"/>
-          </w:tcPr>
-          <w:p>
-            <w:r>
-              <w:rPr>
-                <w:b/>
-                <w:i w:val="0"/>
-                <w:color w:val="EA580C"/>
-                <w:sz w:val="16"/>
-              </w:rPr>
-              <w:t>Moyenne</w:t>
-            </w:r>
-          </w:p>
-        </w:tc>
-        <w:tc>
-          <w:tcPr>
-            <w:tcW w:type="dxa" w:w="1247"/>
-          </w:tcPr>
-          <w:p>
-            <w:r>
-              <w:rPr>
-                <w:b/>
-                <w:i w:val="0"/>
-                <w:sz w:val="16"/>
-              </w:rPr>
-              <w:t>S09</w:t>
-              <w:br/>
-            </w:r>
-            <w:r>
-              <w:rPr>
-                <w:b w:val="0"/>
-                <w:i w:val="0"/>
-                <w:color w:val="64748B"/>
-                <w:sz w:val="14"/>
-              </w:rPr>
-              <w:t>Dépenses non alimentaires</w:t>
-            </w:r>
-          </w:p>
-        </w:tc>
-        <w:tc>
-          <w:tcPr>
-            <w:tcW w:type="dxa" w:w="1531"/>
-          </w:tcPr>
-          <w:p>
-            <w:r>
-              <w:rPr>
-                <w:b/>
-                <w:i w:val="0"/>
-                <w:color w:val="16A34A"/>
-                <w:sz w:val="16"/>
-              </w:rPr>
-              <w:t>s01q23, s01q00b, s01q23_autre</w:t>
-            </w:r>
-          </w:p>
-        </w:tc>
-        <w:tc>
-          <w:tcPr>
-            <w:tcW w:type="dxa" w:w="1191"/>
-          </w:tcPr>
-          <w:p>
-            <w:r>
-              <w:rPr>
-                <w:b w:val="0"/>
-                <w:i w:val="0"/>
-                <w:color w:val="64748B"/>
-                <w:sz w:val="16"/>
-              </w:rPr>
-              <w:t>GT-CQ</w:t>
-            </w:r>
-          </w:p>
-        </w:tc>
-        <w:tc>
-          <w:tcPr>
-            <w:tcW w:type="dxa" w:w="4706"/>
-          </w:tcPr>
-          <w:p>
-            <w:r>
-              <w:rPr>
-                <w:b w:val="0"/>
-                <w:i w:val="0"/>
-                <w:sz w:val="17"/>
-              </w:rPr>
-              <w:t>La dernière fois que vous avez acheté Frais de mouture des céréales est moulin et semble exister dans les modalités, prière de prendre attache avec le QG pour plus d'explication afin de la classer bien.</w:t>
-            </w:r>
-          </w:p>
-        </w:tc>
-      </w:tr>
-      <w:tr>
-        <w:tc>
-          <w:tcPr>
-            <w:tcW w:type="dxa" w:w="964"/>
-          </w:tcPr>
-          <w:p>
-            <w:r>
-              <w:rPr>
-                <w:b/>
-                <w:i w:val="0"/>
-                <w:color w:val="EA580C"/>
-                <w:sz w:val="16"/>
-              </w:rPr>
-              <w:t>Moyenne</w:t>
-            </w:r>
-          </w:p>
-        </w:tc>
-        <w:tc>
-          <w:tcPr>
-            <w:tcW w:type="dxa" w:w="1247"/>
-          </w:tcPr>
-          <w:p>
-            <w:r>
-              <w:rPr>
-                <w:b/>
-                <w:i w:val="0"/>
-                <w:sz w:val="16"/>
-              </w:rPr>
-              <w:t>S09</w:t>
-              <w:br/>
-            </w:r>
-            <w:r>
-              <w:rPr>
-                <w:b w:val="0"/>
-                <w:i w:val="0"/>
-                <w:color w:val="64748B"/>
-                <w:sz w:val="14"/>
-              </w:rPr>
-              <w:t>Dépenses non alimentaires</w:t>
-            </w:r>
-          </w:p>
-        </w:tc>
-        <w:tc>
-          <w:tcPr>
-            <w:tcW w:type="dxa" w:w="1531"/>
-          </w:tcPr>
-          <w:p>
-            <w:r>
-              <w:rPr>
-                <w:b/>
-                <w:i w:val="0"/>
-                <w:color w:val="16A34A"/>
-                <w:sz w:val="16"/>
-              </w:rPr>
-              <w:t>—</w:t>
-            </w:r>
-          </w:p>
-        </w:tc>
-        <w:tc>
-          <w:tcPr>
-            <w:tcW w:type="dxa" w:w="1191"/>
-          </w:tcPr>
-          <w:p>
-            <w:r>
-              <w:rPr>
-                <w:b w:val="0"/>
-                <w:i w:val="0"/>
-                <w:color w:val="64748B"/>
-                <w:sz w:val="16"/>
-              </w:rPr>
-              <w:t>GT-CQ</w:t>
-            </w:r>
-          </w:p>
-        </w:tc>
-        <w:tc>
-          <w:tcPr>
-            <w:tcW w:type="dxa" w:w="4706"/>
-          </w:tcPr>
-          <w:p>
-            <w:r>
-              <w:rPr>
-                <w:b w:val="0"/>
-                <w:i w:val="0"/>
-                <w:sz w:val="17"/>
-              </w:rPr>
-              <w:t>Attention ! La dépense du ménage de IDRISSA SAGNA (1000 Fcfa) au cours de 30 derniers jours de Frais de mouture des céréales est relativement élevé.</w:t>
-            </w:r>
-          </w:p>
-        </w:tc>
-      </w:tr>
-      <w:tr>
-        <w:tc>
-          <w:tcPr>
-            <w:tcW w:type="dxa" w:w="964"/>
-          </w:tcPr>
-          <w:p>
-            <w:r>
-              <w:rPr>
-                <w:b/>
-                <w:i w:val="0"/>
-                <w:color w:val="EA580C"/>
-                <w:sz w:val="16"/>
-              </w:rPr>
-              <w:t>Moyenne</w:t>
-            </w:r>
-          </w:p>
-        </w:tc>
-        <w:tc>
-          <w:tcPr>
-            <w:tcW w:type="dxa" w:w="1247"/>
-          </w:tcPr>
-          <w:p>
-            <w:r>
-              <w:rPr>
-                <w:b/>
-                <w:i w:val="0"/>
-                <w:sz w:val="16"/>
-              </w:rPr>
-              <w:t>S09</w:t>
-              <w:br/>
-            </w:r>
-            <w:r>
-              <w:rPr>
-                <w:b w:val="0"/>
-                <w:i w:val="0"/>
-                <w:color w:val="64748B"/>
-                <w:sz w:val="14"/>
-              </w:rPr>
-              <w:t>Dépenses non alimentaires</w:t>
-            </w:r>
-          </w:p>
-        </w:tc>
-        <w:tc>
-          <w:tcPr>
-            <w:tcW w:type="dxa" w:w="1531"/>
-          </w:tcPr>
-          <w:p>
-            <w:r>
-              <w:rPr>
-                <w:b/>
-                <w:i w:val="0"/>
-                <w:color w:val="16A34A"/>
-                <w:sz w:val="16"/>
-              </w:rPr>
-              <w:t>—</w:t>
-            </w:r>
-          </w:p>
-        </w:tc>
-        <w:tc>
-          <w:tcPr>
-            <w:tcW w:type="dxa" w:w="1191"/>
-          </w:tcPr>
-          <w:p>
-            <w:r>
-              <w:rPr>
-                <w:b w:val="0"/>
-                <w:i w:val="0"/>
-                <w:color w:val="64748B"/>
-                <w:sz w:val="16"/>
-              </w:rPr>
-              <w:t>GT-CQ</w:t>
-            </w:r>
-          </w:p>
-        </w:tc>
-        <w:tc>
-          <w:tcPr>
-            <w:tcW w:type="dxa" w:w="4706"/>
-          </w:tcPr>
-          <w:p>
-            <w:r>
-              <w:rPr>
-                <w:b w:val="0"/>
-                <w:i w:val="0"/>
-                <w:sz w:val="17"/>
-              </w:rPr>
-              <w:t>Attention ! La dépense du ménage de IDRISSA SAGNA (10000 Fcfa) au cours de 6 derniers mois de Frais de confection et de réparation de vêtements enfants est relativement élevé.</w:t>
-            </w:r>
-          </w:p>
-        </w:tc>
-      </w:tr>
-      <w:tr>
-        <w:tc>
-          <w:tcPr>
-            <w:tcW w:type="dxa" w:w="964"/>
-          </w:tcPr>
-          <w:p>
-            <w:r>
-              <w:rPr>
-                <w:b/>
-                <w:i w:val="0"/>
-                <w:color w:val="EA580C"/>
-                <w:sz w:val="16"/>
-              </w:rPr>
-              <w:t>Moyenne</w:t>
-            </w:r>
-          </w:p>
-        </w:tc>
-        <w:tc>
-          <w:tcPr>
-            <w:tcW w:type="dxa" w:w="1247"/>
-          </w:tcPr>
-          <w:p>
-            <w:r>
-              <w:rPr>
-                <w:b/>
-                <w:i w:val="0"/>
-                <w:sz w:val="16"/>
-              </w:rPr>
-              <w:t>S09</w:t>
-              <w:br/>
-            </w:r>
-            <w:r>
-              <w:rPr>
-                <w:b w:val="0"/>
-                <w:i w:val="0"/>
-                <w:color w:val="64748B"/>
-                <w:sz w:val="14"/>
-              </w:rPr>
-              <w:t>Dépenses non alimentaires</w:t>
-            </w:r>
-          </w:p>
-        </w:tc>
-        <w:tc>
-          <w:tcPr>
-            <w:tcW w:type="dxa" w:w="1531"/>
-          </w:tcPr>
-          <w:p>
-            <w:r>
-              <w:rPr>
-                <w:b/>
-                <w:i w:val="0"/>
-                <w:color w:val="16A34A"/>
-                <w:sz w:val="16"/>
-              </w:rPr>
-              <w:t>—</w:t>
-            </w:r>
-          </w:p>
-        </w:tc>
-        <w:tc>
-          <w:tcPr>
-            <w:tcW w:type="dxa" w:w="1191"/>
-          </w:tcPr>
-          <w:p>
-            <w:r>
-              <w:rPr>
-                <w:b w:val="0"/>
-                <w:i w:val="0"/>
-                <w:color w:val="64748B"/>
-                <w:sz w:val="16"/>
-              </w:rPr>
-              <w:t>GT-CQ</w:t>
-            </w:r>
-          </w:p>
-        </w:tc>
-        <w:tc>
-          <w:tcPr>
-            <w:tcW w:type="dxa" w:w="4706"/>
-          </w:tcPr>
-          <w:p>
-            <w:r>
-              <w:rPr>
-                <w:b w:val="0"/>
-                <w:i w:val="0"/>
-                <w:sz w:val="17"/>
-              </w:rPr>
-              <w:t>Prière de corriger ou de confirmer avec le QG.</w:t>
-            </w:r>
-          </w:p>
-        </w:tc>
-      </w:tr>
-      <w:tr>
-        <w:tc>
-          <w:tcPr>
-            <w:tcW w:type="dxa" w:w="964"/>
-          </w:tcPr>
-          <w:p>
-            <w:r>
-              <w:rPr>
-                <w:b/>
-                <w:i w:val="0"/>
-                <w:color w:val="EA580C"/>
-                <w:sz w:val="16"/>
-              </w:rPr>
-              <w:t>Moyenne</w:t>
-            </w:r>
-          </w:p>
-        </w:tc>
-        <w:tc>
-          <w:tcPr>
-            <w:tcW w:type="dxa" w:w="1247"/>
-          </w:tcPr>
-          <w:p>
-            <w:r>
-              <w:rPr>
-                <w:b/>
-                <w:i w:val="0"/>
-                <w:sz w:val="16"/>
-              </w:rPr>
-              <w:t>S09</w:t>
-              <w:br/>
-            </w:r>
-            <w:r>
-              <w:rPr>
-                <w:b w:val="0"/>
-                <w:i w:val="0"/>
-                <w:color w:val="64748B"/>
-                <w:sz w:val="14"/>
-              </w:rPr>
-              <w:t>Dépenses non alimentaires</w:t>
-            </w:r>
-          </w:p>
-        </w:tc>
-        <w:tc>
-          <w:tcPr>
-            <w:tcW w:type="dxa" w:w="1531"/>
-          </w:tcPr>
-          <w:p>
-            <w:r>
-              <w:rPr>
-                <w:b/>
-                <w:i w:val="0"/>
-                <w:color w:val="16A34A"/>
-                <w:sz w:val="16"/>
-              </w:rPr>
-              <w:t>—</w:t>
-            </w:r>
-          </w:p>
-        </w:tc>
-        <w:tc>
-          <w:tcPr>
-            <w:tcW w:type="dxa" w:w="1191"/>
-          </w:tcPr>
-          <w:p>
-            <w:r>
-              <w:rPr>
-                <w:b w:val="0"/>
-                <w:i w:val="0"/>
-                <w:color w:val="64748B"/>
-                <w:sz w:val="16"/>
-              </w:rPr>
-              <w:t>GT-CQ</w:t>
-            </w:r>
-          </w:p>
-        </w:tc>
-        <w:tc>
-          <w:tcPr>
-            <w:tcW w:type="dxa" w:w="4706"/>
-          </w:tcPr>
-          <w:p>
-            <w:r>
-              <w:rPr>
-                <w:b w:val="0"/>
-                <w:i w:val="0"/>
-                <w:sz w:val="17"/>
-              </w:rPr>
-              <w:t>Attention ! La dépense du ménage de IDRISSA SAGNA (15000 Fcfa) au cours de 6 derniers mois de Frais de confection et de réparation de vêtements femme: robe, pantalon, jupe, ensemble, réparation, location, etc.</w:t>
-            </w:r>
-          </w:p>
-        </w:tc>
-      </w:tr>
-      <w:tr>
-        <w:tc>
-          <w:tcPr>
-            <w:tcW w:type="dxa" w:w="964"/>
-          </w:tcPr>
-          <w:p>
-            <w:r>
-              <w:rPr>
-                <w:b/>
-                <w:i w:val="0"/>
-                <w:color w:val="EA580C"/>
-                <w:sz w:val="16"/>
-              </w:rPr>
-              <w:t>Moyenne</w:t>
-            </w:r>
-          </w:p>
-        </w:tc>
-        <w:tc>
-          <w:tcPr>
-            <w:tcW w:type="dxa" w:w="1247"/>
-          </w:tcPr>
-          <w:p>
-            <w:r>
-              <w:rPr>
-                <w:b/>
-                <w:i w:val="0"/>
-                <w:sz w:val="16"/>
-              </w:rPr>
-              <w:t>S09</w:t>
-              <w:br/>
-            </w:r>
-            <w:r>
-              <w:rPr>
-                <w:b w:val="0"/>
-                <w:i w:val="0"/>
-                <w:color w:val="64748B"/>
-                <w:sz w:val="14"/>
-              </w:rPr>
-              <w:t>Dépenses non alimentaires</w:t>
-            </w:r>
-          </w:p>
-        </w:tc>
-        <w:tc>
-          <w:tcPr>
-            <w:tcW w:type="dxa" w:w="1531"/>
-          </w:tcPr>
-          <w:p>
-            <w:r>
-              <w:rPr>
-                <w:b/>
-                <w:i w:val="0"/>
-                <w:color w:val="16A34A"/>
-                <w:sz w:val="16"/>
-              </w:rPr>
-              <w:t>—</w:t>
-            </w:r>
-          </w:p>
-        </w:tc>
-        <w:tc>
-          <w:tcPr>
-            <w:tcW w:type="dxa" w:w="1191"/>
-          </w:tcPr>
-          <w:p>
-            <w:r>
-              <w:rPr>
-                <w:b w:val="0"/>
-                <w:i w:val="0"/>
-                <w:color w:val="64748B"/>
-                <w:sz w:val="16"/>
-              </w:rPr>
-              <w:t>GT-CQ</w:t>
-            </w:r>
-          </w:p>
-        </w:tc>
-        <w:tc>
-          <w:tcPr>
-            <w:tcW w:type="dxa" w:w="4706"/>
-          </w:tcPr>
-          <w:p>
-            <w:r>
-              <w:rPr>
-                <w:b w:val="0"/>
-                <w:i w:val="0"/>
-                <w:sz w:val="17"/>
-              </w:rPr>
-              <w:t>est relativement élevé.</w:t>
-            </w:r>
-          </w:p>
-        </w:tc>
-      </w:tr>
-      <w:tr>
-        <w:tc>
-          <w:tcPr>
-            <w:tcW w:type="dxa" w:w="964"/>
-          </w:tcPr>
-          <w:p>
-            <w:r>
-              <w:rPr>
-                <w:b/>
-                <w:i w:val="0"/>
-                <w:color w:val="EA580C"/>
-                <w:sz w:val="16"/>
-              </w:rPr>
-              <w:t>Moyenne</w:t>
-            </w:r>
-          </w:p>
-        </w:tc>
-        <w:tc>
-          <w:tcPr>
-            <w:tcW w:type="dxa" w:w="1247"/>
-          </w:tcPr>
-          <w:p>
-            <w:r>
-              <w:rPr>
-                <w:b/>
-                <w:i w:val="0"/>
-                <w:sz w:val="16"/>
-              </w:rPr>
-              <w:t>S09</w:t>
-              <w:br/>
-            </w:r>
-            <w:r>
-              <w:rPr>
-                <w:b w:val="0"/>
-                <w:i w:val="0"/>
-                <w:color w:val="64748B"/>
-                <w:sz w:val="14"/>
-              </w:rPr>
-              <w:t>Dépenses non alimentaires</w:t>
-            </w:r>
-          </w:p>
-        </w:tc>
-        <w:tc>
-          <w:tcPr>
-            <w:tcW w:type="dxa" w:w="1531"/>
-          </w:tcPr>
-          <w:p>
-            <w:r>
-              <w:rPr>
-                <w:b/>
-                <w:i w:val="0"/>
-                <w:color w:val="16A34A"/>
-                <w:sz w:val="16"/>
-              </w:rPr>
-              <w:t>—</w:t>
-            </w:r>
-          </w:p>
-        </w:tc>
-        <w:tc>
-          <w:tcPr>
-            <w:tcW w:type="dxa" w:w="1191"/>
-          </w:tcPr>
-          <w:p>
-            <w:r>
-              <w:rPr>
-                <w:b w:val="0"/>
-                <w:i w:val="0"/>
-                <w:color w:val="64748B"/>
-                <w:sz w:val="16"/>
-              </w:rPr>
-              <w:t>GT-CQ</w:t>
-            </w:r>
-          </w:p>
-        </w:tc>
-        <w:tc>
-          <w:tcPr>
-            <w:tcW w:type="dxa" w:w="4706"/>
-          </w:tcPr>
-          <w:p>
-            <w:r>
-              <w:rPr>
-                <w:b w:val="0"/>
-                <w:i w:val="0"/>
-                <w:sz w:val="17"/>
-              </w:rPr>
-              <w:t>Attention ! La dépense du ménage de IDRISSA SAGNA (2500 Fcfa) au cours de 6 derniers mois de Accessoires des chaussures (chausse-pieds; brosses à chaussure, lacet) est relativement élevé.</w:t>
-            </w:r>
-          </w:p>
-        </w:tc>
-      </w:tr>
-      <w:tr>
-        <w:tc>
-          <w:tcPr>
-            <w:tcW w:type="dxa" w:w="964"/>
-          </w:tcPr>
-          <w:p>
-            <w:r>
-              <w:rPr>
-                <w:b/>
-                <w:i w:val="0"/>
-                <w:color w:val="EA580C"/>
-                <w:sz w:val="16"/>
-              </w:rPr>
-              <w:t>Moyenne</w:t>
-            </w:r>
-          </w:p>
-        </w:tc>
-        <w:tc>
-          <w:tcPr>
-            <w:tcW w:type="dxa" w:w="1247"/>
-          </w:tcPr>
-          <w:p>
-            <w:r>
-              <w:rPr>
-                <w:b/>
-                <w:i w:val="0"/>
-                <w:sz w:val="16"/>
-              </w:rPr>
-              <w:t>S09</w:t>
-              <w:br/>
-            </w:r>
-            <w:r>
-              <w:rPr>
-                <w:b w:val="0"/>
-                <w:i w:val="0"/>
-                <w:color w:val="64748B"/>
-                <w:sz w:val="14"/>
-              </w:rPr>
-              <w:t>Dépenses non alimentaires</w:t>
-            </w:r>
-          </w:p>
-        </w:tc>
-        <w:tc>
-          <w:tcPr>
-            <w:tcW w:type="dxa" w:w="1531"/>
-          </w:tcPr>
-          <w:p>
-            <w:r>
-              <w:rPr>
-                <w:b/>
-                <w:i w:val="0"/>
-                <w:color w:val="16A34A"/>
-                <w:sz w:val="16"/>
-              </w:rPr>
-              <w:t>—</w:t>
-            </w:r>
-          </w:p>
-        </w:tc>
-        <w:tc>
-          <w:tcPr>
-            <w:tcW w:type="dxa" w:w="1191"/>
-          </w:tcPr>
-          <w:p>
-            <w:r>
-              <w:rPr>
-                <w:b w:val="0"/>
-                <w:i w:val="0"/>
-                <w:color w:val="64748B"/>
-                <w:sz w:val="16"/>
-              </w:rPr>
-              <w:t>GT-CQ</w:t>
-            </w:r>
-          </w:p>
-        </w:tc>
-        <w:tc>
-          <w:tcPr>
-            <w:tcW w:type="dxa" w:w="4706"/>
-          </w:tcPr>
-          <w:p>
-            <w:r>
-              <w:rPr>
-                <w:b w:val="0"/>
-                <w:i w:val="0"/>
-                <w:sz w:val="17"/>
-              </w:rPr>
-              <w:t>Attention ! La dépense du ménage de IDRISSA SAGNA (25000 Fcfa) au cours de 6 derniers mois de Vêtements hommes (15 ans et plus): chemise, pantalon, veste, ensemble, vêtements de travail, etc.</w:t>
-            </w:r>
-          </w:p>
-        </w:tc>
-      </w:tr>
-      <w:tr>
-        <w:tc>
-          <w:tcPr>
-            <w:tcW w:type="dxa" w:w="964"/>
-          </w:tcPr>
-          <w:p>
-            <w:r>
-              <w:rPr>
-                <w:b/>
-                <w:i w:val="0"/>
-                <w:color w:val="EA580C"/>
-                <w:sz w:val="16"/>
-              </w:rPr>
-              <w:t>Moyenne</w:t>
-            </w:r>
-          </w:p>
-        </w:tc>
-        <w:tc>
-          <w:tcPr>
-            <w:tcW w:type="dxa" w:w="1247"/>
-          </w:tcPr>
-          <w:p>
-            <w:r>
-              <w:rPr>
-                <w:b/>
-                <w:i w:val="0"/>
-                <w:sz w:val="16"/>
-              </w:rPr>
-              <w:t>S09</w:t>
-              <w:br/>
-            </w:r>
-            <w:r>
-              <w:rPr>
-                <w:b w:val="0"/>
-                <w:i w:val="0"/>
-                <w:color w:val="64748B"/>
-                <w:sz w:val="14"/>
-              </w:rPr>
-              <w:t>Dépenses non alimentaires</w:t>
-            </w:r>
-          </w:p>
-        </w:tc>
-        <w:tc>
-          <w:tcPr>
-            <w:tcW w:type="dxa" w:w="1531"/>
-          </w:tcPr>
-          <w:p>
-            <w:r>
-              <w:rPr>
-                <w:b/>
-                <w:i w:val="0"/>
-                <w:color w:val="16A34A"/>
-                <w:sz w:val="16"/>
-              </w:rPr>
-              <w:t>—</w:t>
-            </w:r>
-          </w:p>
-        </w:tc>
-        <w:tc>
-          <w:tcPr>
-            <w:tcW w:type="dxa" w:w="1191"/>
-          </w:tcPr>
-          <w:p>
-            <w:r>
-              <w:rPr>
-                <w:b w:val="0"/>
-                <w:i w:val="0"/>
-                <w:color w:val="64748B"/>
-                <w:sz w:val="16"/>
-              </w:rPr>
-              <w:t>GT-CQ</w:t>
-            </w:r>
-          </w:p>
-        </w:tc>
-        <w:tc>
-          <w:tcPr>
-            <w:tcW w:type="dxa" w:w="4706"/>
-          </w:tcPr>
-          <w:p>
-            <w:r>
-              <w:rPr>
-                <w:b w:val="0"/>
-                <w:i w:val="0"/>
-                <w:sz w:val="17"/>
-              </w:rPr>
-              <w:t>Attention ! La dépense du ménage de IDRISSA SAGNA (54000 Fcfa) au cours de 6 derniers mois de Transport inter-localité par voitures est relativement élevé.</w:t>
-            </w:r>
-          </w:p>
-        </w:tc>
-      </w:tr>
-      <w:tr>
-        <w:tc>
-          <w:tcPr>
-            <w:tcW w:type="dxa" w:w="964"/>
-          </w:tcPr>
-          <w:p>
-            <w:r>
-              <w:rPr>
-                <w:b/>
-                <w:i w:val="0"/>
-                <w:color w:val="EA580C"/>
-                <w:sz w:val="16"/>
-              </w:rPr>
-              <w:t>Moyenne</w:t>
-            </w:r>
-          </w:p>
-        </w:tc>
-        <w:tc>
-          <w:tcPr>
-            <w:tcW w:type="dxa" w:w="1247"/>
-          </w:tcPr>
-          <w:p>
-            <w:r>
-              <w:rPr>
-                <w:b/>
-                <w:i w:val="0"/>
-                <w:sz w:val="16"/>
-              </w:rPr>
-              <w:t>S09</w:t>
-              <w:br/>
-            </w:r>
-            <w:r>
-              <w:rPr>
-                <w:b w:val="0"/>
-                <w:i w:val="0"/>
-                <w:color w:val="64748B"/>
-                <w:sz w:val="14"/>
-              </w:rPr>
-              <w:t>Dépenses non alimentaires</w:t>
-            </w:r>
-          </w:p>
-        </w:tc>
-        <w:tc>
-          <w:tcPr>
-            <w:tcW w:type="dxa" w:w="1531"/>
-          </w:tcPr>
-          <w:p>
-            <w:r>
-              <w:rPr>
-                <w:b/>
-                <w:i w:val="0"/>
-                <w:color w:val="16A34A"/>
-                <w:sz w:val="16"/>
-              </w:rPr>
-              <w:t>s01q23, s01q00b, s01q23_autre</w:t>
-            </w:r>
-          </w:p>
-        </w:tc>
-        <w:tc>
-          <w:tcPr>
-            <w:tcW w:type="dxa" w:w="1191"/>
-          </w:tcPr>
-          <w:p>
-            <w:r>
-              <w:rPr>
-                <w:b w:val="0"/>
-                <w:i w:val="0"/>
-                <w:color w:val="64748B"/>
-                <w:sz w:val="16"/>
-              </w:rPr>
-              <w:t>GT-CQ</w:t>
-            </w:r>
-          </w:p>
-        </w:tc>
-        <w:tc>
-          <w:tcPr>
-            <w:tcW w:type="dxa" w:w="4706"/>
-          </w:tcPr>
-          <w:p>
-            <w:r>
-              <w:rPr>
-                <w:b w:val="0"/>
-                <w:i w:val="0"/>
-                <w:sz w:val="17"/>
-              </w:rPr>
-              <w:t>La dernière fois que vous avez acheté Main-d'oeuvre pour la construction et les grosses réparation de logement (maçonnerie, toiture et charpente, électricité, plomberie, menuiserie, peinture et revêtement du sol), etc est MAÇON et semble exister dans les modalités, prière de prendre attache avec le QG pour plus d'explication afin de la classer bien.</w:t>
-            </w:r>
-          </w:p>
-        </w:tc>
-      </w:tr>
-      <w:tr>
-        <w:tc>
-          <w:tcPr>
-            <w:tcW w:type="dxa" w:w="964"/>
-          </w:tcPr>
-          <w:p>
-            <w:r>
-              <w:rPr>
-                <w:b/>
-                <w:i w:val="0"/>
-                <w:color w:val="EA580C"/>
-                <w:sz w:val="16"/>
-              </w:rPr>
-              <w:t>Moyenne</w:t>
-            </w:r>
-          </w:p>
-        </w:tc>
-        <w:tc>
-          <w:tcPr>
-            <w:tcW w:type="dxa" w:w="1247"/>
-          </w:tcPr>
-          <w:p>
-            <w:r>
-              <w:rPr>
-                <w:b/>
-                <w:i w:val="0"/>
-                <w:sz w:val="16"/>
-              </w:rPr>
-              <w:t>S09</w:t>
-              <w:br/>
-            </w:r>
-            <w:r>
-              <w:rPr>
-                <w:b w:val="0"/>
-                <w:i w:val="0"/>
-                <w:color w:val="64748B"/>
-                <w:sz w:val="14"/>
-              </w:rPr>
-              <w:t>Dépenses non alimentaires</w:t>
-            </w:r>
-          </w:p>
-        </w:tc>
-        <w:tc>
-          <w:tcPr>
-            <w:tcW w:type="dxa" w:w="1531"/>
-          </w:tcPr>
-          <w:p>
-            <w:r>
-              <w:rPr>
-                <w:b/>
-                <w:i w:val="0"/>
-                <w:color w:val="16A34A"/>
-                <w:sz w:val="16"/>
-              </w:rPr>
-              <w:t>—</w:t>
-            </w:r>
-          </w:p>
-        </w:tc>
-        <w:tc>
-          <w:tcPr>
-            <w:tcW w:type="dxa" w:w="1191"/>
-          </w:tcPr>
-          <w:p>
-            <w:r>
-              <w:rPr>
-                <w:b w:val="0"/>
-                <w:i w:val="0"/>
-                <w:color w:val="64748B"/>
-                <w:sz w:val="16"/>
-              </w:rPr>
-              <w:t>GT-CQ</w:t>
-            </w:r>
-          </w:p>
-        </w:tc>
-        <w:tc>
-          <w:tcPr>
-            <w:tcW w:type="dxa" w:w="4706"/>
-          </w:tcPr>
-          <w:p>
-            <w:r>
-              <w:rPr>
-                <w:b w:val="0"/>
-                <w:i w:val="0"/>
-                <w:sz w:val="17"/>
-              </w:rPr>
-              <w:t>Attention ! La dépense du ménage de IDRISSA SAGNA (200000 Fcfa) au cours de 12 derniers mois de Main-d'oeuvre pour la construction et les grosses réparation de logement (maçonnerie, toiture et charpente, électricité, plomberie, menuiserie, peinture et revêtement du sol), etc est relativement élevé.</w:t>
-            </w:r>
-          </w:p>
-        </w:tc>
-      </w:tr>
-      <w:tr>
-        <w:tc>
-          <w:tcPr>
-            <w:tcW w:type="dxa" w:w="964"/>
-          </w:tcPr>
-          <w:p>
-            <w:r>
-              <w:rPr>
-                <w:b/>
-                <w:i w:val="0"/>
-                <w:color w:val="EA580C"/>
-                <w:sz w:val="16"/>
-              </w:rPr>
-              <w:t>Moyenne</w:t>
-            </w:r>
-          </w:p>
-        </w:tc>
-        <w:tc>
-          <w:tcPr>
-            <w:tcW w:type="dxa" w:w="1247"/>
-          </w:tcPr>
-          <w:p>
-            <w:r>
-              <w:rPr>
-                <w:b/>
-                <w:i w:val="0"/>
-                <w:sz w:val="16"/>
-              </w:rPr>
-              <w:t>S09</w:t>
-              <w:br/>
-            </w:r>
-            <w:r>
-              <w:rPr>
-                <w:b w:val="0"/>
-                <w:i w:val="0"/>
-                <w:color w:val="64748B"/>
-                <w:sz w:val="14"/>
-              </w:rPr>
-              <w:t>Dépenses non alimentaires</w:t>
-            </w:r>
-          </w:p>
-        </w:tc>
-        <w:tc>
-          <w:tcPr>
-            <w:tcW w:type="dxa" w:w="1531"/>
-          </w:tcPr>
-          <w:p>
-            <w:r>
-              <w:rPr>
-                <w:b/>
-                <w:i w:val="0"/>
-                <w:color w:val="16A34A"/>
-                <w:sz w:val="16"/>
-              </w:rPr>
-              <w:t>—</w:t>
-            </w:r>
-          </w:p>
-        </w:tc>
-        <w:tc>
-          <w:tcPr>
-            <w:tcW w:type="dxa" w:w="1191"/>
-          </w:tcPr>
-          <w:p>
-            <w:r>
-              <w:rPr>
-                <w:b w:val="0"/>
-                <w:i w:val="0"/>
-                <w:color w:val="64748B"/>
-                <w:sz w:val="16"/>
-              </w:rPr>
-              <w:t>GT-CQ</w:t>
-            </w:r>
-          </w:p>
-        </w:tc>
-        <w:tc>
-          <w:tcPr>
-            <w:tcW w:type="dxa" w:w="4706"/>
-          </w:tcPr>
-          <w:p>
-            <w:r>
-              <w:rPr>
-                <w:b w:val="0"/>
-                <w:i w:val="0"/>
-                <w:sz w:val="17"/>
-              </w:rPr>
-              <w:t>Prière de corriger ou de confirmer avec le QG.</w:t>
-            </w:r>
-          </w:p>
-        </w:tc>
-      </w:tr>
-      <w:tr>
-        <w:tc>
-          <w:tcPr>
-            <w:tcW w:type="dxa" w:w="964"/>
-          </w:tcPr>
-          <w:p>
-            <w:r>
-              <w:rPr>
-                <w:b/>
-                <w:i w:val="0"/>
-                <w:color w:val="EA580C"/>
-                <w:sz w:val="16"/>
-              </w:rPr>
-              <w:t>Moyenne</w:t>
-            </w:r>
-          </w:p>
-        </w:tc>
-        <w:tc>
-          <w:tcPr>
-            <w:tcW w:type="dxa" w:w="1247"/>
-          </w:tcPr>
-          <w:p>
-            <w:r>
-              <w:rPr>
-                <w:b/>
-                <w:i w:val="0"/>
-                <w:sz w:val="16"/>
-              </w:rPr>
-              <w:t>S09</w:t>
-              <w:br/>
-            </w:r>
-            <w:r>
-              <w:rPr>
-                <w:b w:val="0"/>
-                <w:i w:val="0"/>
-                <w:color w:val="64748B"/>
-                <w:sz w:val="14"/>
-              </w:rPr>
-              <w:t>Dépenses non alimentaires</w:t>
-            </w:r>
-          </w:p>
-        </w:tc>
-        <w:tc>
-          <w:tcPr>
-            <w:tcW w:type="dxa" w:w="1531"/>
-          </w:tcPr>
-          <w:p>
-            <w:r>
-              <w:rPr>
-                <w:b/>
-                <w:i w:val="0"/>
-                <w:color w:val="16A34A"/>
-                <w:sz w:val="16"/>
-              </w:rPr>
-              <w:t>—</w:t>
-            </w:r>
-          </w:p>
-        </w:tc>
-        <w:tc>
-          <w:tcPr>
-            <w:tcW w:type="dxa" w:w="1191"/>
-          </w:tcPr>
-          <w:p>
-            <w:r>
-              <w:rPr>
-                <w:b w:val="0"/>
-                <w:i w:val="0"/>
-                <w:color w:val="64748B"/>
-                <w:sz w:val="16"/>
-              </w:rPr>
-              <w:t>GT-CQ</w:t>
-            </w:r>
-          </w:p>
-        </w:tc>
-        <w:tc>
-          <w:tcPr>
-            <w:tcW w:type="dxa" w:w="4706"/>
-          </w:tcPr>
-          <w:p>
-            <w:r>
-              <w:rPr>
-                <w:b w:val="0"/>
-                <w:i w:val="0"/>
-                <w:sz w:val="17"/>
-              </w:rPr>
-              <w:t>Attention ! La dépense du ménage de IDRISSA SAGNA (1000000 Fcfa) au cours de 12 derniers mois de Matériaux de maçonnerie pour la construction ou les grosses réparations de logement: ciment, briques, fer à béton, sable, gravier, parpaings, etc est relativement élevé.</w:t>
-            </w:r>
-          </w:p>
-        </w:tc>
-      </w:tr>
-      <w:tr>
-        <w:tc>
-          <w:tcPr>
-            <w:tcW w:type="dxa" w:w="964"/>
-          </w:tcPr>
-          <w:p>
-            <w:r>
-              <w:rPr>
-                <w:b/>
-                <w:i w:val="0"/>
-                <w:color w:val="EA580C"/>
-                <w:sz w:val="16"/>
-              </w:rPr>
-              <w:t>Moyenne</w:t>
-            </w:r>
-          </w:p>
-        </w:tc>
-        <w:tc>
-          <w:tcPr>
-            <w:tcW w:type="dxa" w:w="1247"/>
-          </w:tcPr>
-          <w:p>
-            <w:r>
-              <w:rPr>
-                <w:b/>
-                <w:i w:val="0"/>
-                <w:sz w:val="16"/>
-              </w:rPr>
-              <w:t>S09</w:t>
-              <w:br/>
-            </w:r>
-            <w:r>
-              <w:rPr>
-                <w:b w:val="0"/>
-                <w:i w:val="0"/>
-                <w:color w:val="64748B"/>
-                <w:sz w:val="14"/>
-              </w:rPr>
-              <w:t>Dépenses non alimentaires</w:t>
-            </w:r>
-          </w:p>
-        </w:tc>
-        <w:tc>
-          <w:tcPr>
-            <w:tcW w:type="dxa" w:w="1531"/>
-          </w:tcPr>
-          <w:p>
-            <w:r>
-              <w:rPr>
-                <w:b/>
-                <w:i w:val="0"/>
-                <w:color w:val="16A34A"/>
-                <w:sz w:val="16"/>
-              </w:rPr>
-              <w:t>—</w:t>
-            </w:r>
-          </w:p>
-        </w:tc>
-        <w:tc>
-          <w:tcPr>
-            <w:tcW w:type="dxa" w:w="1191"/>
-          </w:tcPr>
-          <w:p>
-            <w:r>
-              <w:rPr>
-                <w:b w:val="0"/>
-                <w:i w:val="0"/>
-                <w:color w:val="64748B"/>
-                <w:sz w:val="16"/>
-              </w:rPr>
-              <w:t>GT-CQ</w:t>
-            </w:r>
-          </w:p>
-        </w:tc>
-        <w:tc>
-          <w:tcPr>
-            <w:tcW w:type="dxa" w:w="4706"/>
-          </w:tcPr>
-          <w:p>
-            <w:r>
-              <w:rPr>
-                <w:b w:val="0"/>
-                <w:i w:val="0"/>
-                <w:sz w:val="17"/>
-              </w:rPr>
-              <w:t>Attention ! La dépense du ménage de IDRISSA SAGNA (1500 Fcfa) au cours de 12 derniers mois de Achat de montres, réveils, etc est relativement élevé.</w:t>
-            </w:r>
-          </w:p>
-        </w:tc>
-      </w:tr>
-      <w:tr>
-        <w:tc>
-          <w:tcPr>
-            <w:tcW w:type="dxa" w:w="964"/>
-          </w:tcPr>
-          <w:p>
-            <w:r>
-              <w:rPr>
-                <w:b/>
-                <w:i w:val="0"/>
-                <w:color w:val="EA580C"/>
-                <w:sz w:val="16"/>
-              </w:rPr>
-              <w:t>Moyenne</w:t>
-            </w:r>
-          </w:p>
-        </w:tc>
-        <w:tc>
-          <w:tcPr>
-            <w:tcW w:type="dxa" w:w="1247"/>
-          </w:tcPr>
-          <w:p>
-            <w:r>
-              <w:rPr>
-                <w:b/>
-                <w:i w:val="0"/>
-                <w:sz w:val="16"/>
-              </w:rPr>
-              <w:t>S10</w:t>
-              <w:br/>
-            </w:r>
-            <w:r>
-              <w:rPr>
-                <w:b w:val="0"/>
-                <w:i w:val="0"/>
-                <w:color w:val="64748B"/>
-                <w:sz w:val="14"/>
-              </w:rPr>
-              <w:t>Logement</w:t>
-            </w:r>
-          </w:p>
-        </w:tc>
-        <w:tc>
-          <w:tcPr>
-            <w:tcW w:type="dxa" w:w="1531"/>
-          </w:tcPr>
-          <w:p>
-            <w:r>
-              <w:rPr>
-                <w:b/>
-                <w:i w:val="0"/>
-                <w:color w:val="16A34A"/>
-                <w:sz w:val="16"/>
-              </w:rPr>
-              <w:t>s00q07a, s00q08, s00q10, s00q13_0, s00q15_0, s00q17_0, s00q23a, s00q23b</w:t>
-            </w:r>
-          </w:p>
-        </w:tc>
-        <w:tc>
-          <w:tcPr>
-            <w:tcW w:type="dxa" w:w="1191"/>
-          </w:tcPr>
-          <w:p>
-            <w:r>
-              <w:rPr>
-                <w:b w:val="0"/>
-                <w:i w:val="0"/>
-                <w:color w:val="64748B"/>
-                <w:sz w:val="16"/>
-              </w:rPr>
-              <w:t>GT-CQ</w:t>
-            </w:r>
-          </w:p>
-        </w:tc>
-        <w:tc>
-          <w:tcPr>
-            <w:tcW w:type="dxa" w:w="4706"/>
-          </w:tcPr>
-          <w:p>
-            <w:r>
-              <w:rPr>
-                <w:b w:val="0"/>
-                <w:i w:val="0"/>
-                <w:sz w:val="17"/>
-              </w:rPr>
-              <w:t>Le noms de l'entreprise  ne doit pas contenir de chiffre et doit être bien renseigné, prière de bien renseigné .</w:t>
-            </w:r>
-          </w:p>
-        </w:tc>
-      </w:tr>
-      <w:tr>
-        <w:tc>
-          <w:tcPr>
-            <w:tcW w:type="dxa" w:w="964"/>
-          </w:tcPr>
-          <w:p>
-            <w:r>
-              <w:rPr>
-                <w:b/>
-                <w:i w:val="0"/>
-                <w:color w:val="EA580C"/>
-                <w:sz w:val="16"/>
-              </w:rPr>
-              <w:t>Moyenne</w:t>
-            </w:r>
-          </w:p>
-        </w:tc>
-        <w:tc>
-          <w:tcPr>
-            <w:tcW w:type="dxa" w:w="1247"/>
-          </w:tcPr>
-          <w:p>
-            <w:r>
-              <w:rPr>
-                <w:b/>
-                <w:i w:val="0"/>
-                <w:sz w:val="16"/>
-              </w:rPr>
-              <w:t>S10</w:t>
-              <w:br/>
-            </w:r>
-            <w:r>
-              <w:rPr>
-                <w:b w:val="0"/>
-                <w:i w:val="0"/>
-                <w:color w:val="64748B"/>
-                <w:sz w:val="14"/>
-              </w:rPr>
-              <w:t>Logement</w:t>
-            </w:r>
-          </w:p>
-        </w:tc>
-        <w:tc>
-          <w:tcPr>
-            <w:tcW w:type="dxa" w:w="1531"/>
-          </w:tcPr>
-          <w:p>
-            <w:r>
-              <w:rPr>
-                <w:b/>
-                <w:i w:val="0"/>
-                <w:color w:val="16A34A"/>
-                <w:sz w:val="16"/>
-              </w:rPr>
-              <w:t>s10q10</w:t>
-            </w:r>
-          </w:p>
-        </w:tc>
-        <w:tc>
-          <w:tcPr>
-            <w:tcW w:type="dxa" w:w="1191"/>
-          </w:tcPr>
-          <w:p>
-            <w:r>
-              <w:rPr>
-                <w:b w:val="0"/>
-                <w:i w:val="0"/>
-                <w:color w:val="64748B"/>
-                <w:sz w:val="16"/>
-              </w:rPr>
-              <w:t>Natif SuSo</w:t>
-            </w:r>
-          </w:p>
-        </w:tc>
-        <w:tc>
-          <w:tcPr>
-            <w:tcW w:type="dxa" w:w="4706"/>
-          </w:tcPr>
-          <w:p>
-            <w:r>
-              <w:rPr>
-                <w:b w:val="0"/>
-                <w:i w:val="0"/>
-                <w:sz w:val="17"/>
-              </w:rPr>
-              <w:t>Attention : Le ménage est sensé avoir une entreprise non agricole. Veuillez revérifier</w:t>
-            </w:r>
-          </w:p>
-        </w:tc>
-      </w:tr>
-      <w:tr>
-        <w:tc>
-          <w:tcPr>
-            <w:tcW w:type="dxa" w:w="964"/>
-          </w:tcPr>
-          <w:p>
-            <w:r>
-              <w:rPr>
-                <w:b/>
-                <w:i w:val="0"/>
-                <w:color w:val="EA580C"/>
-                <w:sz w:val="16"/>
-              </w:rPr>
-              <w:t>Moyenne</w:t>
-            </w:r>
-          </w:p>
-        </w:tc>
-        <w:tc>
-          <w:tcPr>
-            <w:tcW w:type="dxa" w:w="1247"/>
-          </w:tcPr>
-          <w:p>
-            <w:r>
-              <w:rPr>
-                <w:b/>
-                <w:i w:val="0"/>
-                <w:sz w:val="16"/>
-              </w:rPr>
-              <w:t>S10</w:t>
-              <w:br/>
-            </w:r>
-            <w:r>
-              <w:rPr>
-                <w:b w:val="0"/>
-                <w:i w:val="0"/>
-                <w:color w:val="64748B"/>
-                <w:sz w:val="14"/>
-              </w:rPr>
-              <w:t>Logement</w:t>
-            </w:r>
-          </w:p>
-        </w:tc>
-        <w:tc>
-          <w:tcPr>
-            <w:tcW w:type="dxa" w:w="1531"/>
-          </w:tcPr>
-          <w:p>
-            <w:r>
-              <w:rPr>
-                <w:b/>
-                <w:i w:val="0"/>
-                <w:color w:val="16A34A"/>
-                <w:sz w:val="16"/>
-              </w:rPr>
-              <w:t>s10q10, s04q46, s04q14, s10q02</w:t>
-            </w:r>
-          </w:p>
-        </w:tc>
-        <w:tc>
-          <w:tcPr>
-            <w:tcW w:type="dxa" w:w="1191"/>
-          </w:tcPr>
-          <w:p>
-            <w:r>
-              <w:rPr>
-                <w:b w:val="0"/>
-                <w:i w:val="0"/>
-                <w:color w:val="64748B"/>
-                <w:sz w:val="16"/>
-              </w:rPr>
-              <w:t>Natif SuSo</w:t>
-            </w:r>
-          </w:p>
-        </w:tc>
-        <w:tc>
-          <w:tcPr>
-            <w:tcW w:type="dxa" w:w="4706"/>
-          </w:tcPr>
-          <w:p>
-            <w:r>
-              <w:rPr>
-                <w:b w:val="0"/>
-                <w:i w:val="0"/>
-                <w:sz w:val="17"/>
-              </w:rPr>
-              <w:t>Erreur! Un membre a la catégorie socio-professionelle de contribuer à une entreprise familiale (s04q46 == 9 ou s04q14==1) mais sans que le ménage ait une entreprise (s10q02 à s10q10). Vérifier</w:t>
-            </w:r>
-          </w:p>
-        </w:tc>
-      </w:tr>
-      <w:tr>
-        <w:tc>
-          <w:tcPr>
-            <w:tcW w:type="dxa" w:w="964"/>
-          </w:tcPr>
-          <w:p>
-            <w:r>
-              <w:rPr>
-                <w:b/>
-                <w:i w:val="0"/>
-                <w:color w:val="EA580C"/>
-                <w:sz w:val="16"/>
-              </w:rPr>
-              <w:t>Moyenne</w:t>
-            </w:r>
-          </w:p>
-        </w:tc>
-        <w:tc>
-          <w:tcPr>
-            <w:tcW w:type="dxa" w:w="1247"/>
-          </w:tcPr>
-          <w:p>
-            <w:r>
-              <w:rPr>
-                <w:b/>
-                <w:i w:val="0"/>
-                <w:sz w:val="16"/>
-              </w:rPr>
-              <w:t>S11</w:t>
-              <w:br/>
-            </w:r>
-            <w:r>
-              <w:rPr>
-                <w:b w:val="0"/>
-                <w:i w:val="0"/>
-                <w:color w:val="64748B"/>
-                <w:sz w:val="14"/>
-              </w:rPr>
-              <w:t>Logement / cadre de vie</w:t>
-            </w:r>
-          </w:p>
-        </w:tc>
-        <w:tc>
-          <w:tcPr>
-            <w:tcW w:type="dxa" w:w="1531"/>
-          </w:tcPr>
-          <w:p>
-            <w:r>
-              <w:rPr>
-                <w:b/>
-                <w:i w:val="0"/>
-                <w:color w:val="16A34A"/>
-                <w:sz w:val="16"/>
-              </w:rPr>
-              <w:t>s00q11, s01q03b, s01q04b, s02q01__1, s02q02__1, s02q03__1, s02q04, s02q15</w:t>
-            </w:r>
-          </w:p>
-        </w:tc>
-        <w:tc>
-          <w:tcPr>
-            <w:tcW w:type="dxa" w:w="1191"/>
-          </w:tcPr>
-          <w:p>
-            <w:r>
-              <w:rPr>
-                <w:b w:val="0"/>
-                <w:i w:val="0"/>
-                <w:color w:val="64748B"/>
-                <w:sz w:val="16"/>
-              </w:rPr>
-              <w:t>GT-CQ</w:t>
-            </w:r>
-          </w:p>
-        </w:tc>
-        <w:tc>
-          <w:tcPr>
-            <w:tcW w:type="dxa" w:w="4706"/>
-          </w:tcPr>
-          <w:p>
-            <w:r>
-              <w:rPr>
-                <w:b w:val="0"/>
-                <w:i w:val="0"/>
-                <w:sz w:val="17"/>
-              </w:rPr>
-              <w:t>Le montant (60000 FCFA) du loyer mensuel payé pour un logement comme le votre (Maison Basse) dans ce village/quartier est trop élevé, Veuillez s'il vous plaît corriger cette information.</w:t>
-            </w:r>
-          </w:p>
-        </w:tc>
-      </w:tr>
-      <w:tr>
-        <w:tc>
-          <w:tcPr>
-            <w:tcW w:type="dxa" w:w="964"/>
-          </w:tcPr>
-          <w:p>
-            <w:r>
-              <w:rPr>
-                <w:b/>
-                <w:i w:val="0"/>
-                <w:color w:val="EA580C"/>
-                <w:sz w:val="16"/>
-              </w:rPr>
-              <w:t>Moyenne</w:t>
-            </w:r>
-          </w:p>
-        </w:tc>
-        <w:tc>
-          <w:tcPr>
-            <w:tcW w:type="dxa" w:w="1247"/>
-          </w:tcPr>
-          <w:p>
-            <w:r>
-              <w:rPr>
-                <w:b/>
-                <w:i w:val="0"/>
-                <w:sz w:val="16"/>
-              </w:rPr>
-              <w:t>S11</w:t>
-              <w:br/>
-            </w:r>
-            <w:r>
-              <w:rPr>
-                <w:b w:val="0"/>
-                <w:i w:val="0"/>
-                <w:color w:val="64748B"/>
-                <w:sz w:val="14"/>
-              </w:rPr>
-              <w:t>Logement / cadre de vie</w:t>
-            </w:r>
-          </w:p>
-        </w:tc>
-        <w:tc>
-          <w:tcPr>
-            <w:tcW w:type="dxa" w:w="1531"/>
-          </w:tcPr>
-          <w:p>
-            <w:r>
-              <w:rPr>
-                <w:b/>
-                <w:i w:val="0"/>
-                <w:color w:val="16A34A"/>
-                <w:sz w:val="16"/>
-              </w:rPr>
-              <w:t>s01q23, s01q00b, s01q23_autre</w:t>
-            </w:r>
-          </w:p>
-        </w:tc>
-        <w:tc>
-          <w:tcPr>
-            <w:tcW w:type="dxa" w:w="1191"/>
-          </w:tcPr>
-          <w:p>
-            <w:r>
-              <w:rPr>
-                <w:b w:val="0"/>
-                <w:i w:val="0"/>
-                <w:color w:val="64748B"/>
-                <w:sz w:val="16"/>
-              </w:rPr>
-              <w:t>GT-CQ</w:t>
-            </w:r>
-          </w:p>
-        </w:tc>
-        <w:tc>
-          <w:tcPr>
-            <w:tcW w:type="dxa" w:w="4706"/>
-          </w:tcPr>
-          <w:p>
-            <w:r>
-              <w:rPr>
-                <w:b w:val="0"/>
-                <w:i w:val="0"/>
-                <w:sz w:val="17"/>
-              </w:rPr>
-              <w:t>Le moyen que le ménage utilise pour se débarrasser des excréments hors de la concession est enterre et semble exister dans les modalités, prière de prendre attache avec le QG pour plus d'explication afin de la classer bien.</w:t>
-            </w:r>
-          </w:p>
-        </w:tc>
-      </w:tr>
-      <w:tr>
-        <w:tc>
-          <w:tcPr>
-            <w:tcW w:type="dxa" w:w="964"/>
-          </w:tcPr>
-          <w:p>
-            <w:r>
-              <w:rPr>
-                <w:b/>
-                <w:i w:val="0"/>
-                <w:color w:val="EA580C"/>
-                <w:sz w:val="16"/>
-              </w:rPr>
-              <w:t>Moyenne</w:t>
-            </w:r>
-          </w:p>
-        </w:tc>
-        <w:tc>
-          <w:tcPr>
-            <w:tcW w:type="dxa" w:w="1247"/>
-          </w:tcPr>
-          <w:p>
-            <w:r>
-              <w:rPr>
-                <w:b/>
-                <w:i w:val="0"/>
-                <w:sz w:val="16"/>
-              </w:rPr>
-              <w:t>S11</w:t>
-              <w:br/>
-            </w:r>
-            <w:r>
-              <w:rPr>
-                <w:b w:val="0"/>
-                <w:i w:val="0"/>
-                <w:color w:val="64748B"/>
-                <w:sz w:val="14"/>
-              </w:rPr>
-              <w:t>Logement / cadre de vie</w:t>
-            </w:r>
-          </w:p>
-        </w:tc>
-        <w:tc>
-          <w:tcPr>
-            <w:tcW w:type="dxa" w:w="1531"/>
-          </w:tcPr>
-          <w:p>
-            <w:r>
-              <w:rPr>
-                <w:b/>
-                <w:i w:val="0"/>
-                <w:color w:val="16A34A"/>
-                <w:sz w:val="16"/>
-              </w:rPr>
-              <w:t>—</w:t>
-            </w:r>
-          </w:p>
-        </w:tc>
-        <w:tc>
-          <w:tcPr>
-            <w:tcW w:type="dxa" w:w="1191"/>
-          </w:tcPr>
-          <w:p>
-            <w:r>
-              <w:rPr>
-                <w:b w:val="0"/>
-                <w:i w:val="0"/>
-                <w:color w:val="64748B"/>
-                <w:sz w:val="16"/>
-              </w:rPr>
-              <w:t>GT-CQ</w:t>
-            </w:r>
-          </w:p>
-        </w:tc>
-        <w:tc>
-          <w:tcPr>
-            <w:tcW w:type="dxa" w:w="4706"/>
-          </w:tcPr>
-          <w:p>
-            <w:r>
-              <w:rPr>
-                <w:b w:val="0"/>
-                <w:i w:val="0"/>
-                <w:sz w:val="17"/>
-              </w:rPr>
-              <w:t>Attention!!! Les ménages vivants dans un(e) Maison Basse à ZIGUINCHOR Rural ont généralement comme principal matériau de revêtement du sol du logement le/la Ciment/Béton, mais celui du ménage de IDRISSA SAGNA (Terre battue/Sable) diffère de celui-ci.</w:t>
-            </w:r>
-          </w:p>
-        </w:tc>
-      </w:tr>
-      <w:tr>
-        <w:tc>
-          <w:tcPr>
-            <w:tcW w:type="dxa" w:w="964"/>
-          </w:tcPr>
-          <w:p>
-            <w:r>
-              <w:rPr>
-                <w:b/>
-                <w:i w:val="0"/>
-                <w:color w:val="EA580C"/>
-                <w:sz w:val="16"/>
-              </w:rPr>
-              <w:t>Moyenne</w:t>
-            </w:r>
-          </w:p>
-        </w:tc>
-        <w:tc>
-          <w:tcPr>
-            <w:tcW w:type="dxa" w:w="1247"/>
-          </w:tcPr>
-          <w:p>
-            <w:r>
-              <w:rPr>
-                <w:b/>
-                <w:i w:val="0"/>
-                <w:sz w:val="16"/>
-              </w:rPr>
-              <w:t>S11</w:t>
-              <w:br/>
-            </w:r>
-            <w:r>
-              <w:rPr>
-                <w:b w:val="0"/>
-                <w:i w:val="0"/>
-                <w:color w:val="64748B"/>
-                <w:sz w:val="14"/>
-              </w:rPr>
-              <w:t>Logement / cadre de vie</w:t>
-            </w:r>
-          </w:p>
-        </w:tc>
-        <w:tc>
-          <w:tcPr>
-            <w:tcW w:type="dxa" w:w="1531"/>
-          </w:tcPr>
-          <w:p>
-            <w:r>
-              <w:rPr>
-                <w:b/>
-                <w:i w:val="0"/>
-                <w:color w:val="16A34A"/>
-                <w:sz w:val="16"/>
-              </w:rPr>
-              <w:t>—</w:t>
-            </w:r>
-          </w:p>
-        </w:tc>
-        <w:tc>
-          <w:tcPr>
-            <w:tcW w:type="dxa" w:w="1191"/>
-          </w:tcPr>
-          <w:p>
-            <w:r>
-              <w:rPr>
-                <w:b w:val="0"/>
-                <w:i w:val="0"/>
-                <w:color w:val="64748B"/>
-                <w:sz w:val="16"/>
-              </w:rPr>
-              <w:t>GT-CQ</w:t>
-            </w:r>
-          </w:p>
-        </w:tc>
-        <w:tc>
-          <w:tcPr>
-            <w:tcW w:type="dxa" w:w="4706"/>
-          </w:tcPr>
-          <w:p>
-            <w:r>
-              <w:rPr>
-                <w:b w:val="0"/>
-                <w:i w:val="0"/>
-                <w:sz w:val="17"/>
-              </w:rPr>
-              <w:t>Prière de vérifier pour être sûr que vous avez choisi les bonnes modalités des questions 11.01 et 11.19.</w:t>
-            </w:r>
-          </w:p>
-        </w:tc>
-      </w:tr>
-      <w:tr>
-        <w:tc>
-          <w:tcPr>
-            <w:tcW w:type="dxa" w:w="964"/>
-          </w:tcPr>
-          <w:p>
-            <w:r>
-              <w:rPr>
-                <w:b/>
-                <w:i w:val="0"/>
-                <w:color w:val="EA580C"/>
-                <w:sz w:val="16"/>
-              </w:rPr>
-              <w:t>Moyenne</w:t>
-            </w:r>
-          </w:p>
-        </w:tc>
-        <w:tc>
-          <w:tcPr>
-            <w:tcW w:type="dxa" w:w="1247"/>
-          </w:tcPr>
-          <w:p>
-            <w:r>
-              <w:rPr>
-                <w:b/>
-                <w:i w:val="0"/>
-                <w:sz w:val="16"/>
-              </w:rPr>
-              <w:t>S11</w:t>
-              <w:br/>
-            </w:r>
-            <w:r>
-              <w:rPr>
-                <w:b w:val="0"/>
-                <w:i w:val="0"/>
-                <w:color w:val="64748B"/>
-                <w:sz w:val="14"/>
-              </w:rPr>
-              <w:t>Logement / cadre de vie</w:t>
-            </w:r>
-          </w:p>
-        </w:tc>
-        <w:tc>
-          <w:tcPr>
-            <w:tcW w:type="dxa" w:w="1531"/>
-          </w:tcPr>
-          <w:p>
-            <w:r>
-              <w:rPr>
-                <w:b/>
-                <w:i w:val="0"/>
-                <w:color w:val="16A34A"/>
-                <w:sz w:val="16"/>
-              </w:rPr>
-              <w:t>—</w:t>
-            </w:r>
-          </w:p>
-        </w:tc>
-        <w:tc>
-          <w:tcPr>
-            <w:tcW w:type="dxa" w:w="1191"/>
-          </w:tcPr>
-          <w:p>
-            <w:r>
-              <w:rPr>
-                <w:b w:val="0"/>
-                <w:i w:val="0"/>
-                <w:color w:val="64748B"/>
-                <w:sz w:val="16"/>
-              </w:rPr>
-              <w:t>GT-CQ</w:t>
-            </w:r>
-          </w:p>
-        </w:tc>
-        <w:tc>
-          <w:tcPr>
-            <w:tcW w:type="dxa" w:w="4706"/>
-          </w:tcPr>
-          <w:p>
-            <w:r>
-              <w:rPr>
-                <w:b w:val="0"/>
-                <w:i w:val="0"/>
-                <w:sz w:val="17"/>
-              </w:rPr>
-              <w:t>Merci de ne pas corriger si vous êtes sûr de celui donné par le ménage et observé par vous.</w:t>
-            </w:r>
-          </w:p>
-        </w:tc>
-      </w:tr>
-      <w:tr>
-        <w:tc>
-          <w:tcPr>
-            <w:tcW w:type="dxa" w:w="964"/>
-          </w:tcPr>
-          <w:p>
-            <w:r>
-              <w:rPr>
-                <w:b/>
-                <w:i w:val="0"/>
-                <w:color w:val="EA580C"/>
-                <w:sz w:val="16"/>
-              </w:rPr>
-              <w:t>Moyenne</w:t>
-            </w:r>
-          </w:p>
-        </w:tc>
-        <w:tc>
-          <w:tcPr>
-            <w:tcW w:type="dxa" w:w="1247"/>
-          </w:tcPr>
-          <w:p>
-            <w:r>
-              <w:rPr>
-                <w:b/>
-                <w:i w:val="0"/>
-                <w:sz w:val="16"/>
-              </w:rPr>
-              <w:t>S13</w:t>
-              <w:br/>
-            </w:r>
-            <w:r>
-              <w:rPr>
-                <w:b w:val="0"/>
-                <w:i w:val="0"/>
-                <w:color w:val="64748B"/>
-                <w:sz w:val="14"/>
-              </w:rPr>
-              <w:t>Transferts</w:t>
-            </w:r>
-          </w:p>
-        </w:tc>
-        <w:tc>
-          <w:tcPr>
-            <w:tcW w:type="dxa" w:w="1531"/>
-          </w:tcPr>
-          <w:p>
-            <w:r>
-              <w:rPr>
-                <w:b/>
-                <w:i w:val="0"/>
-                <w:color w:val="16A34A"/>
-                <w:sz w:val="16"/>
-              </w:rPr>
-              <w:t>s00q07a, s00q08, s00q10, s00q13_0, s00q15_0, s00q17_0, s00q23a, s00q23b</w:t>
-            </w:r>
-          </w:p>
-        </w:tc>
-        <w:tc>
-          <w:tcPr>
-            <w:tcW w:type="dxa" w:w="1191"/>
-          </w:tcPr>
-          <w:p>
-            <w:r>
-              <w:rPr>
-                <w:b w:val="0"/>
-                <w:i w:val="0"/>
-                <w:color w:val="64748B"/>
-                <w:sz w:val="16"/>
-              </w:rPr>
-              <w:t>GT-CQ</w:t>
-            </w:r>
-          </w:p>
-        </w:tc>
-        <w:tc>
-          <w:tcPr>
-            <w:tcW w:type="dxa" w:w="4706"/>
-          </w:tcPr>
-          <w:p>
-            <w:r>
-              <w:rPr>
-                <w:b w:val="0"/>
-                <w:i w:val="0"/>
-                <w:sz w:val="17"/>
-              </w:rPr>
-              <w:t>L'enquêteur prière de fournir d'effort pour avoir le niveau d'étude et l'âge de celui qui a envoyé/donné de l'argent dans la section 13a (Transfert reçu).</w:t>
-            </w:r>
-          </w:p>
-        </w:tc>
-      </w:tr>
-      <w:tr>
-        <w:tc>
-          <w:tcPr>
-            <w:tcW w:type="dxa" w:w="964"/>
-          </w:tcPr>
-          <w:p>
-            <w:r>
-              <w:rPr>
-                <w:b/>
-                <w:i w:val="0"/>
-                <w:color w:val="EA580C"/>
-                <w:sz w:val="16"/>
-              </w:rPr>
-              <w:t>Moyenne</w:t>
-            </w:r>
-          </w:p>
-        </w:tc>
-        <w:tc>
-          <w:tcPr>
-            <w:tcW w:type="dxa" w:w="1247"/>
-          </w:tcPr>
-          <w:p>
-            <w:r>
-              <w:rPr>
-                <w:b/>
-                <w:i w:val="0"/>
-                <w:sz w:val="16"/>
-              </w:rPr>
-              <w:t>S13</w:t>
-              <w:br/>
-            </w:r>
-            <w:r>
-              <w:rPr>
-                <w:b w:val="0"/>
-                <w:i w:val="0"/>
-                <w:color w:val="64748B"/>
-                <w:sz w:val="14"/>
-              </w:rPr>
-              <w:t>Transferts</w:t>
-            </w:r>
-          </w:p>
-        </w:tc>
-        <w:tc>
-          <w:tcPr>
-            <w:tcW w:type="dxa" w:w="1531"/>
-          </w:tcPr>
-          <w:p>
-            <w:r>
-              <w:rPr>
-                <w:b/>
-                <w:i w:val="0"/>
-                <w:color w:val="16A34A"/>
-                <w:sz w:val="16"/>
-              </w:rPr>
-              <w:t>s00q27, s01q00a, s01q12, s01q13, s02q04, s03q11, s03q12, s01q01</w:t>
-            </w:r>
-          </w:p>
-        </w:tc>
-        <w:tc>
-          <w:tcPr>
-            <w:tcW w:type="dxa" w:w="1191"/>
-          </w:tcPr>
-          <w:p>
-            <w:r>
-              <w:rPr>
-                <w:b w:val="0"/>
-                <w:i w:val="0"/>
-                <w:color w:val="64748B"/>
-                <w:sz w:val="16"/>
-              </w:rPr>
-              <w:t>GT-CQ</w:t>
-            </w:r>
-          </w:p>
-        </w:tc>
-        <w:tc>
-          <w:tcPr>
-            <w:tcW w:type="dxa" w:w="4706"/>
-          </w:tcPr>
-          <w:p>
-            <w:r>
-              <w:rPr>
-                <w:b w:val="0"/>
-                <w:i w:val="0"/>
-                <w:sz w:val="17"/>
-              </w:rPr>
               <w:t>L'âge de celui qui a envoyé/donné de l'argent dans la section 13a (Transfert reçu) semble  élévé, prière de corriger ou confirmer ave le QG.</w:t>
-            </w:r>
-          </w:p>
-        </w:tc>
-      </w:tr>
-      <w:tr>
-        <w:tc>
-          <w:tcPr>
-            <w:tcW w:type="dxa" w:w="964"/>
-          </w:tcPr>
-          <w:p>
-            <w:r>
-              <w:rPr>
-                <w:b/>
-                <w:i w:val="0"/>
-                <w:color w:val="EA580C"/>
-                <w:sz w:val="16"/>
-              </w:rPr>
-              <w:t>Moyenne</w:t>
-            </w:r>
-          </w:p>
-        </w:tc>
-        <w:tc>
-          <w:tcPr>
-            <w:tcW w:type="dxa" w:w="1247"/>
-          </w:tcPr>
-          <w:p>
-            <w:r>
-              <w:rPr>
-                <w:b/>
-                <w:i w:val="0"/>
-                <w:sz w:val="16"/>
-              </w:rPr>
-              <w:t>S13</w:t>
-              <w:br/>
-            </w:r>
-            <w:r>
-              <w:rPr>
-                <w:b w:val="0"/>
-                <w:i w:val="0"/>
-                <w:color w:val="64748B"/>
-                <w:sz w:val="14"/>
-              </w:rPr>
-              <w:t>Transferts</w:t>
-            </w:r>
-          </w:p>
-        </w:tc>
-        <w:tc>
-          <w:tcPr>
-            <w:tcW w:type="dxa" w:w="1531"/>
-          </w:tcPr>
-          <w:p>
-            <w:r>
-              <w:rPr>
-                <w:b/>
-                <w:i w:val="0"/>
-                <w:color w:val="16A34A"/>
-                <w:sz w:val="16"/>
-              </w:rPr>
-              <w:t>s00q07a, s00q08, s00q10, s00q13_0, s00q15_0, s00q17_0, s00q23a, s00q23b</w:t>
-            </w:r>
-          </w:p>
-        </w:tc>
-        <w:tc>
-          <w:tcPr>
-            <w:tcW w:type="dxa" w:w="1191"/>
-          </w:tcPr>
-          <w:p>
-            <w:r>
-              <w:rPr>
-                <w:b w:val="0"/>
-                <w:i w:val="0"/>
-                <w:color w:val="64748B"/>
-                <w:sz w:val="16"/>
-              </w:rPr>
-              <w:t>GT-CQ</w:t>
-            </w:r>
-          </w:p>
-        </w:tc>
-        <w:tc>
-          <w:tcPr>
-            <w:tcW w:type="dxa" w:w="4706"/>
-          </w:tcPr>
-          <w:p>
-            <w:r>
-              <w:rPr>
-                <w:b w:val="0"/>
-                <w:i w:val="0"/>
-                <w:sz w:val="17"/>
-              </w:rPr>
-              <w:t>L'enquêteur prière de fournir d'effort pour avoir le niveau d'étude et l'âge de celui qui a béneficié de l'argent dans la section 13b (Transfert emis).</w:t>
             </w:r>
           </w:p>
         </w:tc>
